--- a/static/CV.docx
+++ b/static/CV.docx
@@ -2578,28 +2578,371 @@
         <w:spacing w:line="240" w:lineRule="auto"/>
         <w:ind w:left="1440"/>
         <w:rPr>
-          <w:rFonts w:ascii="Roboto" w:hAnsi="Roboto"/>
-          <w:lang w:bidi="fa-IR"/>
-        </w:rPr>
-      </w:pPr>
-      <w:r>
-        <w:rPr>
           <w:b/>
           <w:bCs/>
           <w:noProof/>
           <w:sz w:val="20"/>
           <w:szCs w:val="20"/>
         </w:rPr>
+      </w:pPr>
+    </w:p>
+    <w:p>
+      <w:pPr>
+        <w:tabs>
+          <w:tab w:val="left" w:pos="5280"/>
+        </w:tabs>
+        <w:spacing w:line="240" w:lineRule="auto"/>
+        <w:ind w:left="1440"/>
+        <w:rPr>
+          <w:b/>
+          <w:bCs/>
+          <w:noProof/>
+          <w:sz w:val="20"/>
+          <w:szCs w:val="20"/>
+        </w:rPr>
+      </w:pPr>
+    </w:p>
+    <w:p>
+      <w:pPr>
+        <w:tabs>
+          <w:tab w:val="left" w:pos="5280"/>
+        </w:tabs>
+        <w:spacing w:line="240" w:lineRule="auto"/>
+        <w:ind w:left="1440"/>
+        <w:rPr>
+          <w:rFonts w:ascii="Roboto" w:hAnsi="Roboto"/>
+          <w:lang w:bidi="fa-IR"/>
+        </w:rPr>
+      </w:pPr>
+    </w:p>
+    <w:p>
+      <w:pPr>
+        <w:tabs>
+          <w:tab w:val="left" w:pos="5280"/>
+        </w:tabs>
+        <w:rPr>
+          <w:rFonts w:ascii="Roboto" w:hAnsi="Roboto"/>
+          <w:b/>
+          <w:bCs/>
+          <w:sz w:val="28"/>
+          <w:szCs w:val="28"/>
+          <w:lang w:bidi="fa-IR"/>
+        </w:rPr>
+      </w:pPr>
+      <w:r>
+        <w:rPr>
+          <w:rFonts w:ascii="Roboto" w:hAnsi="Roboto"/>
+          <w:b/>
+          <w:bCs/>
+          <w:sz w:val="28"/>
+          <w:szCs w:val="28"/>
+          <w:lang w:bidi="fa-IR"/>
+        </w:rPr>
+        <w:lastRenderedPageBreak/>
+        <w:t>CORE COURSES</w:t>
+      </w:r>
+    </w:p>
+    <w:p>
+      <w:pPr>
+        <w:tabs>
+          <w:tab w:val="left" w:pos="5280"/>
+        </w:tabs>
+        <w:rPr>
+          <w:rFonts w:ascii="Roboto" w:hAnsi="Roboto"/>
+          <w:lang w:bidi="fa-IR"/>
+        </w:rPr>
+      </w:pPr>
+      <w:r>
+        <w:rPr>
+          <w:rFonts w:ascii="Roboto" w:hAnsi="Roboto"/>
+          <w:lang w:bidi="fa-IR"/>
+        </w:rPr>
+        <w:t xml:space="preserve">Data </w:t>
+      </w:r>
+      <w:r>
+        <w:rPr>
+          <w:rFonts w:ascii="Roboto" w:hAnsi="Roboto"/>
+          <w:lang w:bidi="fa-IR"/>
+        </w:rPr>
+        <w:t>Base (</w:t>
+      </w:r>
+      <w:r>
+        <w:rPr>
+          <w:rFonts w:ascii="Roboto" w:hAnsi="Roboto"/>
+          <w:lang w:bidi="fa-IR"/>
+        </w:rPr>
+        <w:t xml:space="preserve">20) </w:t>
+      </w:r>
+      <w:r>
+        <w:rPr>
+          <w:rFonts w:ascii="Roboto" w:hAnsi="Roboto"/>
+          <w:b/>
+          <w:bCs/>
+        </w:rPr>
+        <w:t>•</w:t>
+      </w:r>
+      <w:r>
+        <w:rPr>
+          <w:rFonts w:ascii="Roboto" w:hAnsi="Roboto"/>
+        </w:rPr>
+        <w:t xml:space="preserve"> </w:t>
+      </w:r>
+      <w:r>
+        <w:rPr>
+          <w:rFonts w:ascii="Roboto" w:hAnsi="Roboto"/>
+          <w:lang w:bidi="fa-IR"/>
+        </w:rPr>
+        <w:t xml:space="preserve">Digital Logic </w:t>
+      </w:r>
+      <w:r>
+        <w:rPr>
+          <w:rFonts w:ascii="Roboto" w:hAnsi="Roboto"/>
+          <w:lang w:bidi="fa-IR"/>
+        </w:rPr>
+        <w:t>Design (</w:t>
+      </w:r>
+      <w:r>
+        <w:rPr>
+          <w:rFonts w:ascii="Roboto" w:hAnsi="Roboto"/>
+          <w:lang w:bidi="fa-IR"/>
+        </w:rPr>
+        <w:t xml:space="preserve">18.59) </w:t>
+      </w:r>
+      <w:r>
+        <w:rPr>
+          <w:rFonts w:ascii="Roboto" w:hAnsi="Roboto"/>
+          <w:b/>
+          <w:bCs/>
+        </w:rPr>
+        <w:t>•</w:t>
+      </w:r>
+      <w:r>
+        <w:rPr>
+          <w:rFonts w:ascii="Roboto" w:hAnsi="Roboto"/>
+        </w:rPr>
+        <w:t xml:space="preserve"> </w:t>
+      </w:r>
+      <w:r>
+        <w:rPr>
+          <w:rFonts w:ascii="Roboto" w:hAnsi="Roboto"/>
+          <w:lang w:bidi="fa-IR"/>
+        </w:rPr>
+        <w:t xml:space="preserve">Computer </w:t>
+      </w:r>
+      <w:r>
+        <w:rPr>
+          <w:rFonts w:ascii="Roboto" w:hAnsi="Roboto"/>
+          <w:lang w:bidi="fa-IR"/>
+        </w:rPr>
+        <w:t>Architecture (</w:t>
+      </w:r>
+      <w:r>
+        <w:rPr>
+          <w:rFonts w:ascii="Roboto" w:hAnsi="Roboto"/>
+          <w:lang w:bidi="fa-IR"/>
+        </w:rPr>
+        <w:t xml:space="preserve">20) </w:t>
+      </w:r>
+      <w:r>
+        <w:rPr>
+          <w:rFonts w:ascii="Roboto" w:hAnsi="Roboto"/>
+          <w:b/>
+          <w:bCs/>
+        </w:rPr>
+        <w:t>•</w:t>
+      </w:r>
+      <w:r>
+        <w:rPr>
+          <w:rFonts w:ascii="Roboto" w:hAnsi="Roboto"/>
+        </w:rPr>
+        <w:t xml:space="preserve"> </w:t>
+      </w:r>
+      <w:r>
+        <w:rPr>
+          <w:rFonts w:ascii="Roboto" w:hAnsi="Roboto"/>
+          <w:lang w:bidi="fa-IR"/>
+        </w:rPr>
+        <w:t xml:space="preserve">Computer Networks (20) </w:t>
+      </w:r>
+      <w:r>
+        <w:rPr>
+          <w:rFonts w:ascii="Roboto" w:hAnsi="Roboto"/>
+          <w:b/>
+          <w:bCs/>
+        </w:rPr>
+        <w:t>•</w:t>
+      </w:r>
+      <w:r>
+        <w:rPr>
+          <w:rFonts w:ascii="Roboto" w:hAnsi="Roboto"/>
+        </w:rPr>
+        <w:t xml:space="preserve"> </w:t>
+      </w:r>
+      <w:r>
+        <w:rPr>
+          <w:rFonts w:ascii="Roboto" w:hAnsi="Roboto"/>
+          <w:lang w:bidi="fa-IR"/>
+        </w:rPr>
+        <w:t xml:space="preserve">Artificial Intelligence and Expert Systems (20) </w:t>
+      </w:r>
+      <w:r>
+        <w:rPr>
+          <w:rFonts w:ascii="Roboto" w:hAnsi="Roboto"/>
+          <w:b/>
+          <w:bCs/>
+        </w:rPr>
+        <w:t>•</w:t>
+      </w:r>
+      <w:r>
+        <w:rPr>
+          <w:rFonts w:ascii="Roboto" w:hAnsi="Roboto"/>
+        </w:rPr>
+        <w:t xml:space="preserve"> </w:t>
+      </w:r>
+      <w:r>
+        <w:rPr>
+          <w:rFonts w:ascii="Roboto" w:hAnsi="Roboto"/>
+        </w:rPr>
+        <w:t>Signals and Systems (</w:t>
+      </w:r>
+      <w:r>
+        <w:rPr>
+          <w:rFonts w:ascii="Roboto" w:hAnsi="Roboto"/>
+        </w:rPr>
+        <w:t>17)</w:t>
+      </w:r>
+      <w:r>
+        <w:rPr>
+          <w:rFonts w:ascii="Roboto" w:hAnsi="Roboto"/>
+          <w:b/>
+          <w:bCs/>
+        </w:rPr>
+        <w:t xml:space="preserve"> •</w:t>
+      </w:r>
+      <w:r>
+        <w:rPr>
+          <w:rFonts w:ascii="Roboto" w:hAnsi="Roboto"/>
+          <w:b/>
+          <w:bCs/>
+        </w:rPr>
+        <w:t xml:space="preserve"> </w:t>
+      </w:r>
+      <w:r>
+        <w:rPr>
+          <w:rFonts w:ascii="Roboto" w:hAnsi="Roboto"/>
+        </w:rPr>
+        <w:t>Advance Programming (20)</w:t>
+      </w:r>
+      <w:r>
+        <w:rPr>
+          <w:rFonts w:ascii="Roboto" w:hAnsi="Roboto"/>
+          <w:lang w:bidi="fa-IR"/>
+        </w:rPr>
+        <w:t xml:space="preserve"> </w:t>
+      </w:r>
+      <w:r>
+        <w:rPr>
+          <w:rFonts w:ascii="Roboto" w:hAnsi="Roboto"/>
+          <w:b/>
+          <w:bCs/>
+        </w:rPr>
+        <w:t>•</w:t>
+      </w:r>
+      <w:r>
+        <w:rPr>
+          <w:rFonts w:ascii="Roboto" w:hAnsi="Roboto"/>
+        </w:rPr>
+        <w:t xml:space="preserve"> Design Programming Languages (20)</w:t>
+      </w:r>
+      <w:r>
+        <w:rPr>
+          <w:rFonts w:ascii="Roboto" w:hAnsi="Roboto"/>
+          <w:lang w:bidi="fa-IR"/>
+        </w:rPr>
+        <w:t xml:space="preserve"> </w:t>
+      </w:r>
+      <w:r>
+        <w:rPr>
+          <w:rFonts w:ascii="Roboto" w:hAnsi="Roboto"/>
+          <w:b/>
+          <w:bCs/>
+        </w:rPr>
+        <w:t>•</w:t>
+      </w:r>
+      <w:r>
+        <w:rPr>
+          <w:rFonts w:ascii="Roboto" w:hAnsi="Roboto"/>
+        </w:rPr>
+        <w:t xml:space="preserve"> Basics of Wireless Networks (17)</w:t>
+      </w:r>
+      <w:r>
+        <w:rPr>
+          <w:rFonts w:ascii="Roboto" w:hAnsi="Roboto"/>
+          <w:lang w:bidi="fa-IR"/>
+        </w:rPr>
+        <w:t xml:space="preserve"> </w:t>
+      </w:r>
+      <w:r>
+        <w:rPr>
+          <w:rFonts w:ascii="Roboto" w:hAnsi="Roboto"/>
+          <w:b/>
+          <w:bCs/>
+        </w:rPr>
+        <w:t xml:space="preserve">• </w:t>
+      </w:r>
+      <w:r>
+        <w:rPr>
+          <w:rFonts w:ascii="Roboto" w:hAnsi="Roboto"/>
+        </w:rPr>
+        <w:t xml:space="preserve">Advanced Database (18) </w:t>
+      </w:r>
+      <w:r>
+        <w:rPr>
+          <w:rFonts w:ascii="Roboto" w:hAnsi="Roboto"/>
+          <w:b/>
+          <w:bCs/>
+        </w:rPr>
+        <w:t>•</w:t>
+      </w:r>
+      <w:r>
+        <w:rPr>
+          <w:rFonts w:ascii="Roboto" w:hAnsi="Roboto"/>
+        </w:rPr>
+        <w:t xml:space="preserve"> Latent and Real-time System (19)</w:t>
+      </w:r>
+    </w:p>
+    <w:p>
+      <w:pPr>
+        <w:tabs>
+          <w:tab w:val="left" w:pos="1996"/>
+        </w:tabs>
+        <w:rPr>
+          <w:rFonts w:ascii="Roboto" w:hAnsi="Roboto"/>
+          <w:b/>
+          <w:bCs/>
+          <w:sz w:val="28"/>
+          <w:szCs w:val="28"/>
+          <w:lang w:bidi="fa-IR"/>
+        </w:rPr>
+      </w:pPr>
+      <w:r>
+        <w:rPr>
+          <w:b/>
+          <w:bCs/>
+          <w:noProof/>
+          <w:sz w:val="20"/>
+          <w:szCs w:val="20"/>
+        </w:rPr>
         <mc:AlternateContent>
           <mc:Choice Requires="wps">
             <w:drawing>
-              <wp:anchor distT="0" distB="0" distL="114300" distR="114300" simplePos="0" relativeHeight="251665408" behindDoc="0" locked="0" layoutInCell="1" allowOverlap="1" wp14:anchorId="2580E208" wp14:editId="3972F65B">
+              <wp:anchor distT="0" distB="0" distL="114300" distR="114300" simplePos="0" relativeHeight="251679744" behindDoc="0" locked="0" layoutInCell="1" allowOverlap="1" wp14:anchorId="13E84E9B" wp14:editId="7D27FF48">
                 <wp:simplePos x="0" y="0"/>
                 <wp:positionH relativeFrom="column">
                   <wp:posOffset>-342900</wp:posOffset>
                 </wp:positionH>
                 <wp:positionV relativeFrom="paragraph">
-                  <wp:posOffset>154940</wp:posOffset>
+                  <wp:posOffset>99695</wp:posOffset>
                 </wp:positionV>
                 <wp:extent cx="6638290" cy="0"/>
                 <wp:effectExtent l="0" t="0" r="0" b="0"/>
@@ -2648,308 +2991,12 @@
           </mc:Choice>
           <mc:Fallback>
             <w:pict>
-              <v:line w14:anchorId="39B7C115" id="Straight Connector 2" o:spid="_x0000_s1026" style="position:absolute;flip:y;z-index:251665408;visibility:visible;mso-wrap-style:square;mso-width-percent:0;mso-height-percent:0;mso-wrap-distance-left:9pt;mso-wrap-distance-top:0;mso-wrap-distance-right:9pt;mso-wrap-distance-bottom:0;mso-position-horizontal:absolute;mso-position-horizontal-relative:text;mso-position-vertical:absolute;mso-position-vertical-relative:text;mso-width-percent:0;mso-height-percent:0;mso-width-relative:margin;mso-height-relative:margin" from="-27pt,12.2pt" to="495.7pt,12.2pt" o:gfxdata="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" strokecolor="black [3200]" strokeweight=".5pt">
+              <v:line w14:anchorId="561238DD" id="Straight Connector 2" o:spid="_x0000_s1026" style="position:absolute;flip:y;z-index:251679744;visibility:visible;mso-wrap-style:square;mso-width-percent:0;mso-height-percent:0;mso-wrap-distance-left:9pt;mso-wrap-distance-top:0;mso-wrap-distance-right:9pt;mso-wrap-distance-bottom:0;mso-position-horizontal:absolute;mso-position-horizontal-relative:text;mso-position-vertical:absolute;mso-position-vertical-relative:text;mso-width-percent:0;mso-height-percent:0;mso-width-relative:margin;mso-height-relative:margin" from="-27pt,7.85pt" to="495.7pt,7.85pt" o:gfxdata="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" strokecolor="black [3200]" strokeweight=".5pt">
                 <v:stroke joinstyle="miter"/>
               </v:line>
             </w:pict>
           </mc:Fallback>
         </mc:AlternateContent>
-      </w:r>
-    </w:p>
-    <w:p>
-      <w:pPr>
-        <w:tabs>
-          <w:tab w:val="left" w:pos="5280"/>
-        </w:tabs>
-        <w:rPr>
-          <w:rFonts w:ascii="Roboto" w:hAnsi="Roboto"/>
-          <w:b/>
-          <w:bCs/>
-          <w:sz w:val="28"/>
-          <w:szCs w:val="28"/>
-          <w:lang w:bidi="fa-IR"/>
-        </w:rPr>
-      </w:pPr>
-      <w:r>
-        <w:rPr>
-          <w:rFonts w:ascii="Roboto" w:hAnsi="Roboto"/>
-          <w:b/>
-          <w:bCs/>
-          <w:sz w:val="28"/>
-          <w:szCs w:val="28"/>
-          <w:lang w:bidi="fa-IR"/>
-        </w:rPr>
-        <w:t>CORE COURSES</w:t>
-      </w:r>
-    </w:p>
-    <w:p>
-      <w:pPr>
-        <w:tabs>
-          <w:tab w:val="left" w:pos="5280"/>
-        </w:tabs>
-        <w:rPr>
-          <w:rFonts w:ascii="Roboto" w:hAnsi="Roboto"/>
-          <w:lang w:bidi="fa-IR"/>
-        </w:rPr>
-      </w:pPr>
-      <w:r>
-        <w:rPr>
-          <w:rFonts w:ascii="Roboto" w:hAnsi="Roboto"/>
-          <w:lang w:bidi="fa-IR"/>
-        </w:rPr>
-        <w:lastRenderedPageBreak/>
-        <w:t xml:space="preserve">Data </w:t>
-      </w:r>
-      <w:r>
-        <w:rPr>
-          <w:rFonts w:ascii="Roboto" w:hAnsi="Roboto"/>
-          <w:lang w:bidi="fa-IR"/>
-        </w:rPr>
-        <w:t>Base (</w:t>
-      </w:r>
-      <w:r>
-        <w:rPr>
-          <w:rFonts w:ascii="Roboto" w:hAnsi="Roboto"/>
-          <w:lang w:bidi="fa-IR"/>
-        </w:rPr>
-        <w:t xml:space="preserve">20) </w:t>
-      </w:r>
-      <w:r>
-        <w:rPr>
-          <w:rFonts w:ascii="Roboto" w:hAnsi="Roboto"/>
-          <w:b/>
-          <w:bCs/>
-        </w:rPr>
-        <w:t>•</w:t>
-      </w:r>
-      <w:r>
-        <w:rPr>
-          <w:rFonts w:ascii="Roboto" w:hAnsi="Roboto"/>
-        </w:rPr>
-        <w:t xml:space="preserve"> </w:t>
-      </w:r>
-      <w:r>
-        <w:rPr>
-          <w:rFonts w:ascii="Roboto" w:hAnsi="Roboto"/>
-          <w:lang w:bidi="fa-IR"/>
-        </w:rPr>
-        <w:t xml:space="preserve">Digital Logic </w:t>
-      </w:r>
-      <w:r>
-        <w:rPr>
-          <w:rFonts w:ascii="Roboto" w:hAnsi="Roboto"/>
-          <w:lang w:bidi="fa-IR"/>
-        </w:rPr>
-        <w:t>Design (</w:t>
-      </w:r>
-      <w:r>
-        <w:rPr>
-          <w:rFonts w:ascii="Roboto" w:hAnsi="Roboto"/>
-          <w:lang w:bidi="fa-IR"/>
-        </w:rPr>
-        <w:t xml:space="preserve">18.59) </w:t>
-      </w:r>
-      <w:r>
-        <w:rPr>
-          <w:rFonts w:ascii="Roboto" w:hAnsi="Roboto"/>
-          <w:b/>
-          <w:bCs/>
-        </w:rPr>
-        <w:t>•</w:t>
-      </w:r>
-      <w:r>
-        <w:rPr>
-          <w:rFonts w:ascii="Roboto" w:hAnsi="Roboto"/>
-        </w:rPr>
-        <w:t xml:space="preserve"> </w:t>
-      </w:r>
-      <w:r>
-        <w:rPr>
-          <w:rFonts w:ascii="Roboto" w:hAnsi="Roboto"/>
-          <w:lang w:bidi="fa-IR"/>
-        </w:rPr>
-        <w:t xml:space="preserve">Computer </w:t>
-      </w:r>
-      <w:r>
-        <w:rPr>
-          <w:rFonts w:ascii="Roboto" w:hAnsi="Roboto"/>
-          <w:lang w:bidi="fa-IR"/>
-        </w:rPr>
-        <w:t>Architecture (</w:t>
-      </w:r>
-      <w:r>
-        <w:rPr>
-          <w:rFonts w:ascii="Roboto" w:hAnsi="Roboto"/>
-          <w:lang w:bidi="fa-IR"/>
-        </w:rPr>
-        <w:t xml:space="preserve">20) </w:t>
-      </w:r>
-      <w:r>
-        <w:rPr>
-          <w:rFonts w:ascii="Roboto" w:hAnsi="Roboto"/>
-          <w:b/>
-          <w:bCs/>
-        </w:rPr>
-        <w:t>•</w:t>
-      </w:r>
-      <w:r>
-        <w:rPr>
-          <w:rFonts w:ascii="Roboto" w:hAnsi="Roboto"/>
-        </w:rPr>
-        <w:t xml:space="preserve"> </w:t>
-      </w:r>
-      <w:r>
-        <w:rPr>
-          <w:rFonts w:ascii="Roboto" w:hAnsi="Roboto"/>
-          <w:lang w:bidi="fa-IR"/>
-        </w:rPr>
-        <w:t xml:space="preserve">Computer Networks (20) </w:t>
-      </w:r>
-      <w:r>
-        <w:rPr>
-          <w:rFonts w:ascii="Roboto" w:hAnsi="Roboto"/>
-          <w:b/>
-          <w:bCs/>
-        </w:rPr>
-        <w:t>•</w:t>
-      </w:r>
-      <w:r>
-        <w:rPr>
-          <w:rFonts w:ascii="Roboto" w:hAnsi="Roboto"/>
-        </w:rPr>
-        <w:t xml:space="preserve"> </w:t>
-      </w:r>
-      <w:r>
-        <w:rPr>
-          <w:rFonts w:ascii="Roboto" w:hAnsi="Roboto"/>
-          <w:lang w:bidi="fa-IR"/>
-        </w:rPr>
-        <w:t xml:space="preserve">Artificial Intelligence and Expert Systems (20) </w:t>
-      </w:r>
-      <w:r>
-        <w:rPr>
-          <w:rFonts w:ascii="Roboto" w:hAnsi="Roboto"/>
-          <w:b/>
-          <w:bCs/>
-        </w:rPr>
-        <w:t>•</w:t>
-      </w:r>
-      <w:r>
-        <w:rPr>
-          <w:rFonts w:ascii="Roboto" w:hAnsi="Roboto"/>
-        </w:rPr>
-        <w:t xml:space="preserve"> </w:t>
-      </w:r>
-      <w:r>
-        <w:rPr>
-          <w:rFonts w:ascii="Roboto" w:hAnsi="Roboto"/>
-        </w:rPr>
-        <w:t>Signals and Systems (</w:t>
-      </w:r>
-      <w:r>
-        <w:rPr>
-          <w:rFonts w:ascii="Roboto" w:hAnsi="Roboto"/>
-        </w:rPr>
-        <w:t>17)</w:t>
-      </w:r>
-      <w:r>
-        <w:rPr>
-          <w:rFonts w:ascii="Roboto" w:hAnsi="Roboto"/>
-          <w:b/>
-          <w:bCs/>
-        </w:rPr>
-        <w:t xml:space="preserve"> •</w:t>
-      </w:r>
-      <w:r>
-        <w:rPr>
-          <w:rFonts w:ascii="Roboto" w:hAnsi="Roboto"/>
-          <w:b/>
-          <w:bCs/>
-        </w:rPr>
-        <w:t xml:space="preserve"> </w:t>
-      </w:r>
-      <w:r>
-        <w:rPr>
-          <w:rFonts w:ascii="Roboto" w:hAnsi="Roboto"/>
-        </w:rPr>
-        <w:t>Advance Programming (20)</w:t>
-      </w:r>
-      <w:r>
-        <w:rPr>
-          <w:rFonts w:ascii="Roboto" w:hAnsi="Roboto"/>
-          <w:lang w:bidi="fa-IR"/>
-        </w:rPr>
-        <w:t xml:space="preserve"> </w:t>
-      </w:r>
-      <w:r>
-        <w:rPr>
-          <w:rFonts w:ascii="Roboto" w:hAnsi="Roboto"/>
-          <w:b/>
-          <w:bCs/>
-        </w:rPr>
-        <w:t>•</w:t>
-      </w:r>
-      <w:r>
-        <w:rPr>
-          <w:rFonts w:ascii="Roboto" w:hAnsi="Roboto"/>
-        </w:rPr>
-        <w:t xml:space="preserve"> Design Programming Languages (20)</w:t>
-      </w:r>
-      <w:r>
-        <w:rPr>
-          <w:rFonts w:ascii="Roboto" w:hAnsi="Roboto"/>
-          <w:lang w:bidi="fa-IR"/>
-        </w:rPr>
-        <w:t xml:space="preserve"> </w:t>
-      </w:r>
-      <w:r>
-        <w:rPr>
-          <w:rFonts w:ascii="Roboto" w:hAnsi="Roboto"/>
-          <w:b/>
-          <w:bCs/>
-        </w:rPr>
-        <w:t>•</w:t>
-      </w:r>
-      <w:r>
-        <w:rPr>
-          <w:rFonts w:ascii="Roboto" w:hAnsi="Roboto"/>
-        </w:rPr>
-        <w:t xml:space="preserve"> Basics of Wireless Networks (17)</w:t>
-      </w:r>
-      <w:r>
-        <w:rPr>
-          <w:rFonts w:ascii="Roboto" w:hAnsi="Roboto"/>
-          <w:lang w:bidi="fa-IR"/>
-        </w:rPr>
-        <w:t xml:space="preserve"> </w:t>
-      </w:r>
-      <w:r>
-        <w:rPr>
-          <w:rFonts w:ascii="Roboto" w:hAnsi="Roboto"/>
-          <w:b/>
-          <w:bCs/>
-        </w:rPr>
-        <w:t xml:space="preserve">• </w:t>
-      </w:r>
-      <w:r>
-        <w:rPr>
-          <w:rFonts w:ascii="Roboto" w:hAnsi="Roboto"/>
-        </w:rPr>
-        <w:t xml:space="preserve">Advanced Database (18) </w:t>
-      </w:r>
-      <w:r>
-        <w:rPr>
-          <w:rFonts w:ascii="Roboto" w:hAnsi="Roboto"/>
-          <w:b/>
-          <w:bCs/>
-        </w:rPr>
-        <w:t>•</w:t>
-      </w:r>
-      <w:r>
-        <w:rPr>
-          <w:rFonts w:ascii="Roboto" w:hAnsi="Roboto"/>
-        </w:rPr>
-        <w:t xml:space="preserve"> Latent and Real-time System (19)</w:t>
       </w:r>
     </w:p>
     <w:p>

--- a/static/CV.docx
+++ b/static/CV.docx
@@ -250,7 +250,74 @@
           <w:sz w:val="20"/>
           <w:szCs w:val="20"/>
         </w:rPr>
-        <w:t>Transferred student</w:t>
+        <w:t xml:space="preserve">Transferred </w:t>
+      </w:r>
+      <w:r>
+        <w:rPr>
+          <w:rFonts w:ascii="Roboto" w:hAnsi="Roboto"/>
+          <w:sz w:val="20"/>
+          <w:szCs w:val="20"/>
+        </w:rPr>
+        <w:t>S</w:t>
+      </w:r>
+      <w:r>
+        <w:rPr>
+          <w:rFonts w:ascii="Roboto" w:hAnsi="Roboto"/>
+          <w:sz w:val="20"/>
+          <w:szCs w:val="20"/>
+        </w:rPr>
+        <w:t>tudent</w:t>
+      </w:r>
+    </w:p>
+    <w:p>
+      <w:pPr>
+        <w:spacing w:line="240" w:lineRule="auto"/>
+        <w:ind w:left="720" w:firstLine="720"/>
+        <w:rPr>
+          <w:rFonts w:ascii="Roboto" w:hAnsi="Roboto"/>
+          <w:sz w:val="20"/>
+          <w:szCs w:val="20"/>
+        </w:rPr>
+      </w:pPr>
+      <w:r>
+        <w:rPr>
+          <w:rFonts w:ascii="Roboto" w:hAnsi="Roboto"/>
+          <w:sz w:val="20"/>
+          <w:szCs w:val="20"/>
+        </w:rPr>
+        <w:t xml:space="preserve">Last Two Years GPA: </w:t>
+      </w:r>
+      <w:r>
+        <w:rPr>
+          <w:rFonts w:ascii="Roboto" w:hAnsi="Roboto"/>
+          <w:sz w:val="20"/>
+          <w:szCs w:val="20"/>
+        </w:rPr>
+        <w:t>?</w:t>
+      </w:r>
+      <w:r>
+        <w:rPr>
+          <w:rFonts w:ascii="Roboto" w:hAnsi="Roboto"/>
+          <w:sz w:val="20"/>
+          <w:szCs w:val="20"/>
+        </w:rPr>
+        <w:t xml:space="preserve">/20 – </w:t>
+      </w:r>
+      <w:r>
+        <w:rPr>
+          <w:rFonts w:ascii="Roboto" w:hAnsi="Roboto"/>
+          <w:sz w:val="20"/>
+          <w:szCs w:val="20"/>
+        </w:rPr>
+        <w:t>?</w:t>
+      </w:r>
+      <w:r>
+        <w:rPr>
+          <w:rFonts w:ascii="Roboto" w:hAnsi="Roboto"/>
+          <w:sz w:val="20"/>
+          <w:szCs w:val="20"/>
+        </w:rPr>
+        <w:t>/4</w:t>
       </w:r>
     </w:p>
     <w:p>
@@ -271,6 +338,14 @@
           <w:sz w:val="20"/>
           <w:szCs w:val="20"/>
         </w:rPr>
+        <w:t xml:space="preserve">Total </w:t>
+      </w:r>
+      <w:r>
+        <w:rPr>
+          <w:rFonts w:ascii="Roboto" w:hAnsi="Roboto"/>
+          <w:sz w:val="20"/>
+          <w:szCs w:val="20"/>
+        </w:rPr>
         <w:t>GPA:</w:t>
       </w:r>
       <w:r>
@@ -365,7 +440,7 @@
         <mc:AlternateContent>
           <mc:Choice Requires="wps">
             <w:drawing>
-              <wp:anchor distT="0" distB="0" distL="114300" distR="114300" simplePos="0" relativeHeight="251659264" behindDoc="0" locked="0" layoutInCell="1" allowOverlap="1" wp14:anchorId="1CB9887D" wp14:editId="3180902F">
+              <wp:anchor distT="0" distB="0" distL="114300" distR="114300" simplePos="0" relativeHeight="251659264" behindDoc="0" locked="0" layoutInCell="1" allowOverlap="1" wp14:anchorId="1CB9887D" wp14:editId="44F08529">
                 <wp:simplePos x="0" y="0"/>
                 <wp:positionH relativeFrom="column">
                   <wp:posOffset>-342900</wp:posOffset>
@@ -420,7 +495,7 @@
           </mc:Choice>
           <mc:Fallback>
             <w:pict>
-              <v:line w14:anchorId="2A63A72C" id="Straight Connector 1" o:spid="_x0000_s1026" style="position:absolute;flip:y;z-index:251659264;visibility:visible;mso-wrap-style:square;mso-width-percent:0;mso-height-percent:0;mso-wrap-distance-left:9pt;mso-wrap-distance-top:0;mso-wrap-distance-right:9pt;mso-wrap-distance-bottom:0;mso-position-horizontal:absolute;mso-position-horizontal-relative:text;mso-position-vertical:absolute;mso-position-vertical-relative:text;mso-width-percent:0;mso-height-percent:0;mso-width-relative:margin;mso-height-relative:margin" from="-27pt,24.35pt" to="495.7pt,24.35pt" o:gfxdata="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" strokecolor="black [3200]" strokeweight=".5pt">
+              <v:line w14:anchorId="28898DA1" id="Straight Connector 1" o:spid="_x0000_s1026" style="position:absolute;flip:y;z-index:251659264;visibility:visible;mso-wrap-style:square;mso-width-percent:0;mso-height-percent:0;mso-wrap-distance-left:9pt;mso-wrap-distance-top:0;mso-wrap-distance-right:9pt;mso-wrap-distance-bottom:0;mso-position-horizontal:absolute;mso-position-horizontal-relative:text;mso-position-vertical:absolute;mso-position-vertical-relative:text;mso-width-percent:0;mso-height-percent:0;mso-width-relative:margin;mso-height-relative:margin" from="-27pt,24.35pt" to="495.7pt,24.35pt" o:gfxdata="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" strokecolor="black [3200]" strokeweight=".5pt">
                 <v:stroke joinstyle="miter"/>
               </v:line>
             </w:pict>
@@ -503,7 +578,6 @@
     </w:p>
     <w:p>
       <w:pPr>
-        <w:spacing w:line="276" w:lineRule="auto"/>
         <w:rPr>
           <w:rFonts w:ascii="Roboto" w:hAnsi="Roboto"/>
           <w:b/>
@@ -520,430 +594,11 @@
           <w:sz w:val="28"/>
           <w:szCs w:val="28"/>
         </w:rPr>
-        <w:t>TEACHING EXPERIENCE</w:t>
-      </w:r>
-    </w:p>
-    <w:p>
-      <w:pPr>
-        <w:spacing w:line="276" w:lineRule="auto"/>
-        <w:rPr>
-          <w:rFonts w:ascii="Roboto" w:hAnsi="Roboto"/>
-          <w:sz w:val="24"/>
-          <w:szCs w:val="24"/>
-        </w:rPr>
-      </w:pPr>
-      <w:r>
-        <w:rPr>
-          <w:rFonts w:ascii="Roboto" w:hAnsi="Roboto"/>
-          <w:lang w:bidi="fa-IR"/>
-        </w:rPr>
-        <w:t>Feb 2022-Jun 2022</w:t>
-      </w:r>
-      <w:r>
-        <w:rPr>
-          <w:rFonts w:ascii="Roboto" w:hAnsi="Roboto"/>
-          <w:lang w:bidi="fa-IR"/>
-        </w:rPr>
-        <w:tab/>
-      </w:r>
-      <w:r>
-        <w:rPr>
-          <w:rFonts w:ascii="Roboto" w:hAnsi="Roboto"/>
-          <w:b/>
-          <w:bCs/>
-        </w:rPr>
-        <w:t>Teaching Assistant,</w:t>
-      </w:r>
-      <w:r>
-        <w:rPr>
-          <w:rFonts w:ascii="Roboto" w:hAnsi="Roboto"/>
-          <w:b/>
-          <w:bCs/>
-          <w:sz w:val="24"/>
-          <w:szCs w:val="24"/>
-        </w:rPr>
-        <w:t xml:space="preserve"> </w:t>
-      </w:r>
-      <w:hyperlink r:id="rId12" w:history="1">
-        <w:r>
-          <w:rPr>
-            <w:rStyle w:val="Hyperlink"/>
-            <w:rFonts w:ascii="Roboto" w:hAnsi="Roboto"/>
-            <w:u w:val="none"/>
-          </w:rPr>
-          <w:t>Principles of Database Design</w:t>
-        </w:r>
-      </w:hyperlink>
-      <w:r>
-        <w:rPr>
-          <w:rFonts w:ascii="Roboto" w:hAnsi="Roboto"/>
-        </w:rPr>
-        <w:t>, University of Zanjan</w:t>
-      </w:r>
-    </w:p>
-    <w:p>
-      <w:pPr>
-        <w:pStyle w:val="ListParagraph"/>
-        <w:numPr>
-          <w:ilvl w:val="0"/>
-          <w:numId w:val="1"/>
-        </w:numPr>
-        <w:spacing w:line="276" w:lineRule="auto"/>
-        <w:rPr>
-          <w:rFonts w:ascii="Roboto" w:hAnsi="Roboto"/>
-        </w:rPr>
-      </w:pPr>
-      <w:r>
-        <w:rPr>
-          <w:rFonts w:ascii="Roboto" w:hAnsi="Roboto"/>
-        </w:rPr>
-        <w:t>Graded assignments and exams to provide tailored feedback</w:t>
-      </w:r>
-      <w:r>
-        <w:rPr>
-          <w:rFonts w:ascii="Roboto" w:hAnsi="Roboto"/>
-        </w:rPr>
-        <w:t xml:space="preserve"> </w:t>
-      </w:r>
-      <w:r>
-        <w:rPr>
-          <w:rFonts w:ascii="Roboto" w:hAnsi="Roboto"/>
-        </w:rPr>
-        <w:t>based on course expectations and outcomes</w:t>
-      </w:r>
-    </w:p>
-    <w:p>
-      <w:pPr>
-        <w:pStyle w:val="ListParagraph"/>
-        <w:numPr>
-          <w:ilvl w:val="0"/>
-          <w:numId w:val="1"/>
-        </w:numPr>
-        <w:spacing w:line="276" w:lineRule="auto"/>
-        <w:rPr>
-          <w:rFonts w:ascii="Roboto" w:hAnsi="Roboto"/>
-        </w:rPr>
-      </w:pPr>
-      <w:r>
-        <w:rPr>
-          <w:rFonts w:ascii="Roboto" w:hAnsi="Roboto"/>
-        </w:rPr>
-        <w:t xml:space="preserve">Held course discussion sessions for up to </w:t>
-      </w:r>
-      <w:r>
-        <w:rPr>
-          <w:rFonts w:ascii="Roboto" w:hAnsi="Roboto"/>
-        </w:rPr>
-        <w:t>4</w:t>
-      </w:r>
-      <w:r>
-        <w:rPr>
-          <w:rFonts w:ascii="Roboto" w:hAnsi="Roboto"/>
-        </w:rPr>
-        <w:t>0</w:t>
-      </w:r>
-      <w:r>
-        <w:rPr>
-          <w:rFonts w:ascii="Roboto" w:hAnsi="Roboto"/>
-        </w:rPr>
-        <w:t xml:space="preserve"> students</w:t>
-      </w:r>
-    </w:p>
-    <w:p>
-      <w:pPr>
-        <w:pStyle w:val="Default"/>
-        <w:numPr>
-          <w:ilvl w:val="0"/>
-          <w:numId w:val="1"/>
-        </w:numPr>
-        <w:spacing w:line="276" w:lineRule="auto"/>
-        <w:rPr>
-          <w:rFonts w:ascii="Roboto" w:hAnsi="Roboto"/>
-        </w:rPr>
-      </w:pPr>
-      <w:r>
-        <w:rPr>
-          <w:rFonts w:ascii="Roboto" w:hAnsi="Roboto"/>
-          <w:color w:val="auto"/>
-          <w:sz w:val="22"/>
-          <w:szCs w:val="22"/>
-        </w:rPr>
-        <w:t>P</w:t>
-      </w:r>
-      <w:r>
-        <w:rPr>
-          <w:rFonts w:ascii="Roboto" w:hAnsi="Roboto"/>
-          <w:color w:val="auto"/>
-          <w:sz w:val="22"/>
-          <w:szCs w:val="22"/>
-        </w:rPr>
-        <w:t xml:space="preserve">rovided weekly online support for </w:t>
-      </w:r>
-      <w:r>
-        <w:rPr>
-          <w:rFonts w:ascii="Roboto" w:hAnsi="Roboto"/>
-          <w:color w:val="auto"/>
-          <w:sz w:val="22"/>
-          <w:szCs w:val="22"/>
-        </w:rPr>
-        <w:t>the class</w:t>
-      </w:r>
-      <w:r>
-        <w:rPr>
-          <w:rFonts w:ascii="Roboto" w:hAnsi="Roboto"/>
-          <w:color w:val="auto"/>
-          <w:sz w:val="22"/>
-          <w:szCs w:val="22"/>
-        </w:rPr>
-        <w:t xml:space="preserve"> to ensure student understanding and</w:t>
-      </w:r>
-      <w:r>
-        <w:rPr>
-          <w:rFonts w:ascii="Roboto" w:hAnsi="Roboto"/>
-          <w:color w:val="auto"/>
-          <w:sz w:val="22"/>
-          <w:szCs w:val="22"/>
-        </w:rPr>
-        <w:t xml:space="preserve"> </w:t>
-      </w:r>
-      <w:r>
-        <w:rPr>
-          <w:rFonts w:ascii="Roboto" w:hAnsi="Roboto"/>
-          <w:color w:val="auto"/>
-          <w:sz w:val="22"/>
-          <w:szCs w:val="22"/>
-        </w:rPr>
-        <w:t>learning of course materials</w:t>
-      </w:r>
-    </w:p>
-    <w:p>
-      <w:pPr>
-        <w:pStyle w:val="Default"/>
-        <w:numPr>
-          <w:ilvl w:val="0"/>
-          <w:numId w:val="1"/>
-        </w:numPr>
-        <w:spacing w:line="276" w:lineRule="auto"/>
-        <w:rPr>
-          <w:rFonts w:ascii="Roboto" w:hAnsi="Roboto"/>
-        </w:rPr>
-      </w:pPr>
-      <w:r>
-        <w:rPr>
-          <w:rFonts w:ascii="Roboto" w:hAnsi="Roboto"/>
-        </w:rPr>
-        <w:t xml:space="preserve">Prepare course assignments for the class </w:t>
-      </w:r>
-      <w:r>
-        <w:rPr>
-          <w:rFonts w:ascii="Roboto" w:hAnsi="Roboto"/>
-          <w:color w:val="auto"/>
-          <w:sz w:val="22"/>
-          <w:szCs w:val="22"/>
-        </w:rPr>
-        <w:t>in a practicum-based course to ensure practice-based learning prior to field placement</w:t>
-      </w:r>
-    </w:p>
-    <w:p>
-      <w:pPr>
-        <w:pStyle w:val="Default"/>
-        <w:spacing w:line="276" w:lineRule="auto"/>
-        <w:ind w:left="720"/>
-        <w:rPr>
-          <w:rFonts w:ascii="Roboto" w:hAnsi="Roboto"/>
-        </w:rPr>
-      </w:pPr>
-    </w:p>
-    <w:p>
-      <w:pPr>
-        <w:spacing w:line="276" w:lineRule="auto"/>
-        <w:rPr>
-          <w:rFonts w:ascii="Roboto" w:hAnsi="Roboto"/>
-          <w:sz w:val="24"/>
-          <w:szCs w:val="24"/>
-        </w:rPr>
-      </w:pPr>
-      <w:r>
-        <w:rPr>
-          <w:rFonts w:ascii="Roboto" w:hAnsi="Roboto"/>
-          <w:lang w:bidi="fa-IR"/>
-        </w:rPr>
-        <w:t xml:space="preserve">Feb 2022-Jun </w:t>
-      </w:r>
-      <w:r>
-        <w:rPr>
-          <w:rFonts w:ascii="Roboto" w:hAnsi="Roboto"/>
-          <w:lang w:bidi="fa-IR"/>
-        </w:rPr>
-        <w:t>2022</w:t>
-      </w:r>
-      <w:r>
-        <w:rPr>
-          <w:rFonts w:ascii="Roboto" w:hAnsi="Roboto"/>
-          <w:lang w:bidi="fa-IR"/>
-        </w:rPr>
-        <w:tab/>
-      </w:r>
-      <w:r>
-        <w:rPr>
-          <w:rFonts w:ascii="Roboto" w:hAnsi="Roboto"/>
-          <w:b/>
-          <w:bCs/>
-        </w:rPr>
-        <w:t>Teaching Assistant,</w:t>
-      </w:r>
-      <w:r>
-        <w:rPr>
-          <w:rFonts w:ascii="Roboto" w:hAnsi="Roboto"/>
-          <w:b/>
-          <w:bCs/>
-          <w:sz w:val="24"/>
-          <w:szCs w:val="24"/>
-        </w:rPr>
-        <w:t xml:space="preserve"> </w:t>
-      </w:r>
-      <w:hyperlink r:id="rId13" w:history="1">
-        <w:r>
-          <w:rPr>
-            <w:rStyle w:val="Hyperlink"/>
-            <w:rFonts w:ascii="Roboto" w:hAnsi="Roboto"/>
-            <w:u w:val="none"/>
-          </w:rPr>
-          <w:t>Advance</w:t>
-        </w:r>
-        <w:r>
-          <w:rPr>
-            <w:rStyle w:val="Hyperlink"/>
-            <w:rFonts w:ascii="Roboto" w:hAnsi="Roboto"/>
-            <w:u w:val="none"/>
-          </w:rPr>
-          <w:t>d</w:t>
-        </w:r>
-        <w:r>
-          <w:rPr>
-            <w:rStyle w:val="Hyperlink"/>
-            <w:rFonts w:ascii="Roboto" w:hAnsi="Roboto"/>
-            <w:u w:val="none"/>
-          </w:rPr>
-          <w:t xml:space="preserve"> programming</w:t>
-        </w:r>
-      </w:hyperlink>
-      <w:r>
-        <w:rPr>
-          <w:rFonts w:ascii="Roboto" w:hAnsi="Roboto"/>
-        </w:rPr>
-        <w:t xml:space="preserve">, </w:t>
-      </w:r>
-      <w:r>
-        <w:rPr>
-          <w:rFonts w:ascii="Roboto" w:hAnsi="Roboto"/>
-        </w:rPr>
-        <w:t>Islamic Azad University</w:t>
-      </w:r>
-    </w:p>
-    <w:p>
-      <w:pPr>
-        <w:pStyle w:val="ListParagraph"/>
-        <w:numPr>
-          <w:ilvl w:val="0"/>
-          <w:numId w:val="1"/>
-        </w:numPr>
-        <w:spacing w:line="276" w:lineRule="auto"/>
-        <w:rPr>
-          <w:rFonts w:ascii="Roboto" w:hAnsi="Roboto"/>
-        </w:rPr>
-      </w:pPr>
-      <w:r>
-        <w:rPr>
-          <w:rFonts w:ascii="Roboto" w:hAnsi="Roboto"/>
-        </w:rPr>
-        <w:t xml:space="preserve">Graded </w:t>
-      </w:r>
-      <w:r>
-        <w:rPr>
-          <w:rFonts w:ascii="Roboto" w:hAnsi="Roboto"/>
-        </w:rPr>
-        <w:t>homework also the final project</w:t>
-      </w:r>
-      <w:r>
-        <w:rPr>
-          <w:rFonts w:ascii="Roboto" w:hAnsi="Roboto"/>
-        </w:rPr>
-        <w:t xml:space="preserve"> </w:t>
-      </w:r>
-      <w:r>
-        <w:rPr>
-          <w:rFonts w:ascii="Roboto" w:hAnsi="Roboto"/>
-        </w:rPr>
-        <w:t>in order to</w:t>
-      </w:r>
-      <w:r>
-        <w:rPr>
-          <w:rFonts w:ascii="Roboto" w:hAnsi="Roboto"/>
-        </w:rPr>
-        <w:t xml:space="preserve"> provide tailored feedback based on course expectations and outcomes</w:t>
-      </w:r>
-    </w:p>
-    <w:p>
-      <w:pPr>
-        <w:spacing w:line="276" w:lineRule="auto"/>
-        <w:rPr>
-          <w:rFonts w:ascii="Roboto" w:hAnsi="Roboto"/>
-          <w:sz w:val="20"/>
-          <w:szCs w:val="20"/>
-        </w:rPr>
-      </w:pPr>
-      <w:r>
-        <w:rPr>
-          <w:rFonts w:ascii="Roboto" w:hAnsi="Roboto"/>
-          <w:lang w:bidi="fa-IR"/>
-        </w:rPr>
-        <w:t>Sep 2021-Jan 2022</w:t>
-      </w:r>
-      <w:r>
-        <w:rPr>
-          <w:rFonts w:ascii="Roboto" w:hAnsi="Roboto"/>
-          <w:lang w:bidi="fa-IR"/>
-        </w:rPr>
-        <w:tab/>
-      </w:r>
-      <w:r>
-        <w:rPr>
-          <w:rFonts w:ascii="Roboto" w:hAnsi="Roboto"/>
-          <w:b/>
-          <w:bCs/>
-        </w:rPr>
-        <w:t xml:space="preserve">Teaching Assistant, </w:t>
-      </w:r>
-      <w:r>
-        <w:rPr>
-          <w:rFonts w:ascii="Roboto" w:hAnsi="Roboto"/>
-        </w:rPr>
-        <w:t>Digital Logic Design, University of Zanjan</w:t>
-      </w:r>
-    </w:p>
-    <w:p>
-      <w:pPr>
-        <w:pStyle w:val="ListParagraph"/>
-        <w:numPr>
-          <w:ilvl w:val="0"/>
-          <w:numId w:val="1"/>
-        </w:numPr>
-        <w:spacing w:line="276" w:lineRule="auto"/>
-        <w:rPr>
-          <w:rFonts w:ascii="Roboto" w:hAnsi="Roboto"/>
-        </w:rPr>
-      </w:pPr>
-      <w:r>
-        <w:rPr>
-          <w:rFonts w:ascii="Roboto" w:hAnsi="Roboto"/>
-        </w:rPr>
-        <w:t>Graded assignments and exams of 82 students to provide tailored feedback based on course expectations and outcomes</w:t>
-      </w:r>
-    </w:p>
-    <w:p>
-      <w:pPr>
-        <w:spacing w:line="276" w:lineRule="auto"/>
+        <w:t>RESEARCH INTERESTS</w:t>
+      </w:r>
+    </w:p>
+    <w:p>
+      <w:pPr>
         <w:rPr>
           <w:rFonts w:ascii="Roboto" w:hAnsi="Roboto"/>
         </w:rPr>
@@ -955,13 +610,13 @@
         <mc:AlternateContent>
           <mc:Choice Requires="wps">
             <w:drawing>
-              <wp:anchor distT="0" distB="0" distL="114300" distR="114300" simplePos="0" relativeHeight="251661312" behindDoc="0" locked="0" layoutInCell="1" allowOverlap="1" wp14:anchorId="0990F510" wp14:editId="131E9E87">
+              <wp:anchor distT="0" distB="0" distL="114300" distR="114300" simplePos="0" relativeHeight="251683840" behindDoc="0" locked="0" layoutInCell="1" allowOverlap="1" wp14:anchorId="1182AED8" wp14:editId="7E4CF501">
                 <wp:simplePos x="0" y="0"/>
                 <wp:positionH relativeFrom="column">
-                  <wp:posOffset>-339725</wp:posOffset>
+                  <wp:posOffset>-342900</wp:posOffset>
                 </wp:positionH>
                 <wp:positionV relativeFrom="paragraph">
-                  <wp:posOffset>186690</wp:posOffset>
+                  <wp:posOffset>327660</wp:posOffset>
                 </wp:positionV>
                 <wp:extent cx="6638290" cy="0"/>
                 <wp:effectExtent l="0" t="0" r="0" b="0"/>
@@ -1010,20 +665,203 @@
           </mc:Choice>
           <mc:Fallback>
             <w:pict>
-              <v:line w14:anchorId="4456FBC4" id="Straight Connector 3" o:spid="_x0000_s1026" style="position:absolute;flip:y;z-index:251661312;visibility:visible;mso-wrap-style:square;mso-width-percent:0;mso-height-percent:0;mso-wrap-distance-left:9pt;mso-wrap-distance-top:0;mso-wrap-distance-right:9pt;mso-wrap-distance-bottom:0;mso-position-horizontal:absolute;mso-position-horizontal-relative:text;mso-position-vertical:absolute;mso-position-vertical-relative:text;mso-width-percent:0;mso-height-percent:0;mso-width-relative:margin;mso-height-relative:margin" from="-26.75pt,14.7pt" to="495.95pt,14.7pt" o:gfxdata="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" strokecolor="black [3200]" strokeweight=".5pt">
+              <v:line w14:anchorId="641E391D" id="Straight Connector 3" o:spid="_x0000_s1026" style="position:absolute;flip:y;z-index:251683840;visibility:visible;mso-wrap-style:square;mso-width-percent:0;mso-height-percent:0;mso-wrap-distance-left:9pt;mso-wrap-distance-top:0;mso-wrap-distance-right:9pt;mso-wrap-distance-bottom:0;mso-position-horizontal:absolute;mso-position-horizontal-relative:text;mso-position-vertical:absolute;mso-position-vertical-relative:text;mso-width-percent:0;mso-height-percent:0;mso-width-relative:margin;mso-height-relative:margin" from="-27pt,25.8pt" to="495.7pt,25.8pt" o:gfxdata="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" strokecolor="black [3200]" strokeweight=".5pt">
                 <v:stroke joinstyle="miter"/>
               </v:line>
             </w:pict>
           </mc:Fallback>
         </mc:AlternateContent>
       </w:r>
-    </w:p>
-    <w:p>
-      <w:pPr>
-        <w:rPr>
-          <w:rFonts w:ascii="Roboto" w:hAnsi="Roboto"/>
-          <w:sz w:val="16"/>
-          <w:szCs w:val="16"/>
+      <w:r>
+        <w:rPr>
+          <w:rFonts w:ascii="Roboto" w:hAnsi="Roboto"/>
+        </w:rPr>
+        <w:t>D</w:t>
+      </w:r>
+      <w:r>
+        <w:rPr>
+          <w:rFonts w:ascii="Roboto" w:hAnsi="Roboto"/>
+        </w:rPr>
+        <w:t xml:space="preserve">ata </w:t>
+      </w:r>
+      <w:r>
+        <w:rPr>
+          <w:rFonts w:ascii="Roboto" w:hAnsi="Roboto"/>
+          <w:lang w:bidi="fa-IR"/>
+        </w:rPr>
+        <w:t>A</w:t>
+      </w:r>
+      <w:r>
+        <w:rPr>
+          <w:rFonts w:ascii="Roboto" w:hAnsi="Roboto"/>
+          <w:lang w:bidi="fa-IR"/>
+        </w:rPr>
+        <w:t>nalysis</w:t>
+      </w:r>
+      <w:r>
+        <w:rPr>
+          <w:noProof/>
+        </w:rPr>
+        <w:t xml:space="preserve"> </w:t>
+      </w:r>
+      <w:r>
+        <w:rPr>
+          <w:rFonts w:ascii="Roboto" w:hAnsi="Roboto"/>
+          <w:b/>
+          <w:bCs/>
+          <w:lang w:bidi="fa-IR"/>
+        </w:rPr>
+        <w:t>•</w:t>
+      </w:r>
+      <w:r>
+        <w:rPr>
+          <w:rFonts w:ascii="Roboto" w:hAnsi="Roboto"/>
+          <w:b/>
+          <w:bCs/>
+        </w:rPr>
+        <w:t xml:space="preserve"> </w:t>
+      </w:r>
+      <w:r>
+        <w:rPr>
+          <w:rFonts w:ascii="Roboto" w:hAnsi="Roboto"/>
+        </w:rPr>
+        <w:t>Data Science</w:t>
+      </w:r>
+      <w:r>
+        <w:rPr>
+          <w:noProof/>
+        </w:rPr>
+        <w:t xml:space="preserve"> </w:t>
+      </w:r>
+      <w:r>
+        <w:rPr>
+          <w:rFonts w:ascii="Roboto" w:hAnsi="Roboto"/>
+          <w:b/>
+          <w:bCs/>
+          <w:lang w:bidi="fa-IR"/>
+        </w:rPr>
+        <w:t>•</w:t>
+      </w:r>
+      <w:r>
+        <w:rPr>
+          <w:rFonts w:ascii="Roboto" w:hAnsi="Roboto"/>
+          <w:b/>
+          <w:bCs/>
+        </w:rPr>
+        <w:t xml:space="preserve"> </w:t>
+      </w:r>
+      <w:r>
+        <w:rPr>
+          <w:rFonts w:ascii="Roboto" w:hAnsi="Roboto"/>
+        </w:rPr>
+        <w:t>M</w:t>
+      </w:r>
+      <w:r>
+        <w:rPr>
+          <w:rFonts w:ascii="Roboto" w:hAnsi="Roboto"/>
+        </w:rPr>
+        <w:t>achine</w:t>
+      </w:r>
+      <w:r>
+        <w:rPr>
+          <w:rFonts w:ascii="Roboto" w:hAnsi="Roboto"/>
+          <w:b/>
+          <w:bCs/>
+        </w:rPr>
+        <w:t xml:space="preserve"> </w:t>
+      </w:r>
+      <w:r>
+        <w:rPr>
+          <w:rFonts w:ascii="Roboto" w:hAnsi="Roboto"/>
+        </w:rPr>
+        <w:t>L</w:t>
+      </w:r>
+      <w:r>
+        <w:rPr>
+          <w:rFonts w:ascii="Roboto" w:hAnsi="Roboto"/>
+        </w:rPr>
+        <w:t>earning</w:t>
+      </w:r>
+      <w:r>
+        <w:rPr>
+          <w:rFonts w:ascii="Roboto" w:hAnsi="Roboto"/>
+          <w:color w:val="4B4C4E"/>
+        </w:rPr>
+        <w:t xml:space="preserve"> </w:t>
+      </w:r>
+      <w:r>
+        <w:rPr>
+          <w:rFonts w:ascii="Roboto" w:hAnsi="Roboto"/>
+          <w:b/>
+          <w:bCs/>
+        </w:rPr>
+        <w:t xml:space="preserve">• </w:t>
+      </w:r>
+      <w:r>
+        <w:rPr>
+          <w:rFonts w:ascii="Roboto" w:hAnsi="Roboto"/>
+        </w:rPr>
+        <w:t>S</w:t>
+      </w:r>
+      <w:r>
+        <w:rPr>
+          <w:rFonts w:ascii="Roboto" w:hAnsi="Roboto"/>
+        </w:rPr>
+        <w:t>ignal</w:t>
+      </w:r>
+      <w:r>
+        <w:rPr>
+          <w:rFonts w:ascii="Roboto" w:hAnsi="Roboto"/>
+          <w:b/>
+          <w:bCs/>
+        </w:rPr>
+        <w:t xml:space="preserve"> </w:t>
+      </w:r>
+      <w:r>
+        <w:rPr>
+          <w:rFonts w:ascii="Roboto" w:hAnsi="Roboto"/>
+        </w:rPr>
+        <w:t>P</w:t>
+      </w:r>
+      <w:r>
+        <w:rPr>
+          <w:rFonts w:ascii="Roboto" w:hAnsi="Roboto"/>
+        </w:rPr>
+        <w:t>rocessing</w:t>
+      </w:r>
+      <w:r>
+        <w:rPr>
+          <w:rFonts w:ascii="Roboto" w:hAnsi="Roboto"/>
+          <w:b/>
+          <w:bCs/>
+        </w:rPr>
+        <w:t xml:space="preserve"> </w:t>
+      </w:r>
+      <w:r>
+        <w:rPr>
+          <w:rFonts w:ascii="Roboto" w:hAnsi="Roboto"/>
+          <w:b/>
+          <w:bCs/>
+        </w:rPr>
+        <w:t xml:space="preserve">• </w:t>
+      </w:r>
+      <w:r>
+        <w:rPr>
+          <w:rFonts w:ascii="Roboto" w:hAnsi="Roboto"/>
+        </w:rPr>
+        <w:t>D</w:t>
+      </w:r>
+      <w:r>
+        <w:rPr>
+          <w:rFonts w:ascii="Roboto" w:hAnsi="Roboto"/>
+        </w:rPr>
+        <w:t>atabase</w:t>
+      </w:r>
+    </w:p>
+    <w:p>
+      <w:pPr>
+        <w:rPr>
+          <w:rFonts w:ascii="Roboto" w:hAnsi="Roboto"/>
         </w:rPr>
       </w:pPr>
     </w:p>
@@ -1045,434 +883,1091 @@
           <w:sz w:val="28"/>
           <w:szCs w:val="28"/>
         </w:rPr>
-        <w:t>RESEARCH INTERESTS</w:t>
-      </w:r>
-    </w:p>
-    <w:p>
-      <w:pPr>
-        <w:rPr>
-          <w:rFonts w:ascii="Roboto" w:hAnsi="Roboto"/>
-        </w:rPr>
-      </w:pPr>
-      <w:r>
-        <w:rPr>
-          <w:rFonts w:ascii="Roboto" w:hAnsi="Roboto"/>
-        </w:rPr>
-        <w:t>D</w:t>
-      </w:r>
-      <w:r>
-        <w:rPr>
-          <w:rFonts w:ascii="Roboto" w:hAnsi="Roboto"/>
-        </w:rPr>
-        <w:t xml:space="preserve">ata </w:t>
-      </w:r>
-      <w:r>
-        <w:rPr>
-          <w:rFonts w:ascii="Roboto" w:hAnsi="Roboto"/>
-          <w:lang w:bidi="fa-IR"/>
-        </w:rPr>
-        <w:t>A</w:t>
-      </w:r>
-      <w:r>
-        <w:rPr>
-          <w:rFonts w:ascii="Roboto" w:hAnsi="Roboto"/>
-          <w:lang w:bidi="fa-IR"/>
-        </w:rPr>
-        <w:t>nalysis</w:t>
-      </w:r>
-      <w:r>
-        <w:rPr>
-          <w:rFonts w:ascii="Roboto" w:hAnsi="Roboto"/>
-          <w:b/>
-          <w:bCs/>
-          <w:lang w:bidi="fa-IR"/>
-        </w:rPr>
-        <w:t xml:space="preserve"> </w:t>
-      </w:r>
-      <w:r>
-        <w:rPr>
-          <w:rFonts w:ascii="Roboto" w:hAnsi="Roboto"/>
-          <w:b/>
-          <w:bCs/>
-        </w:rPr>
-        <w:t xml:space="preserve">• </w:t>
-      </w:r>
-      <w:r>
-        <w:rPr>
-          <w:rFonts w:ascii="Roboto" w:hAnsi="Roboto"/>
-        </w:rPr>
-        <w:t>M</w:t>
-      </w:r>
-      <w:r>
-        <w:rPr>
-          <w:rFonts w:ascii="Roboto" w:hAnsi="Roboto"/>
-        </w:rPr>
-        <w:t>achine</w:t>
-      </w:r>
-      <w:r>
-        <w:rPr>
-          <w:rFonts w:ascii="Roboto" w:hAnsi="Roboto"/>
-          <w:b/>
-          <w:bCs/>
-        </w:rPr>
-        <w:t xml:space="preserve"> </w:t>
-      </w:r>
-      <w:r>
-        <w:rPr>
-          <w:rFonts w:ascii="Roboto" w:hAnsi="Roboto"/>
-        </w:rPr>
-        <w:t>L</w:t>
-      </w:r>
-      <w:r>
-        <w:rPr>
-          <w:rFonts w:ascii="Roboto" w:hAnsi="Roboto"/>
-        </w:rPr>
-        <w:t>earning</w:t>
-      </w:r>
-      <w:r>
-        <w:rPr>
-          <w:rFonts w:ascii="Roboto" w:hAnsi="Roboto"/>
-          <w:color w:val="4B4C4E"/>
-        </w:rPr>
-        <w:t xml:space="preserve"> </w:t>
-      </w:r>
-      <w:r>
-        <w:rPr>
-          <w:rFonts w:ascii="Roboto" w:hAnsi="Roboto"/>
-          <w:b/>
-          <w:bCs/>
-        </w:rPr>
-        <w:t>•</w:t>
-      </w:r>
-      <w:r>
-        <w:rPr>
-          <w:rFonts w:ascii="Roboto" w:hAnsi="Roboto"/>
-          <w:b/>
-          <w:bCs/>
-        </w:rPr>
-        <w:t xml:space="preserve"> </w:t>
-      </w:r>
-      <w:r>
-        <w:rPr>
-          <w:rFonts w:ascii="Roboto" w:hAnsi="Roboto"/>
-        </w:rPr>
-        <w:t>S</w:t>
-      </w:r>
-      <w:r>
-        <w:rPr>
-          <w:rFonts w:ascii="Roboto" w:hAnsi="Roboto"/>
-        </w:rPr>
-        <w:t>ignal</w:t>
-      </w:r>
-      <w:r>
-        <w:rPr>
-          <w:rFonts w:ascii="Roboto" w:hAnsi="Roboto"/>
-          <w:b/>
-          <w:bCs/>
-        </w:rPr>
-        <w:t xml:space="preserve"> </w:t>
-      </w:r>
-      <w:r>
-        <w:rPr>
-          <w:rFonts w:ascii="Roboto" w:hAnsi="Roboto"/>
-        </w:rPr>
-        <w:t>P</w:t>
-      </w:r>
-      <w:r>
-        <w:rPr>
-          <w:rFonts w:ascii="Roboto" w:hAnsi="Roboto"/>
-        </w:rPr>
-        <w:t>rocessing</w:t>
-      </w:r>
-      <w:r>
-        <w:rPr>
-          <w:rFonts w:ascii="Roboto" w:hAnsi="Roboto"/>
-          <w:b/>
-          <w:bCs/>
-        </w:rPr>
-        <w:t xml:space="preserve"> </w:t>
-      </w:r>
-      <w:r>
-        <w:rPr>
-          <w:rFonts w:ascii="Roboto" w:hAnsi="Roboto"/>
-          <w:b/>
-          <w:bCs/>
-        </w:rPr>
-        <w:t xml:space="preserve">• </w:t>
-      </w:r>
-      <w:r>
-        <w:rPr>
-          <w:rFonts w:ascii="Roboto" w:hAnsi="Roboto"/>
-        </w:rPr>
-        <w:t>D</w:t>
-      </w:r>
-      <w:r>
-        <w:rPr>
-          <w:rFonts w:ascii="Roboto" w:hAnsi="Roboto"/>
-        </w:rPr>
-        <w:t>atabase</w:t>
-      </w:r>
-    </w:p>
-    <w:p>
-      <w:pPr>
-        <w:tabs>
-          <w:tab w:val="left" w:pos="1996"/>
-        </w:tabs>
+        <w:t>RESEARCH EXPERIENCE</w:t>
+      </w:r>
+    </w:p>
+    <w:p>
+      <w:pPr>
+        <w:rPr>
+          <w:rFonts w:ascii="Roboto" w:hAnsi="Roboto"/>
+          <w:lang w:bidi="fa-IR"/>
+        </w:rPr>
+      </w:pPr>
+      <w:r>
+        <w:rPr>
+          <w:rFonts w:ascii="Roboto" w:hAnsi="Roboto"/>
+          <w:lang w:bidi="fa-IR"/>
+        </w:rPr>
+        <w:t>Jun 2022</w:t>
+      </w:r>
+      <w:r>
+        <w:rPr>
+          <w:rFonts w:ascii="Roboto" w:hAnsi="Roboto"/>
+          <w:lang w:bidi="fa-IR"/>
+        </w:rPr>
+        <w:t>-Present</w:t>
+      </w:r>
+      <w:r>
+        <w:rPr>
+          <w:rFonts w:ascii="Roboto" w:hAnsi="Roboto"/>
+          <w:lang w:bidi="fa-IR"/>
+        </w:rPr>
+        <w:tab/>
+      </w:r>
+      <w:r>
+        <w:rPr>
+          <w:rFonts w:ascii="Roboto" w:hAnsi="Roboto"/>
+          <w:b/>
+          <w:bCs/>
+          <w:lang w:bidi="fa-IR"/>
+        </w:rPr>
+        <w:t>Data Research Analyst</w:t>
+      </w:r>
+      <w:r>
+        <w:rPr>
+          <w:rFonts w:ascii="Roboto" w:hAnsi="Roboto"/>
+          <w:b/>
+          <w:bCs/>
+          <w:lang w:bidi="fa-IR"/>
+        </w:rPr>
+        <w:t xml:space="preserve">, </w:t>
+      </w:r>
+      <w:r>
+        <w:rPr>
+          <w:rFonts w:ascii="Roboto" w:hAnsi="Roboto"/>
+          <w:lang w:bidi="fa-IR"/>
+        </w:rPr>
+        <w:t>Zanjan University of Medical Science</w:t>
+      </w:r>
+    </w:p>
+    <w:p>
+      <w:pPr>
+        <w:pStyle w:val="ListParagraph"/>
+        <w:numPr>
+          <w:ilvl w:val="0"/>
+          <w:numId w:val="1"/>
+        </w:numPr>
         <w:rPr>
           <w:rFonts w:ascii="Roboto" w:hAnsi="Roboto"/>
           <w:b/>
           <w:bCs/>
           <w:sz w:val="28"/>
           <w:szCs w:val="28"/>
-          <w:lang w:bidi="fa-IR"/>
-        </w:rPr>
-      </w:pPr>
-      <w:r>
+        </w:rPr>
+      </w:pPr>
+      <w:r>
+        <w:rPr>
+          <w:rFonts w:ascii="Roboto" w:hAnsi="Roboto"/>
+          <w:b/>
+          <w:bCs/>
+        </w:rPr>
+        <w:t>Research Title:</w:t>
+      </w:r>
+      <w:r>
+        <w:rPr>
+          <w:rFonts w:ascii="Roboto" w:hAnsi="Roboto" w:hint="cs"/>
+          <w:b/>
+          <w:bCs/>
+          <w:rtl/>
+        </w:rPr>
+        <w:t xml:space="preserve"> </w:t>
+      </w:r>
+      <w:r>
+        <w:rPr>
+          <w:rFonts w:ascii="Roboto" w:hAnsi="Roboto"/>
+          <w:b/>
+          <w:bCs/>
+        </w:rPr>
+        <w:t xml:space="preserve"> </w:t>
+      </w:r>
+      <w:r>
+        <w:rPr>
+          <w:rFonts w:ascii="Roboto" w:hAnsi="Roboto"/>
+        </w:rPr>
+        <w:t>Effectiveness of Transcranial direct current stimulation on the dorsolateral prefrontal cortex in Reduction of clinical symptoms, improvement of working memory, and impaired functional connections at rest in patients with schizophrenia</w:t>
+      </w:r>
+    </w:p>
+    <w:p>
+      <w:pPr>
+        <w:pStyle w:val="ListParagraph"/>
+        <w:numPr>
+          <w:ilvl w:val="0"/>
+          <w:numId w:val="1"/>
+        </w:numPr>
         <w:rPr>
           <w:rFonts w:ascii="Roboto" w:hAnsi="Roboto"/>
           <w:b/>
           <w:bCs/>
           <w:sz w:val="28"/>
           <w:szCs w:val="28"/>
-          <w:lang w:bidi="fa-IR"/>
+        </w:rPr>
+      </w:pPr>
+      <w:r>
+        <w:rPr>
+          <w:rFonts w:ascii="Roboto" w:hAnsi="Roboto"/>
+          <w:b/>
+          <w:bCs/>
+        </w:rPr>
+        <w:t>Task:</w:t>
+      </w:r>
+      <w:r>
+        <w:rPr>
+          <w:rFonts w:ascii="Roboto" w:hAnsi="Roboto"/>
+          <w:lang w:bidi="fa-IR"/>
+        </w:rPr>
+        <w:t xml:space="preserve"> Collect, Prepare, and Analyze </w:t>
+      </w:r>
+      <w:r>
+        <w:rPr>
+          <w:rStyle w:val="hgkelc"/>
+        </w:rPr>
+        <w:t>Electroencephalogram (</w:t>
+      </w:r>
+      <w:r>
+        <w:rPr>
+          <w:rFonts w:ascii="Roboto" w:hAnsi="Roboto"/>
+          <w:lang w:bidi="fa-IR"/>
+        </w:rPr>
+        <w:t>EEG) Data</w:t>
+      </w:r>
+    </w:p>
+    <w:p>
+      <w:pPr>
+        <w:pStyle w:val="ListParagraph"/>
+        <w:numPr>
+          <w:ilvl w:val="0"/>
+          <w:numId w:val="1"/>
+        </w:numPr>
+        <w:rPr>
+          <w:rFonts w:ascii="Roboto" w:hAnsi="Roboto"/>
+          <w:b/>
+          <w:bCs/>
+          <w:sz w:val="28"/>
+          <w:szCs w:val="28"/>
+        </w:rPr>
+      </w:pPr>
+      <w:r>
+        <w:rPr>
+          <w:rFonts w:ascii="Roboto" w:hAnsi="Roboto"/>
+          <w:b/>
+          <w:bCs/>
+        </w:rPr>
+        <w:t xml:space="preserve">Method: </w:t>
+      </w:r>
+      <w:r>
+        <w:rPr>
+          <w:rFonts w:ascii="Roboto" w:hAnsi="Roboto"/>
+        </w:rPr>
+        <w:t>?</w:t>
+      </w:r>
+    </w:p>
+    <w:p>
+      <w:pPr>
+        <w:pStyle w:val="ListParagraph"/>
+        <w:numPr>
+          <w:ilvl w:val="0"/>
+          <w:numId w:val="1"/>
+        </w:numPr>
+        <w:rPr>
+          <w:rFonts w:ascii="Roboto" w:hAnsi="Roboto"/>
+          <w:b/>
+          <w:bCs/>
+        </w:rPr>
+      </w:pPr>
+      <w:r>
+        <w:rPr>
+          <w:rFonts w:ascii="Roboto" w:hAnsi="Roboto"/>
+          <w:b/>
+          <w:bCs/>
+        </w:rPr>
+        <w:t>Description:</w:t>
+      </w:r>
+      <w:r>
+        <w:rPr>
+          <w:rFonts w:ascii="Roboto" w:hAnsi="Roboto"/>
+          <w:b/>
+          <w:bCs/>
+        </w:rPr>
+        <w:t xml:space="preserve"> </w:t>
+      </w:r>
+      <w:r>
+        <w:rPr>
+          <w:rFonts w:ascii="Roboto" w:hAnsi="Roboto"/>
+        </w:rPr>
+        <w:t>?</w:t>
+      </w:r>
+    </w:p>
+    <w:p>
+      <w:pPr>
+        <w:rPr>
+          <w:rFonts w:ascii="Roboto" w:hAnsi="Roboto"/>
+          <w:lang w:bidi="fa-IR"/>
+        </w:rPr>
+      </w:pPr>
+      <w:r>
+        <w:rPr>
+          <w:rFonts w:ascii="Roboto" w:hAnsi="Roboto"/>
+          <w:lang w:bidi="fa-IR"/>
+        </w:rPr>
+        <w:t>Jun 2022</w:t>
+      </w:r>
+      <w:r>
+        <w:rPr>
+          <w:rFonts w:ascii="Roboto" w:hAnsi="Roboto"/>
+          <w:lang w:bidi="fa-IR"/>
+        </w:rPr>
+        <w:t>-Present</w:t>
+      </w:r>
+      <w:r>
+        <w:rPr>
+          <w:rFonts w:ascii="Roboto" w:hAnsi="Roboto"/>
+          <w:lang w:bidi="fa-IR"/>
+        </w:rPr>
+        <w:tab/>
+      </w:r>
+      <w:r>
+        <w:rPr>
+          <w:rFonts w:ascii="Roboto" w:hAnsi="Roboto"/>
+          <w:b/>
+          <w:bCs/>
+          <w:lang w:bidi="fa-IR"/>
+        </w:rPr>
+        <w:t>Data Research Analyst</w:t>
+      </w:r>
+      <w:r>
+        <w:rPr>
+          <w:rFonts w:ascii="Roboto" w:hAnsi="Roboto"/>
+          <w:b/>
+          <w:bCs/>
+          <w:lang w:bidi="fa-IR"/>
+        </w:rPr>
+        <w:t xml:space="preserve">, </w:t>
+      </w:r>
+      <w:r>
+        <w:rPr>
+          <w:rFonts w:ascii="Roboto" w:hAnsi="Roboto"/>
+          <w:lang w:bidi="fa-IR"/>
+        </w:rPr>
+        <w:t>Zanjan University of Medical Science</w:t>
+      </w:r>
+    </w:p>
+    <w:p>
+      <w:pPr>
+        <w:pStyle w:val="ListParagraph"/>
+        <w:numPr>
+          <w:ilvl w:val="0"/>
+          <w:numId w:val="1"/>
+        </w:numPr>
+        <w:rPr>
+          <w:rFonts w:ascii="Roboto" w:hAnsi="Roboto"/>
+          <w:b/>
+          <w:bCs/>
+          <w:sz w:val="28"/>
+          <w:szCs w:val="28"/>
+        </w:rPr>
+      </w:pPr>
+      <w:r>
+        <w:rPr>
+          <w:rFonts w:ascii="Roboto" w:hAnsi="Roboto"/>
+          <w:b/>
+          <w:bCs/>
+        </w:rPr>
+        <w:t>Research Title</w:t>
+      </w:r>
+      <w:r>
+        <w:rPr>
+          <w:rFonts w:ascii="Roboto" w:hAnsi="Roboto"/>
+          <w:b/>
+          <w:bCs/>
+        </w:rPr>
+        <w:t xml:space="preserve">: </w:t>
+      </w:r>
+      <w:r>
+        <w:rPr>
+          <w:rFonts w:ascii="Roboto" w:hAnsi="Roboto"/>
+        </w:rPr>
+        <w:t>Effectiveness of Transcranial direct current stimulation on Neurological cognition of people with bipolar disorder type 1</w:t>
+      </w:r>
+    </w:p>
+    <w:p>
+      <w:pPr>
+        <w:pStyle w:val="ListParagraph"/>
+        <w:numPr>
+          <w:ilvl w:val="0"/>
+          <w:numId w:val="1"/>
+        </w:numPr>
+        <w:rPr>
+          <w:rFonts w:ascii="Roboto" w:hAnsi="Roboto"/>
+          <w:b/>
+          <w:bCs/>
+          <w:sz w:val="28"/>
+          <w:szCs w:val="28"/>
+        </w:rPr>
+      </w:pPr>
+      <w:r>
+        <w:rPr>
+          <w:rFonts w:ascii="Roboto" w:hAnsi="Roboto"/>
+          <w:b/>
+          <w:bCs/>
+        </w:rPr>
+        <w:t xml:space="preserve">Task: </w:t>
+      </w:r>
+      <w:r>
+        <w:rPr>
+          <w:rFonts w:ascii="Roboto" w:hAnsi="Roboto"/>
+          <w:lang w:bidi="fa-IR"/>
+        </w:rPr>
+        <w:t xml:space="preserve">Fetch, Pre-Process, and Analyze </w:t>
+      </w:r>
+      <w:r>
+        <w:rPr>
+          <w:rStyle w:val="hgkelc"/>
+        </w:rPr>
+        <w:t>Electroencephalogram (</w:t>
+      </w:r>
+      <w:r>
+        <w:rPr>
+          <w:rFonts w:ascii="Roboto" w:hAnsi="Roboto"/>
+          <w:lang w:bidi="fa-IR"/>
+        </w:rPr>
+        <w:t>EEG) Data</w:t>
+      </w:r>
+    </w:p>
+    <w:p>
+      <w:pPr>
+        <w:pStyle w:val="ListParagraph"/>
+        <w:numPr>
+          <w:ilvl w:val="0"/>
+          <w:numId w:val="1"/>
+        </w:numPr>
+        <w:rPr>
+          <w:rFonts w:ascii="Roboto" w:hAnsi="Roboto"/>
+          <w:b/>
+          <w:bCs/>
+          <w:sz w:val="28"/>
+          <w:szCs w:val="28"/>
+        </w:rPr>
+      </w:pPr>
+      <w:r>
+        <w:rPr>
+          <w:rFonts w:ascii="Roboto" w:hAnsi="Roboto"/>
+          <w:b/>
+          <w:bCs/>
+        </w:rPr>
+        <w:t xml:space="preserve">Method: </w:t>
+      </w:r>
+      <w:r>
+        <w:rPr>
+          <w:rFonts w:ascii="Roboto" w:hAnsi="Roboto"/>
+        </w:rPr>
+        <w:t>?</w:t>
+      </w:r>
+    </w:p>
+    <w:p>
+      <w:pPr>
+        <w:pStyle w:val="ListParagraph"/>
+        <w:numPr>
+          <w:ilvl w:val="0"/>
+          <w:numId w:val="1"/>
+        </w:numPr>
+        <w:rPr>
+          <w:rFonts w:ascii="Roboto" w:hAnsi="Roboto"/>
+          <w:b/>
+          <w:bCs/>
+        </w:rPr>
+      </w:pPr>
+      <w:r>
+        <w:rPr>
+          <w:rFonts w:ascii="Roboto" w:hAnsi="Roboto"/>
+          <w:b/>
+          <w:bCs/>
+        </w:rPr>
+        <w:t>Description:</w:t>
+      </w:r>
+      <w:r>
+        <w:rPr>
+          <w:rFonts w:ascii="Roboto" w:hAnsi="Roboto"/>
+          <w:b/>
+          <w:bCs/>
+        </w:rPr>
+        <w:t xml:space="preserve"> </w:t>
+      </w:r>
+      <w:r>
+        <w:rPr>
+          <w:rFonts w:ascii="Roboto" w:hAnsi="Roboto"/>
+        </w:rPr>
+        <w:t>?</w:t>
+      </w:r>
+    </w:p>
+    <w:p>
+      <w:pPr>
+        <w:rPr>
+          <w:rFonts w:ascii="Roboto" w:hAnsi="Roboto"/>
+        </w:rPr>
+      </w:pPr>
+    </w:p>
+    <w:p>
+      <w:pPr>
+        <w:spacing w:line="276" w:lineRule="auto"/>
+        <w:rPr>
+          <w:rFonts w:ascii="Roboto" w:hAnsi="Roboto"/>
+          <w:b/>
+          <w:bCs/>
+          <w:sz w:val="28"/>
+          <w:szCs w:val="28"/>
+        </w:rPr>
+      </w:pPr>
+    </w:p>
+    <w:p>
+      <w:pPr>
+        <w:spacing w:line="276" w:lineRule="auto"/>
+        <w:rPr>
+          <w:rFonts w:ascii="Roboto" w:hAnsi="Roboto"/>
+          <w:b/>
+          <w:bCs/>
+          <w:sz w:val="28"/>
+          <w:szCs w:val="28"/>
+        </w:rPr>
+      </w:pPr>
+      <w:r>
+        <w:rPr>
+          <w:rFonts w:ascii="Roboto" w:hAnsi="Roboto"/>
+          <w:b/>
+          <w:bCs/>
+          <w:sz w:val="28"/>
+          <w:szCs w:val="28"/>
         </w:rPr>
         <w:lastRenderedPageBreak/>
-        <w:t>PROJECTS</w:t>
-      </w:r>
-    </w:p>
-    <w:p>
-      <w:pPr>
-        <w:tabs>
-          <w:tab w:val="left" w:pos="1996"/>
-        </w:tabs>
-        <w:spacing w:line="240" w:lineRule="auto"/>
-        <w:rPr>
-          <w:rFonts w:ascii="Roboto" w:hAnsi="Roboto"/>
-          <w:b/>
-          <w:bCs/>
-          <w:lang w:bidi="fa-IR"/>
-        </w:rPr>
-      </w:pPr>
-      <w:r>
-        <w:rPr>
-          <w:rFonts w:ascii="Roboto" w:hAnsi="Roboto"/>
-          <w:lang w:bidi="fa-IR"/>
-        </w:rPr>
-        <w:t>Aug 2021-Dec 2021</w:t>
-      </w:r>
-      <w:r>
-        <w:rPr>
-          <w:rFonts w:ascii="Roboto" w:hAnsi="Roboto"/>
-          <w:b/>
-          <w:bCs/>
+        <w:t>TEACHING EXPERIENCE</w:t>
+      </w:r>
+    </w:p>
+    <w:p>
+      <w:pPr>
+        <w:spacing w:line="276" w:lineRule="auto"/>
+        <w:rPr>
+          <w:rFonts w:ascii="Roboto" w:hAnsi="Roboto"/>
+          <w:sz w:val="24"/>
+          <w:szCs w:val="24"/>
+        </w:rPr>
+      </w:pPr>
+      <w:r>
+        <w:rPr>
+          <w:rFonts w:ascii="Roboto" w:hAnsi="Roboto"/>
+          <w:lang w:bidi="fa-IR"/>
+        </w:rPr>
+        <w:t>Feb 2022-Jun 2022</w:t>
+      </w:r>
+      <w:r>
+        <w:rPr>
+          <w:rFonts w:ascii="Roboto" w:hAnsi="Roboto"/>
           <w:lang w:bidi="fa-IR"/>
         </w:rPr>
         <w:tab/>
-        <w:t xml:space="preserve">Title: </w:t>
-      </w:r>
-      <w:hyperlink r:id="rId14" w:history="1">
+      </w:r>
+      <w:r>
+        <w:rPr>
+          <w:rFonts w:ascii="Roboto" w:hAnsi="Roboto"/>
+          <w:b/>
+          <w:bCs/>
+        </w:rPr>
+        <w:t>Teaching Assistant,</w:t>
+      </w:r>
+      <w:r>
+        <w:rPr>
+          <w:rFonts w:ascii="Roboto" w:hAnsi="Roboto"/>
+          <w:b/>
+          <w:bCs/>
+          <w:sz w:val="24"/>
+          <w:szCs w:val="24"/>
+        </w:rPr>
+        <w:t xml:space="preserve"> </w:t>
+      </w:r>
+      <w:hyperlink r:id="rId12" w:history="1">
         <w:r>
           <w:rPr>
             <w:rStyle w:val="Hyperlink"/>
             <w:rFonts w:ascii="Roboto" w:hAnsi="Roboto"/>
             <w:u w:val="none"/>
-            <w:lang w:bidi="fa-IR"/>
           </w:rPr>
-          <w:t>Hotel Motel</w:t>
+          <w:t>Principles of Database Design</w:t>
         </w:r>
       </w:hyperlink>
       <w:r>
         <w:rPr>
           <w:rFonts w:ascii="Roboto" w:hAnsi="Roboto"/>
-          <w:lang w:bidi="fa-IR"/>
-        </w:rPr>
-        <w:t>, Hotel Booking Application</w:t>
-      </w:r>
-    </w:p>
-    <w:p>
-      <w:pPr>
-        <w:tabs>
-          <w:tab w:val="left" w:pos="1996"/>
-        </w:tabs>
-        <w:spacing w:line="240" w:lineRule="auto"/>
-        <w:rPr>
-          <w:rFonts w:ascii="Roboto" w:hAnsi="Roboto"/>
-          <w:lang w:bidi="fa-IR"/>
-        </w:rPr>
-      </w:pPr>
-      <w:r>
-        <w:rPr>
-          <w:rFonts w:ascii="Roboto" w:hAnsi="Roboto"/>
-          <w:b/>
-          <w:bCs/>
+        </w:rPr>
+        <w:t>, University of Zanjan</w:t>
+      </w:r>
+    </w:p>
+    <w:p>
+      <w:pPr>
+        <w:pStyle w:val="ListParagraph"/>
+        <w:numPr>
+          <w:ilvl w:val="0"/>
+          <w:numId w:val="1"/>
+        </w:numPr>
+        <w:spacing w:line="276" w:lineRule="auto"/>
+        <w:rPr>
+          <w:rFonts w:ascii="Roboto" w:hAnsi="Roboto"/>
+        </w:rPr>
+      </w:pPr>
+      <w:r>
+        <w:rPr>
+          <w:rFonts w:ascii="Roboto" w:hAnsi="Roboto"/>
+        </w:rPr>
+        <w:t>Graded assignments and exams to provide tailored feedback</w:t>
+      </w:r>
+      <w:r>
+        <w:rPr>
+          <w:rFonts w:ascii="Roboto" w:hAnsi="Roboto"/>
+        </w:rPr>
+        <w:t xml:space="preserve"> </w:t>
+      </w:r>
+      <w:r>
+        <w:rPr>
+          <w:rFonts w:ascii="Roboto" w:hAnsi="Roboto"/>
+        </w:rPr>
+        <w:t>based on course expectations and outcomes</w:t>
+      </w:r>
+    </w:p>
+    <w:p>
+      <w:pPr>
+        <w:pStyle w:val="ListParagraph"/>
+        <w:numPr>
+          <w:ilvl w:val="0"/>
+          <w:numId w:val="1"/>
+        </w:numPr>
+        <w:spacing w:line="276" w:lineRule="auto"/>
+        <w:rPr>
+          <w:rFonts w:ascii="Roboto" w:hAnsi="Roboto"/>
+        </w:rPr>
+      </w:pPr>
+      <w:r>
+        <w:rPr>
+          <w:rFonts w:ascii="Roboto" w:hAnsi="Roboto"/>
+        </w:rPr>
+        <w:t xml:space="preserve">Held course discussion sessions for up to </w:t>
+      </w:r>
+      <w:r>
+        <w:rPr>
+          <w:rFonts w:ascii="Roboto" w:hAnsi="Roboto"/>
+        </w:rPr>
+        <w:t>4</w:t>
+      </w:r>
+      <w:r>
+        <w:rPr>
+          <w:rFonts w:ascii="Roboto" w:hAnsi="Roboto"/>
+        </w:rPr>
+        <w:t>0</w:t>
+      </w:r>
+      <w:r>
+        <w:rPr>
+          <w:rFonts w:ascii="Roboto" w:hAnsi="Roboto"/>
+        </w:rPr>
+        <w:t xml:space="preserve"> students</w:t>
+      </w:r>
+    </w:p>
+    <w:p>
+      <w:pPr>
+        <w:pStyle w:val="Default"/>
+        <w:numPr>
+          <w:ilvl w:val="0"/>
+          <w:numId w:val="1"/>
+        </w:numPr>
+        <w:spacing w:line="276" w:lineRule="auto"/>
+        <w:rPr>
+          <w:rFonts w:ascii="Roboto" w:hAnsi="Roboto"/>
+        </w:rPr>
+      </w:pPr>
+      <w:r>
+        <w:rPr>
+          <w:rFonts w:ascii="Roboto" w:hAnsi="Roboto"/>
+          <w:color w:val="auto"/>
+          <w:sz w:val="22"/>
+          <w:szCs w:val="22"/>
+        </w:rPr>
+        <w:t>P</w:t>
+      </w:r>
+      <w:r>
+        <w:rPr>
+          <w:rFonts w:ascii="Roboto" w:hAnsi="Roboto"/>
+          <w:color w:val="auto"/>
+          <w:sz w:val="22"/>
+          <w:szCs w:val="22"/>
+        </w:rPr>
+        <w:t xml:space="preserve">rovided weekly online support for </w:t>
+      </w:r>
+      <w:r>
+        <w:rPr>
+          <w:rFonts w:ascii="Roboto" w:hAnsi="Roboto"/>
+          <w:color w:val="auto"/>
+          <w:sz w:val="22"/>
+          <w:szCs w:val="22"/>
+        </w:rPr>
+        <w:t>the class</w:t>
+      </w:r>
+      <w:r>
+        <w:rPr>
+          <w:rFonts w:ascii="Roboto" w:hAnsi="Roboto"/>
+          <w:color w:val="auto"/>
+          <w:sz w:val="22"/>
+          <w:szCs w:val="22"/>
+        </w:rPr>
+        <w:t xml:space="preserve"> to ensure student understanding and</w:t>
+      </w:r>
+      <w:r>
+        <w:rPr>
+          <w:rFonts w:ascii="Roboto" w:hAnsi="Roboto"/>
+          <w:color w:val="auto"/>
+          <w:sz w:val="22"/>
+          <w:szCs w:val="22"/>
+        </w:rPr>
+        <w:t xml:space="preserve"> </w:t>
+      </w:r>
+      <w:r>
+        <w:rPr>
+          <w:rFonts w:ascii="Roboto" w:hAnsi="Roboto"/>
+          <w:color w:val="auto"/>
+          <w:sz w:val="22"/>
+          <w:szCs w:val="22"/>
+        </w:rPr>
+        <w:t>learning of course materials</w:t>
+      </w:r>
+    </w:p>
+    <w:p>
+      <w:pPr>
+        <w:pStyle w:val="Default"/>
+        <w:numPr>
+          <w:ilvl w:val="0"/>
+          <w:numId w:val="1"/>
+        </w:numPr>
+        <w:spacing w:line="276" w:lineRule="auto"/>
+        <w:rPr>
+          <w:rFonts w:ascii="Roboto" w:hAnsi="Roboto"/>
+        </w:rPr>
+      </w:pPr>
+      <w:r>
+        <w:rPr>
+          <w:rFonts w:ascii="Roboto" w:hAnsi="Roboto"/>
+        </w:rPr>
+        <w:t xml:space="preserve">Prepare course assignments for the class </w:t>
+      </w:r>
+      <w:r>
+        <w:rPr>
+          <w:rFonts w:ascii="Roboto" w:hAnsi="Roboto"/>
+          <w:color w:val="auto"/>
+          <w:sz w:val="22"/>
+          <w:szCs w:val="22"/>
+        </w:rPr>
+        <w:t>in a practicum-based course to ensure practice-based learning prior to field placement</w:t>
+      </w:r>
+    </w:p>
+    <w:p>
+      <w:pPr>
+        <w:pStyle w:val="Default"/>
+        <w:spacing w:line="276" w:lineRule="auto"/>
+        <w:ind w:left="720"/>
+        <w:rPr>
+          <w:rFonts w:ascii="Roboto" w:hAnsi="Roboto"/>
+        </w:rPr>
+      </w:pPr>
+    </w:p>
+    <w:p>
+      <w:pPr>
+        <w:spacing w:line="276" w:lineRule="auto"/>
+        <w:rPr>
+          <w:rFonts w:ascii="Roboto" w:hAnsi="Roboto"/>
+          <w:sz w:val="24"/>
+          <w:szCs w:val="24"/>
+        </w:rPr>
+      </w:pPr>
+      <w:r>
+        <w:rPr>
+          <w:rFonts w:ascii="Roboto" w:hAnsi="Roboto"/>
+          <w:lang w:bidi="fa-IR"/>
+        </w:rPr>
+        <w:t xml:space="preserve">Feb 2022-Jun </w:t>
+      </w:r>
+      <w:r>
+        <w:rPr>
+          <w:rFonts w:ascii="Roboto" w:hAnsi="Roboto"/>
+          <w:lang w:bidi="fa-IR"/>
+        </w:rPr>
+        <w:t>2022</w:t>
+      </w:r>
+      <w:r>
+        <w:rPr>
+          <w:rFonts w:ascii="Roboto" w:hAnsi="Roboto"/>
           <w:lang w:bidi="fa-IR"/>
         </w:rPr>
         <w:tab/>
-        <w:t xml:space="preserve">Description: </w:t>
-      </w:r>
-      <w:r>
-        <w:rPr>
-          <w:rFonts w:ascii="Roboto" w:hAnsi="Roboto"/>
-          <w:lang w:bidi="fa-IR"/>
-        </w:rPr>
-        <w:t>Bachelor Final Project</w:t>
-      </w:r>
-    </w:p>
-    <w:p>
-      <w:pPr>
-        <w:tabs>
-          <w:tab w:val="left" w:pos="1996"/>
-        </w:tabs>
-        <w:spacing w:line="240" w:lineRule="auto"/>
-        <w:rPr>
-          <w:rFonts w:ascii="Roboto" w:hAnsi="Roboto"/>
-          <w:lang w:bidi="fa-IR"/>
-        </w:rPr>
-      </w:pPr>
-      <w:r>
-        <w:rPr>
-          <w:rFonts w:ascii="Roboto" w:hAnsi="Roboto"/>
-          <w:lang w:bidi="fa-IR"/>
-        </w:rPr>
-        <w:t>Apr 2020-Apr 2020</w:t>
-      </w:r>
-      <w:r>
-        <w:rPr>
-          <w:rFonts w:ascii="Roboto" w:hAnsi="Roboto"/>
-          <w:lang w:bidi="fa-IR"/>
-        </w:rPr>
-        <w:tab/>
-      </w:r>
-      <w:r>
-        <w:rPr>
-          <w:rFonts w:ascii="Roboto" w:hAnsi="Roboto"/>
-          <w:b/>
-          <w:bCs/>
-          <w:lang w:bidi="fa-IR"/>
-        </w:rPr>
-        <w:t>Title</w:t>
-      </w:r>
-      <w:r>
-        <w:rPr>
-          <w:rFonts w:ascii="Roboto" w:hAnsi="Roboto"/>
-          <w:lang w:bidi="fa-IR"/>
-        </w:rPr>
-        <w:t xml:space="preserve">: </w:t>
-      </w:r>
-      <w:hyperlink r:id="rId15" w:history="1">
+      </w:r>
+      <w:r>
+        <w:rPr>
+          <w:rFonts w:ascii="Roboto" w:hAnsi="Roboto"/>
+          <w:b/>
+          <w:bCs/>
+        </w:rPr>
+        <w:t>Teaching Assistant,</w:t>
+      </w:r>
+      <w:r>
+        <w:rPr>
+          <w:rFonts w:ascii="Roboto" w:hAnsi="Roboto"/>
+          <w:b/>
+          <w:bCs/>
+          <w:sz w:val="24"/>
+          <w:szCs w:val="24"/>
+        </w:rPr>
+        <w:t xml:space="preserve"> </w:t>
+      </w:r>
+      <w:hyperlink r:id="rId13" w:history="1">
         <w:r>
           <w:rPr>
             <w:rStyle w:val="Hyperlink"/>
             <w:rFonts w:ascii="Roboto" w:hAnsi="Roboto"/>
             <w:u w:val="none"/>
-            <w:lang w:bidi="fa-IR"/>
           </w:rPr>
-          <w:t>CanSell</w:t>
+          <w:t>Advance</w:t>
         </w:r>
-      </w:hyperlink>
-      <w:r>
-        <w:rPr>
-          <w:rFonts w:ascii="Roboto" w:hAnsi="Roboto"/>
-          <w:lang w:bidi="fa-IR"/>
-        </w:rPr>
-        <w:t>, Used Books Online Shop Application</w:t>
-      </w:r>
-    </w:p>
-    <w:p>
-      <w:pPr>
-        <w:tabs>
-          <w:tab w:val="left" w:pos="1996"/>
-        </w:tabs>
-        <w:spacing w:line="240" w:lineRule="auto"/>
-        <w:rPr>
-          <w:rFonts w:ascii="Roboto" w:hAnsi="Roboto"/>
-          <w:lang w:bidi="fa-IR"/>
-        </w:rPr>
-      </w:pPr>
-      <w:r>
-        <w:rPr>
-          <w:rFonts w:ascii="Roboto" w:hAnsi="Roboto"/>
-          <w:lang w:bidi="fa-IR"/>
-        </w:rPr>
-        <w:tab/>
-      </w:r>
-      <w:r>
-        <w:rPr>
-          <w:rFonts w:ascii="Roboto" w:hAnsi="Roboto"/>
-          <w:b/>
-          <w:bCs/>
-          <w:lang w:bidi="fa-IR"/>
-        </w:rPr>
-        <w:t>Description</w:t>
-      </w:r>
-      <w:r>
-        <w:rPr>
-          <w:rFonts w:ascii="Roboto" w:hAnsi="Roboto"/>
-          <w:lang w:bidi="fa-IR"/>
-        </w:rPr>
-        <w:t>: Participated in developing API</w:t>
-      </w:r>
-    </w:p>
-    <w:p>
-      <w:pPr>
-        <w:tabs>
-          <w:tab w:val="left" w:pos="1996"/>
-        </w:tabs>
-        <w:spacing w:line="240" w:lineRule="auto"/>
-        <w:rPr>
-          <w:rFonts w:ascii="Roboto" w:hAnsi="Roboto"/>
-          <w:b/>
-          <w:bCs/>
-          <w:lang w:bidi="fa-IR"/>
-        </w:rPr>
-      </w:pPr>
-      <w:r>
-        <w:rPr>
-          <w:rFonts w:ascii="Roboto" w:hAnsi="Roboto"/>
-          <w:lang w:bidi="fa-IR"/>
-        </w:rPr>
-        <w:t>Aug 2018-Aug 2019</w:t>
-      </w:r>
-      <w:r>
-        <w:rPr>
-          <w:rFonts w:ascii="Roboto" w:hAnsi="Roboto"/>
-          <w:lang w:bidi="fa-IR"/>
-        </w:rPr>
-        <w:tab/>
-      </w:r>
-      <w:r>
-        <w:rPr>
-          <w:rFonts w:ascii="Roboto" w:hAnsi="Roboto"/>
-          <w:b/>
-          <w:bCs/>
-          <w:lang w:bidi="fa-IR"/>
-        </w:rPr>
-        <w:t>Title</w:t>
-      </w:r>
-      <w:r>
-        <w:rPr>
-          <w:rFonts w:ascii="Roboto" w:hAnsi="Roboto"/>
-          <w:lang w:bidi="fa-IR"/>
-        </w:rPr>
-        <w:t xml:space="preserve">: </w:t>
-      </w:r>
-      <w:hyperlink r:id="rId16" w:history="1">
         <w:r>
           <w:rPr>
             <w:rStyle w:val="Hyperlink"/>
             <w:rFonts w:ascii="Roboto" w:hAnsi="Roboto"/>
             <w:u w:val="none"/>
-            <w:lang w:bidi="fa-IR"/>
           </w:rPr>
-          <w:t>Redis Admin</w:t>
+          <w:t>d</w:t>
+        </w:r>
+        <w:r>
+          <w:rPr>
+            <w:rStyle w:val="Hyperlink"/>
+            <w:rFonts w:ascii="Roboto" w:hAnsi="Roboto"/>
+            <w:u w:val="none"/>
+          </w:rPr>
+          <w:t xml:space="preserve"> programming</w:t>
         </w:r>
       </w:hyperlink>
       <w:r>
         <w:rPr>
           <w:rFonts w:ascii="Roboto" w:hAnsi="Roboto"/>
-          <w:lang w:bidi="fa-IR"/>
-        </w:rPr>
-        <w:t>, Redis Servers GUI Manager</w:t>
+        </w:rPr>
+        <w:t xml:space="preserve">, </w:t>
+      </w:r>
+      <w:r>
+        <w:rPr>
+          <w:rFonts w:ascii="Roboto" w:hAnsi="Roboto"/>
+        </w:rPr>
+        <w:t>Islamic Azad University</w:t>
+      </w:r>
+    </w:p>
+    <w:p>
+      <w:pPr>
+        <w:pStyle w:val="ListParagraph"/>
+        <w:numPr>
+          <w:ilvl w:val="0"/>
+          <w:numId w:val="1"/>
+        </w:numPr>
+        <w:spacing w:line="276" w:lineRule="auto"/>
+        <w:rPr>
+          <w:rFonts w:ascii="Roboto" w:hAnsi="Roboto"/>
+        </w:rPr>
+      </w:pPr>
+      <w:r>
+        <w:rPr>
+          <w:rFonts w:ascii="Roboto" w:hAnsi="Roboto"/>
+        </w:rPr>
+        <w:t xml:space="preserve">Graded </w:t>
+      </w:r>
+      <w:r>
+        <w:rPr>
+          <w:rFonts w:ascii="Roboto" w:hAnsi="Roboto"/>
+        </w:rPr>
+        <w:t>homework also the final project</w:t>
+      </w:r>
+      <w:r>
+        <w:rPr>
+          <w:rFonts w:ascii="Roboto" w:hAnsi="Roboto"/>
+        </w:rPr>
+        <w:t xml:space="preserve"> </w:t>
+      </w:r>
+      <w:r>
+        <w:rPr>
+          <w:rFonts w:ascii="Roboto" w:hAnsi="Roboto"/>
+        </w:rPr>
+        <w:t>in order to</w:t>
+      </w:r>
+      <w:r>
+        <w:rPr>
+          <w:rFonts w:ascii="Roboto" w:hAnsi="Roboto"/>
+        </w:rPr>
+        <w:t xml:space="preserve"> provide tailored feedback based on course expectations and outcomes</w:t>
+      </w:r>
+    </w:p>
+    <w:p>
+      <w:pPr>
+        <w:spacing w:line="276" w:lineRule="auto"/>
+        <w:rPr>
+          <w:rFonts w:ascii="Roboto" w:hAnsi="Roboto"/>
+          <w:sz w:val="20"/>
+          <w:szCs w:val="20"/>
+        </w:rPr>
+      </w:pPr>
+      <w:r>
+        <w:rPr>
+          <w:rFonts w:ascii="Roboto" w:hAnsi="Roboto"/>
+          <w:lang w:bidi="fa-IR"/>
+        </w:rPr>
+        <w:t>Sep 2021-Jan 2022</w:t>
+      </w:r>
+      <w:r>
+        <w:rPr>
+          <w:rFonts w:ascii="Roboto" w:hAnsi="Roboto"/>
+          <w:lang w:bidi="fa-IR"/>
+        </w:rPr>
+        <w:tab/>
+      </w:r>
+      <w:r>
+        <w:rPr>
+          <w:rFonts w:ascii="Roboto" w:hAnsi="Roboto"/>
+          <w:b/>
+          <w:bCs/>
+        </w:rPr>
+        <w:t xml:space="preserve">Teaching Assistant, </w:t>
+      </w:r>
+      <w:r>
+        <w:rPr>
+          <w:rFonts w:ascii="Roboto" w:hAnsi="Roboto"/>
+        </w:rPr>
+        <w:t>Digital Logic Design, University of Zanjan</w:t>
+      </w:r>
+    </w:p>
+    <w:p>
+      <w:pPr>
+        <w:pStyle w:val="ListParagraph"/>
+        <w:numPr>
+          <w:ilvl w:val="0"/>
+          <w:numId w:val="1"/>
+        </w:numPr>
+        <w:spacing w:line="276" w:lineRule="auto"/>
+        <w:rPr>
+          <w:rFonts w:ascii="Roboto" w:hAnsi="Roboto"/>
+        </w:rPr>
+      </w:pPr>
+      <w:r>
+        <w:rPr>
+          <w:rFonts w:ascii="Roboto" w:hAnsi="Roboto"/>
+        </w:rPr>
+        <w:t>Graded assignments and exams of 82 students to provide tailored feedback based on course expectations and outcomes</w:t>
+      </w:r>
+    </w:p>
+    <w:p>
+      <w:pPr>
+        <w:pStyle w:val="ListParagraph"/>
+        <w:rPr>
+          <w:rFonts w:ascii="Roboto" w:hAnsi="Roboto"/>
+          <w:b/>
+          <w:bCs/>
+        </w:rPr>
+      </w:pPr>
+      <w:r>
+        <w:rPr>
+          <w:b/>
+          <w:bCs/>
+          <w:noProof/>
+          <w:sz w:val="20"/>
+          <w:szCs w:val="20"/>
+        </w:rPr>
+        <mc:AlternateContent>
+          <mc:Choice Requires="wps">
+            <w:drawing>
+              <wp:anchor distT="0" distB="0" distL="114300" distR="114300" simplePos="0" relativeHeight="251681792" behindDoc="0" locked="0" layoutInCell="1" allowOverlap="1" wp14:anchorId="280A4013" wp14:editId="46A9905D">
+                <wp:simplePos x="0" y="0"/>
+                <wp:positionH relativeFrom="column">
+                  <wp:posOffset>-327660</wp:posOffset>
+                </wp:positionH>
+                <wp:positionV relativeFrom="paragraph">
+                  <wp:posOffset>136525</wp:posOffset>
+                </wp:positionV>
+                <wp:extent cx="6638290" cy="0"/>
+                <wp:effectExtent l="0" t="0" r="0" b="0"/>
+                <wp:wrapNone/>
+                <wp:docPr id="4" name="Straight Connector 4"/>
+                <wp:cNvGraphicFramePr/>
+                <a:graphic xmlns:a="http://schemas.openxmlformats.org/drawingml/2006/main">
+                  <a:graphicData uri="http://schemas.microsoft.com/office/word/2010/wordprocessingShape">
+                    <wps:wsp>
+                      <wps:cNvCnPr/>
+                      <wps:spPr>
+                        <a:xfrm flipV="1">
+                          <a:off x="0" y="0"/>
+                          <a:ext cx="6638290" cy="0"/>
+                        </a:xfrm>
+                        <a:prstGeom prst="line">
+                          <a:avLst/>
+                        </a:prstGeom>
+                      </wps:spPr>
+                      <wps:style>
+                        <a:lnRef idx="1">
+                          <a:schemeClr val="dk1"/>
+                        </a:lnRef>
+                        <a:fillRef idx="0">
+                          <a:schemeClr val="dk1"/>
+                        </a:fillRef>
+                        <a:effectRef idx="0">
+                          <a:schemeClr val="dk1"/>
+                        </a:effectRef>
+                        <a:fontRef idx="minor">
+                          <a:schemeClr val="tx1"/>
+                        </a:fontRef>
+                      </wps:style>
+                      <wps:bodyPr/>
+                    </wps:wsp>
+                  </a:graphicData>
+                </a:graphic>
+                <wp14:sizeRelH relativeFrom="margin">
+                  <wp14:pctWidth>0</wp14:pctWidth>
+                </wp14:sizeRelH>
+                <wp14:sizeRelV relativeFrom="margin">
+                  <wp14:pctHeight>0</wp14:pctHeight>
+                </wp14:sizeRelV>
+              </wp:anchor>
+            </w:drawing>
+          </mc:Choice>
+          <mc:Fallback>
+            <w:pict>
+              <v:line w14:anchorId="45798264" id="Straight Connector 4" o:spid="_x0000_s1026" style="position:absolute;flip:y;z-index:251681792;visibility:visible;mso-wrap-style:square;mso-width-percent:0;mso-height-percent:0;mso-wrap-distance-left:9pt;mso-wrap-distance-top:0;mso-wrap-distance-right:9pt;mso-wrap-distance-bottom:0;mso-position-horizontal:absolute;mso-position-horizontal-relative:text;mso-position-vertical:absolute;mso-position-vertical-relative:text;mso-width-percent:0;mso-height-percent:0;mso-width-relative:margin;mso-height-relative:margin" from="-25.8pt,10.75pt" to="496.9pt,10.75pt" o:gfxdata="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" strokecolor="black [3200]" strokeweight=".5pt">
+                <v:stroke joinstyle="miter"/>
+              </v:line>
+            </w:pict>
+          </mc:Fallback>
+        </mc:AlternateContent>
+      </w:r>
+    </w:p>
+    <w:p>
+      <w:pPr>
+        <w:rPr>
+          <w:rFonts w:ascii="Roboto" w:hAnsi="Roboto"/>
+          <w:b/>
+          <w:bCs/>
+          <w:sz w:val="28"/>
+          <w:szCs w:val="28"/>
+          <w:lang w:bidi="fa-IR"/>
+        </w:rPr>
+      </w:pPr>
+      <w:r>
+        <w:rPr>
+          <w:rFonts w:ascii="Roboto" w:hAnsi="Roboto"/>
+          <w:b/>
+          <w:bCs/>
+          <w:sz w:val="28"/>
+          <w:szCs w:val="28"/>
+          <w:lang w:bidi="fa-IR"/>
+        </w:rPr>
+        <w:t>INTERNSHIP</w:t>
+      </w:r>
+    </w:p>
+    <w:p>
+      <w:pPr>
+        <w:rPr>
+          <w:rFonts w:ascii="Roboto" w:hAnsi="Roboto"/>
+          <w:lang w:bidi="fa-IR"/>
+        </w:rPr>
+      </w:pPr>
+      <w:r>
+        <w:rPr>
+          <w:rFonts w:ascii="Roboto" w:hAnsi="Roboto"/>
+          <w:lang w:bidi="fa-IR"/>
+        </w:rPr>
+        <w:t xml:space="preserve">Aug 2021-Oct 2021 </w:t>
+      </w:r>
+      <w:r>
+        <w:rPr>
+          <w:rFonts w:ascii="Roboto" w:hAnsi="Roboto"/>
+          <w:b/>
+          <w:bCs/>
+          <w:lang w:bidi="fa-IR"/>
+        </w:rPr>
+        <w:t xml:space="preserve">Intern, </w:t>
+      </w:r>
+      <w:r>
+        <w:rPr>
+          <w:rFonts w:ascii="Roboto" w:hAnsi="Roboto"/>
+          <w:lang w:bidi="fa-IR"/>
+        </w:rPr>
+        <w:t>Sepah Bank</w:t>
+      </w:r>
+    </w:p>
+    <w:p>
+      <w:pPr>
+        <w:pStyle w:val="ListParagraph"/>
+        <w:numPr>
+          <w:ilvl w:val="0"/>
+          <w:numId w:val="5"/>
+        </w:numPr>
+        <w:rPr>
+          <w:rFonts w:ascii="Roboto" w:hAnsi="Roboto"/>
+          <w:lang w:bidi="fa-IR"/>
+        </w:rPr>
+      </w:pPr>
+      <w:r>
+        <w:rPr>
+          <w:rFonts w:ascii="Roboto" w:hAnsi="Roboto"/>
+          <w:b/>
+          <w:bCs/>
+          <w:lang w:bidi="fa-IR"/>
+        </w:rPr>
+        <w:t>Research title:</w:t>
+      </w:r>
+      <w:r>
+        <w:rPr>
+          <w:rFonts w:ascii="Roboto" w:hAnsi="Roboto"/>
+          <w:lang w:bidi="fa-IR"/>
+        </w:rPr>
+        <w:t xml:space="preserve"> </w:t>
+      </w:r>
+      <w:r>
+        <w:rPr>
+          <w:rFonts w:ascii="Roboto" w:hAnsi="Roboto"/>
+          <w:lang w:bidi="fa-IR"/>
+        </w:rPr>
+        <w:t>How to Setting Up Data Center in Banks</w:t>
+      </w:r>
+    </w:p>
+    <w:p>
+      <w:pPr>
+        <w:pStyle w:val="ListParagraph"/>
+        <w:numPr>
+          <w:ilvl w:val="0"/>
+          <w:numId w:val="5"/>
+        </w:numPr>
+        <w:rPr>
+          <w:rFonts w:ascii="Roboto" w:hAnsi="Roboto"/>
+          <w:lang w:bidi="fa-IR"/>
+        </w:rPr>
+      </w:pPr>
+      <w:r>
+        <w:rPr>
+          <w:rFonts w:ascii="Roboto" w:hAnsi="Roboto"/>
+          <w:b/>
+          <w:bCs/>
+          <w:noProof/>
+        </w:rPr>
+        <w:t>Description:</w:t>
+      </w:r>
+      <w:r>
+        <w:rPr>
+          <w:rFonts w:ascii="Roboto" w:hAnsi="Roboto"/>
+          <w:b/>
+          <w:bCs/>
+          <w:noProof/>
+        </w:rPr>
+        <w:t xml:space="preserve"> </w:t>
+      </w:r>
+      <w:r>
+        <w:rPr>
+          <w:rFonts w:ascii="Roboto" w:hAnsi="Roboto"/>
+          <w:noProof/>
+        </w:rPr>
+        <w:t>During the apprenticeship, I have learned about physical attributes, setting up, and maintaining data centers in banks.</w:t>
       </w:r>
     </w:p>
     <w:p>
@@ -1480,55 +1975,12 @@
         <w:tabs>
           <w:tab w:val="left" w:pos="1996"/>
         </w:tabs>
-        <w:spacing w:line="240" w:lineRule="auto"/>
-        <w:ind w:left="1996"/>
-        <w:rPr>
-          <w:rFonts w:ascii="Roboto" w:hAnsi="Roboto"/>
-          <w:lang w:bidi="fa-IR"/>
-        </w:rPr>
-      </w:pPr>
-      <w:r>
-        <w:rPr>
-          <w:rFonts w:ascii="Roboto" w:hAnsi="Roboto"/>
-          <w:b/>
-          <w:bCs/>
-          <w:lang w:bidi="fa-IR"/>
-        </w:rPr>
-        <w:t xml:space="preserve">Description: </w:t>
-      </w:r>
-      <w:r>
-        <w:rPr>
-          <w:rFonts w:ascii="Roboto" w:hAnsi="Roboto"/>
-          <w:lang w:bidi="fa-IR"/>
-        </w:rPr>
-        <w:t xml:space="preserve">The open-source project that helps </w:t>
-      </w:r>
-      <w:r>
-        <w:rPr>
-          <w:rFonts w:ascii="Roboto" w:hAnsi="Roboto"/>
-          <w:lang w:bidi="fa-IR"/>
-        </w:rPr>
-        <w:t xml:space="preserve">database </w:t>
-      </w:r>
-      <w:r>
-        <w:rPr>
-          <w:rFonts w:ascii="Roboto" w:hAnsi="Roboto"/>
-          <w:lang w:bidi="fa-IR"/>
-        </w:rPr>
-        <w:t>administrators to manage Redis servers</w:t>
-      </w:r>
-    </w:p>
-    <w:p>
-      <w:pPr>
-        <w:tabs>
-          <w:tab w:val="left" w:pos="5280"/>
-        </w:tabs>
-        <w:rPr>
-          <w:rFonts w:ascii="Roboto" w:hAnsi="Roboto"/>
-          <w:b/>
-          <w:bCs/>
-          <w:sz w:val="10"/>
-          <w:szCs w:val="10"/>
+        <w:rPr>
+          <w:rFonts w:ascii="Roboto" w:hAnsi="Roboto"/>
+          <w:b/>
+          <w:bCs/>
+          <w:sz w:val="28"/>
+          <w:szCs w:val="28"/>
           <w:lang w:bidi="fa-IR"/>
         </w:rPr>
       </w:pPr>
@@ -1543,13 +1995,13 @@
         <mc:AlternateContent>
           <mc:Choice Requires="wps">
             <w:drawing>
-              <wp:anchor distT="0" distB="0" distL="114300" distR="114300" simplePos="0" relativeHeight="251677696" behindDoc="0" locked="0" layoutInCell="1" allowOverlap="1" wp14:anchorId="3878A8F8" wp14:editId="354283D7">
+              <wp:anchor distT="0" distB="0" distL="114300" distR="114300" simplePos="0" relativeHeight="251677696" behindDoc="0" locked="0" layoutInCell="1" allowOverlap="1" wp14:anchorId="3878A8F8" wp14:editId="1BFD11FB">
                 <wp:simplePos x="0" y="0"/>
                 <wp:positionH relativeFrom="column">
                   <wp:posOffset>-328930</wp:posOffset>
                 </wp:positionH>
                 <wp:positionV relativeFrom="paragraph">
-                  <wp:posOffset>91440</wp:posOffset>
+                  <wp:posOffset>141605</wp:posOffset>
                 </wp:positionV>
                 <wp:extent cx="6638290" cy="0"/>
                 <wp:effectExtent l="0" t="0" r="0" b="0"/>
@@ -1598,7 +2050,7 @@
           </mc:Choice>
           <mc:Fallback>
             <w:pict>
-              <v:line w14:anchorId="3CD22433" id="Straight Connector 8" o:spid="_x0000_s1026" style="position:absolute;flip:y;z-index:251677696;visibility:visible;mso-wrap-style:square;mso-width-percent:0;mso-height-percent:0;mso-wrap-distance-left:9pt;mso-wrap-distance-top:0;mso-wrap-distance-right:9pt;mso-wrap-distance-bottom:0;mso-position-horizontal:absolute;mso-position-horizontal-relative:text;mso-position-vertical:absolute;mso-position-vertical-relative:text;mso-width-percent:0;mso-height-percent:0;mso-width-relative:margin;mso-height-relative:margin" from="-25.9pt,7.2pt" to="496.8pt,7.2pt" o:gfxdata="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" strokecolor="black [3200]" strokeweight=".5pt">
+              <v:line w14:anchorId="7854C0D5" id="Straight Connector 8" o:spid="_x0000_s1026" style="position:absolute;flip:y;z-index:251677696;visibility:visible;mso-wrap-style:square;mso-width-percent:0;mso-height-percent:0;mso-wrap-distance-left:9pt;mso-wrap-distance-top:0;mso-wrap-distance-right:9pt;mso-wrap-distance-bottom:0;mso-position-horizontal:absolute;mso-position-horizontal-relative:text;mso-position-vertical:absolute;mso-position-vertical-relative:text;mso-width-percent:0;mso-height-percent:0;mso-width-relative:margin;mso-height-relative:margin" from="-25.9pt,11.15pt" to="496.8pt,11.15pt" o:gfxdata="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" strokecolor="black [3200]" strokeweight=".5pt">
                 <v:stroke joinstyle="miter"/>
               </v:line>
             </w:pict>
@@ -1609,18 +2061,584 @@
     <w:p>
       <w:pPr>
         <w:tabs>
+          <w:tab w:val="left" w:pos="1996"/>
+        </w:tabs>
+        <w:rPr>
+          <w:rFonts w:ascii="Roboto" w:hAnsi="Roboto"/>
+          <w:b/>
+          <w:bCs/>
+          <w:sz w:val="28"/>
+          <w:szCs w:val="28"/>
+          <w:lang w:bidi="fa-IR"/>
+        </w:rPr>
+      </w:pPr>
+      <w:r>
+        <w:rPr>
+          <w:rFonts w:ascii="Roboto" w:hAnsi="Roboto"/>
+          <w:b/>
+          <w:bCs/>
+          <w:sz w:val="28"/>
+          <w:szCs w:val="28"/>
+          <w:lang w:bidi="fa-IR"/>
+        </w:rPr>
+        <w:t>PROJECTS</w:t>
+      </w:r>
+    </w:p>
+    <w:p>
+      <w:pPr>
+        <w:tabs>
+          <w:tab w:val="left" w:pos="1996"/>
+        </w:tabs>
+        <w:spacing w:line="240" w:lineRule="auto"/>
+        <w:rPr>
+          <w:rFonts w:ascii="Roboto" w:hAnsi="Roboto"/>
+          <w:b/>
+          <w:bCs/>
+          <w:lang w:bidi="fa-IR"/>
+        </w:rPr>
+      </w:pPr>
+      <w:r>
+        <w:rPr>
+          <w:rFonts w:ascii="Roboto" w:hAnsi="Roboto"/>
+          <w:lang w:bidi="fa-IR"/>
+        </w:rPr>
+        <w:t>Aug 2021-Dec 2021</w:t>
+      </w:r>
+      <w:r>
+        <w:rPr>
+          <w:rFonts w:ascii="Roboto" w:hAnsi="Roboto"/>
+          <w:b/>
+          <w:bCs/>
+          <w:lang w:bidi="fa-IR"/>
+        </w:rPr>
+        <w:tab/>
+        <w:t xml:space="preserve">Title: </w:t>
+      </w:r>
+      <w:hyperlink r:id="rId14" w:history="1">
+        <w:r>
+          <w:rPr>
+            <w:rStyle w:val="Hyperlink"/>
+            <w:rFonts w:ascii="Roboto" w:hAnsi="Roboto"/>
+            <w:u w:val="none"/>
+            <w:lang w:bidi="fa-IR"/>
+          </w:rPr>
+          <w:t>Hotel Motel</w:t>
+        </w:r>
+      </w:hyperlink>
+      <w:r>
+        <w:rPr>
+          <w:rFonts w:ascii="Roboto" w:hAnsi="Roboto"/>
+          <w:lang w:bidi="fa-IR"/>
+        </w:rPr>
+        <w:t>, Hotel Booking Application</w:t>
+      </w:r>
+    </w:p>
+    <w:p>
+      <w:pPr>
+        <w:tabs>
+          <w:tab w:val="left" w:pos="1996"/>
+        </w:tabs>
+        <w:spacing w:line="240" w:lineRule="auto"/>
+        <w:rPr>
+          <w:rFonts w:ascii="Roboto" w:hAnsi="Roboto"/>
+          <w:lang w:bidi="fa-IR"/>
+        </w:rPr>
+      </w:pPr>
+      <w:r>
+        <w:rPr>
+          <w:rFonts w:ascii="Roboto" w:hAnsi="Roboto"/>
+          <w:b/>
+          <w:bCs/>
+          <w:lang w:bidi="fa-IR"/>
+        </w:rPr>
+        <w:tab/>
+        <w:t xml:space="preserve">Description: </w:t>
+      </w:r>
+      <w:r>
+        <w:rPr>
+          <w:rFonts w:ascii="Roboto" w:hAnsi="Roboto"/>
+          <w:lang w:bidi="fa-IR"/>
+        </w:rPr>
+        <w:t>Bachelor Final Project</w:t>
+      </w:r>
+    </w:p>
+    <w:p>
+      <w:pPr>
+        <w:tabs>
+          <w:tab w:val="left" w:pos="1996"/>
+        </w:tabs>
+        <w:spacing w:line="240" w:lineRule="auto"/>
+        <w:rPr>
+          <w:rFonts w:ascii="Roboto" w:hAnsi="Roboto"/>
+          <w:lang w:bidi="fa-IR"/>
+        </w:rPr>
+      </w:pPr>
+      <w:r>
+        <w:rPr>
+          <w:rFonts w:ascii="Roboto" w:hAnsi="Roboto"/>
+          <w:lang w:bidi="fa-IR"/>
+        </w:rPr>
+        <w:t>Apr 2020-Apr 2020</w:t>
+      </w:r>
+      <w:r>
+        <w:rPr>
+          <w:rFonts w:ascii="Roboto" w:hAnsi="Roboto"/>
+          <w:lang w:bidi="fa-IR"/>
+        </w:rPr>
+        <w:tab/>
+      </w:r>
+      <w:r>
+        <w:rPr>
+          <w:rFonts w:ascii="Roboto" w:hAnsi="Roboto"/>
+          <w:b/>
+          <w:bCs/>
+          <w:lang w:bidi="fa-IR"/>
+        </w:rPr>
+        <w:t>Title</w:t>
+      </w:r>
+      <w:r>
+        <w:rPr>
+          <w:rFonts w:ascii="Roboto" w:hAnsi="Roboto"/>
+          <w:lang w:bidi="fa-IR"/>
+        </w:rPr>
+        <w:t xml:space="preserve">: </w:t>
+      </w:r>
+      <w:hyperlink r:id="rId15" w:history="1">
+        <w:r>
+          <w:rPr>
+            <w:rStyle w:val="Hyperlink"/>
+            <w:rFonts w:ascii="Roboto" w:hAnsi="Roboto"/>
+            <w:u w:val="none"/>
+            <w:lang w:bidi="fa-IR"/>
+          </w:rPr>
+          <w:t>CanSell</w:t>
+        </w:r>
+      </w:hyperlink>
+      <w:r>
+        <w:rPr>
+          <w:rFonts w:ascii="Roboto" w:hAnsi="Roboto"/>
+          <w:lang w:bidi="fa-IR"/>
+        </w:rPr>
+        <w:t>, Used Books Online Shop Application</w:t>
+      </w:r>
+    </w:p>
+    <w:p>
+      <w:pPr>
+        <w:tabs>
+          <w:tab w:val="left" w:pos="1996"/>
+        </w:tabs>
+        <w:spacing w:line="240" w:lineRule="auto"/>
+        <w:rPr>
+          <w:rFonts w:ascii="Roboto" w:hAnsi="Roboto"/>
+          <w:lang w:bidi="fa-IR"/>
+        </w:rPr>
+      </w:pPr>
+      <w:r>
+        <w:rPr>
+          <w:rFonts w:ascii="Roboto" w:hAnsi="Roboto"/>
+          <w:lang w:bidi="fa-IR"/>
+        </w:rPr>
+        <w:tab/>
+      </w:r>
+      <w:r>
+        <w:rPr>
+          <w:rFonts w:ascii="Roboto" w:hAnsi="Roboto"/>
+          <w:b/>
+          <w:bCs/>
+          <w:lang w:bidi="fa-IR"/>
+        </w:rPr>
+        <w:t>Description</w:t>
+      </w:r>
+      <w:r>
+        <w:rPr>
+          <w:rFonts w:ascii="Roboto" w:hAnsi="Roboto"/>
+          <w:lang w:bidi="fa-IR"/>
+        </w:rPr>
+        <w:t>: Participated in developing API</w:t>
+      </w:r>
+    </w:p>
+    <w:p>
+      <w:pPr>
+        <w:tabs>
+          <w:tab w:val="left" w:pos="1996"/>
+        </w:tabs>
+        <w:spacing w:line="240" w:lineRule="auto"/>
+        <w:rPr>
+          <w:rFonts w:ascii="Roboto" w:hAnsi="Roboto"/>
+          <w:b/>
+          <w:bCs/>
+          <w:lang w:bidi="fa-IR"/>
+        </w:rPr>
+      </w:pPr>
+      <w:r>
+        <w:rPr>
+          <w:rFonts w:ascii="Roboto" w:hAnsi="Roboto"/>
+          <w:lang w:bidi="fa-IR"/>
+        </w:rPr>
+        <w:t>Aug 2018-Aug 2019</w:t>
+      </w:r>
+      <w:r>
+        <w:rPr>
+          <w:rFonts w:ascii="Roboto" w:hAnsi="Roboto"/>
+          <w:lang w:bidi="fa-IR"/>
+        </w:rPr>
+        <w:tab/>
+      </w:r>
+      <w:r>
+        <w:rPr>
+          <w:rFonts w:ascii="Roboto" w:hAnsi="Roboto"/>
+          <w:b/>
+          <w:bCs/>
+          <w:lang w:bidi="fa-IR"/>
+        </w:rPr>
+        <w:t>Title</w:t>
+      </w:r>
+      <w:r>
+        <w:rPr>
+          <w:rFonts w:ascii="Roboto" w:hAnsi="Roboto"/>
+          <w:lang w:bidi="fa-IR"/>
+        </w:rPr>
+        <w:t xml:space="preserve">: </w:t>
+      </w:r>
+      <w:hyperlink r:id="rId16" w:history="1">
+        <w:r>
+          <w:rPr>
+            <w:rStyle w:val="Hyperlink"/>
+            <w:rFonts w:ascii="Roboto" w:hAnsi="Roboto"/>
+            <w:u w:val="none"/>
+            <w:lang w:bidi="fa-IR"/>
+          </w:rPr>
+          <w:t>Redis Admin</w:t>
+        </w:r>
+      </w:hyperlink>
+      <w:r>
+        <w:rPr>
+          <w:rFonts w:ascii="Roboto" w:hAnsi="Roboto"/>
+          <w:lang w:bidi="fa-IR"/>
+        </w:rPr>
+        <w:t>, Redis Servers GUI Manager</w:t>
+      </w:r>
+    </w:p>
+    <w:p>
+      <w:pPr>
+        <w:tabs>
+          <w:tab w:val="left" w:pos="1996"/>
+        </w:tabs>
+        <w:spacing w:line="240" w:lineRule="auto"/>
+        <w:ind w:left="1996"/>
+        <w:rPr>
+          <w:rFonts w:ascii="Roboto" w:hAnsi="Roboto"/>
+          <w:lang w:bidi="fa-IR"/>
+        </w:rPr>
+      </w:pPr>
+      <w:r>
+        <w:rPr>
+          <w:rFonts w:ascii="Roboto" w:hAnsi="Roboto"/>
+          <w:b/>
+          <w:bCs/>
+          <w:lang w:bidi="fa-IR"/>
+        </w:rPr>
+        <w:t xml:space="preserve">Description: </w:t>
+      </w:r>
+      <w:r>
+        <w:rPr>
+          <w:rFonts w:ascii="Roboto" w:hAnsi="Roboto"/>
+          <w:lang w:bidi="fa-IR"/>
+        </w:rPr>
+        <w:t xml:space="preserve">The open-source project that helps </w:t>
+      </w:r>
+      <w:r>
+        <w:rPr>
+          <w:rFonts w:ascii="Roboto" w:hAnsi="Roboto"/>
+          <w:lang w:bidi="fa-IR"/>
+        </w:rPr>
+        <w:t xml:space="preserve">database </w:t>
+      </w:r>
+      <w:r>
+        <w:rPr>
+          <w:rFonts w:ascii="Roboto" w:hAnsi="Roboto"/>
+          <w:lang w:bidi="fa-IR"/>
+        </w:rPr>
+        <w:t>administrators to manage Redis servers</w:t>
+      </w:r>
+    </w:p>
+    <w:p>
+      <w:pPr>
+        <w:tabs>
           <w:tab w:val="left" w:pos="5280"/>
         </w:tabs>
-        <w:spacing w:line="276" w:lineRule="auto"/>
-        <w:rPr>
-          <w:rFonts w:ascii="Roboto" w:hAnsi="Roboto"/>
-          <w:b/>
-          <w:bCs/>
-          <w:sz w:val="12"/>
-          <w:szCs w:val="12"/>
-          <w:lang w:bidi="fa-IR"/>
-        </w:rPr>
-      </w:pPr>
+        <w:rPr>
+          <w:rFonts w:ascii="Roboto" w:hAnsi="Roboto"/>
+          <w:b/>
+          <w:bCs/>
+          <w:sz w:val="10"/>
+          <w:szCs w:val="10"/>
+          <w:lang w:bidi="fa-IR"/>
+        </w:rPr>
+      </w:pPr>
+    </w:p>
+    <w:p>
+      <w:pPr>
+        <w:tabs>
+          <w:tab w:val="left" w:pos="5280"/>
+        </w:tabs>
+        <w:rPr>
+          <w:rFonts w:ascii="Roboto" w:hAnsi="Roboto"/>
+          <w:b/>
+          <w:bCs/>
+          <w:sz w:val="28"/>
+          <w:szCs w:val="28"/>
+          <w:lang w:bidi="fa-IR"/>
+        </w:rPr>
+      </w:pPr>
+    </w:p>
+    <w:p>
+      <w:pPr>
+        <w:tabs>
+          <w:tab w:val="left" w:pos="5280"/>
+        </w:tabs>
+        <w:rPr>
+          <w:rFonts w:ascii="Roboto" w:hAnsi="Roboto"/>
+          <w:b/>
+          <w:bCs/>
+          <w:sz w:val="28"/>
+          <w:szCs w:val="28"/>
+          <w:lang w:bidi="fa-IR"/>
+        </w:rPr>
+      </w:pPr>
+      <w:r>
+        <w:rPr>
+          <w:rFonts w:ascii="Roboto" w:hAnsi="Roboto"/>
+          <w:b/>
+          <w:bCs/>
+          <w:sz w:val="28"/>
+          <w:szCs w:val="28"/>
+          <w:lang w:bidi="fa-IR"/>
+        </w:rPr>
+        <w:lastRenderedPageBreak/>
+        <w:t>CORE COURSES</w:t>
+      </w:r>
+    </w:p>
+    <w:p>
+      <w:pPr>
+        <w:tabs>
+          <w:tab w:val="left" w:pos="5280"/>
+        </w:tabs>
+        <w:rPr>
+          <w:rFonts w:ascii="Roboto" w:hAnsi="Roboto"/>
+          <w:lang w:bidi="fa-IR"/>
+        </w:rPr>
+      </w:pPr>
+      <w:r>
+        <w:rPr>
+          <w:rFonts w:ascii="Roboto" w:hAnsi="Roboto"/>
+          <w:lang w:bidi="fa-IR"/>
+        </w:rPr>
+        <w:t xml:space="preserve">Data Base (20) </w:t>
+      </w:r>
+      <w:r>
+        <w:rPr>
+          <w:rFonts w:ascii="Roboto" w:hAnsi="Roboto"/>
+          <w:b/>
+          <w:bCs/>
+        </w:rPr>
+        <w:t>•</w:t>
+      </w:r>
+      <w:r>
+        <w:rPr>
+          <w:rFonts w:ascii="Roboto" w:hAnsi="Roboto"/>
+        </w:rPr>
+        <w:t xml:space="preserve"> </w:t>
+      </w:r>
+      <w:r>
+        <w:rPr>
+          <w:rFonts w:ascii="Roboto" w:hAnsi="Roboto"/>
+          <w:lang w:bidi="fa-IR"/>
+        </w:rPr>
+        <w:t xml:space="preserve">Digital Logic Design (18.59) </w:t>
+      </w:r>
+      <w:r>
+        <w:rPr>
+          <w:rFonts w:ascii="Roboto" w:hAnsi="Roboto"/>
+          <w:b/>
+          <w:bCs/>
+        </w:rPr>
+        <w:t>•</w:t>
+      </w:r>
+      <w:r>
+        <w:rPr>
+          <w:rFonts w:ascii="Roboto" w:hAnsi="Roboto"/>
+        </w:rPr>
+        <w:t xml:space="preserve"> </w:t>
+      </w:r>
+      <w:r>
+        <w:rPr>
+          <w:rFonts w:ascii="Roboto" w:hAnsi="Roboto"/>
+          <w:lang w:bidi="fa-IR"/>
+        </w:rPr>
+        <w:t xml:space="preserve">Computer Architecture (20) </w:t>
+      </w:r>
+      <w:r>
+        <w:rPr>
+          <w:rFonts w:ascii="Roboto" w:hAnsi="Roboto"/>
+          <w:b/>
+          <w:bCs/>
+        </w:rPr>
+        <w:t>•</w:t>
+      </w:r>
+      <w:r>
+        <w:rPr>
+          <w:rFonts w:ascii="Roboto" w:hAnsi="Roboto"/>
+        </w:rPr>
+        <w:t xml:space="preserve"> </w:t>
+      </w:r>
+      <w:r>
+        <w:rPr>
+          <w:rFonts w:ascii="Roboto" w:hAnsi="Roboto"/>
+          <w:lang w:bidi="fa-IR"/>
+        </w:rPr>
+        <w:t xml:space="preserve">Computer Networks (20) </w:t>
+      </w:r>
+      <w:r>
+        <w:rPr>
+          <w:rFonts w:ascii="Roboto" w:hAnsi="Roboto"/>
+          <w:b/>
+          <w:bCs/>
+        </w:rPr>
+        <w:t>•</w:t>
+      </w:r>
+      <w:r>
+        <w:rPr>
+          <w:rFonts w:ascii="Roboto" w:hAnsi="Roboto"/>
+        </w:rPr>
+        <w:t xml:space="preserve"> </w:t>
+      </w:r>
+      <w:r>
+        <w:rPr>
+          <w:rFonts w:ascii="Roboto" w:hAnsi="Roboto"/>
+          <w:lang w:bidi="fa-IR"/>
+        </w:rPr>
+        <w:t xml:space="preserve">Artificial Intelligence and Expert Systems (20) </w:t>
+      </w:r>
+      <w:r>
+        <w:rPr>
+          <w:rFonts w:ascii="Roboto" w:hAnsi="Roboto"/>
+          <w:b/>
+          <w:bCs/>
+        </w:rPr>
+        <w:t>•</w:t>
+      </w:r>
+      <w:r>
+        <w:rPr>
+          <w:rFonts w:ascii="Roboto" w:hAnsi="Roboto"/>
+        </w:rPr>
+        <w:t xml:space="preserve"> </w:t>
+      </w:r>
+      <w:r>
+        <w:rPr>
+          <w:rFonts w:ascii="Roboto" w:hAnsi="Roboto"/>
+        </w:rPr>
+        <w:t>Signals and Systems (17)</w:t>
+      </w:r>
+      <w:r>
+        <w:rPr>
+          <w:rFonts w:ascii="Roboto" w:hAnsi="Roboto"/>
+          <w:b/>
+          <w:bCs/>
+        </w:rPr>
+        <w:t xml:space="preserve"> •</w:t>
+      </w:r>
+      <w:r>
+        <w:rPr>
+          <w:rFonts w:ascii="Roboto" w:hAnsi="Roboto"/>
+          <w:b/>
+          <w:bCs/>
+        </w:rPr>
+        <w:t xml:space="preserve"> </w:t>
+      </w:r>
+      <w:r>
+        <w:rPr>
+          <w:rFonts w:ascii="Roboto" w:hAnsi="Roboto"/>
+        </w:rPr>
+        <w:t>Advance Programming (20)</w:t>
+      </w:r>
+      <w:r>
+        <w:rPr>
+          <w:rFonts w:ascii="Roboto" w:hAnsi="Roboto"/>
+          <w:lang w:bidi="fa-IR"/>
+        </w:rPr>
+        <w:t xml:space="preserve"> </w:t>
+      </w:r>
+      <w:r>
+        <w:rPr>
+          <w:rFonts w:ascii="Roboto" w:hAnsi="Roboto"/>
+          <w:b/>
+          <w:bCs/>
+        </w:rPr>
+        <w:t>•</w:t>
+      </w:r>
+      <w:r>
+        <w:rPr>
+          <w:rFonts w:ascii="Roboto" w:hAnsi="Roboto"/>
+        </w:rPr>
+        <w:t xml:space="preserve"> Design Programming Languages (20)</w:t>
+      </w:r>
+      <w:r>
+        <w:rPr>
+          <w:rFonts w:ascii="Roboto" w:hAnsi="Roboto"/>
+          <w:lang w:bidi="fa-IR"/>
+        </w:rPr>
+        <w:t xml:space="preserve"> </w:t>
+      </w:r>
+      <w:r>
+        <w:rPr>
+          <w:rFonts w:ascii="Roboto" w:hAnsi="Roboto"/>
+          <w:b/>
+          <w:bCs/>
+        </w:rPr>
+        <w:t>•</w:t>
+      </w:r>
+      <w:r>
+        <w:rPr>
+          <w:rFonts w:ascii="Roboto" w:hAnsi="Roboto"/>
+        </w:rPr>
+        <w:t xml:space="preserve"> Basics of Wireless Networks (17)</w:t>
+      </w:r>
+      <w:r>
+        <w:rPr>
+          <w:rFonts w:ascii="Roboto" w:hAnsi="Roboto"/>
+          <w:lang w:bidi="fa-IR"/>
+        </w:rPr>
+        <w:t xml:space="preserve"> </w:t>
+      </w:r>
+      <w:r>
+        <w:rPr>
+          <w:rFonts w:ascii="Roboto" w:hAnsi="Roboto"/>
+          <w:b/>
+          <w:bCs/>
+        </w:rPr>
+        <w:t xml:space="preserve">• </w:t>
+      </w:r>
+      <w:r>
+        <w:rPr>
+          <w:rFonts w:ascii="Roboto" w:hAnsi="Roboto"/>
+        </w:rPr>
+        <w:t xml:space="preserve">Advanced Database (18) </w:t>
+      </w:r>
+      <w:r>
+        <w:rPr>
+          <w:rFonts w:ascii="Roboto" w:hAnsi="Roboto"/>
+          <w:b/>
+          <w:bCs/>
+        </w:rPr>
+        <w:t>•</w:t>
+      </w:r>
+      <w:r>
+        <w:rPr>
+          <w:rFonts w:ascii="Roboto" w:hAnsi="Roboto"/>
+        </w:rPr>
+        <w:t xml:space="preserve"> Latent and Real-time System (19)</w:t>
+      </w:r>
     </w:p>
     <w:p>
       <w:pPr>
@@ -1639,6 +2657,83 @@
       </w:pPr>
       <w:r>
         <w:rPr>
+          <w:b/>
+          <w:bCs/>
+          <w:noProof/>
+        </w:rPr>
+        <mc:AlternateContent>
+          <mc:Choice Requires="wps">
+            <w:drawing>
+              <wp:anchor distT="0" distB="0" distL="114300" distR="114300" simplePos="0" relativeHeight="251667456" behindDoc="0" locked="0" layoutInCell="1" allowOverlap="1" wp14:anchorId="76253802" wp14:editId="2B861BBF">
+                <wp:simplePos x="0" y="0"/>
+                <wp:positionH relativeFrom="column">
+                  <wp:posOffset>-344170</wp:posOffset>
+                </wp:positionH>
+                <wp:positionV relativeFrom="paragraph">
+                  <wp:posOffset>132080</wp:posOffset>
+                </wp:positionV>
+                <wp:extent cx="6638290" cy="0"/>
+                <wp:effectExtent l="0" t="0" r="0" b="0"/>
+                <wp:wrapNone/>
+                <wp:docPr id="6" name="Straight Connector 6"/>
+                <wp:cNvGraphicFramePr/>
+                <a:graphic xmlns:a="http://schemas.openxmlformats.org/drawingml/2006/main">
+                  <a:graphicData uri="http://schemas.microsoft.com/office/word/2010/wordprocessingShape">
+                    <wps:wsp>
+                      <wps:cNvCnPr/>
+                      <wps:spPr>
+                        <a:xfrm flipV="1">
+                          <a:off x="0" y="0"/>
+                          <a:ext cx="6638290" cy="0"/>
+                        </a:xfrm>
+                        <a:prstGeom prst="line">
+                          <a:avLst/>
+                        </a:prstGeom>
+                      </wps:spPr>
+                      <wps:style>
+                        <a:lnRef idx="1">
+                          <a:schemeClr val="dk1"/>
+                        </a:lnRef>
+                        <a:fillRef idx="0">
+                          <a:schemeClr val="dk1"/>
+                        </a:fillRef>
+                        <a:effectRef idx="0">
+                          <a:schemeClr val="dk1"/>
+                        </a:effectRef>
+                        <a:fontRef idx="minor">
+                          <a:schemeClr val="tx1"/>
+                        </a:fontRef>
+                      </wps:style>
+                      <wps:bodyPr/>
+                    </wps:wsp>
+                  </a:graphicData>
+                </a:graphic>
+                <wp14:sizeRelH relativeFrom="margin">
+                  <wp14:pctWidth>0</wp14:pctWidth>
+                </wp14:sizeRelH>
+                <wp14:sizeRelV relativeFrom="margin">
+                  <wp14:pctHeight>0</wp14:pctHeight>
+                </wp14:sizeRelV>
+              </wp:anchor>
+            </w:drawing>
+          </mc:Choice>
+          <mc:Fallback>
+            <w:pict>
+              <v:line w14:anchorId="19564594" id="Straight Connector 6" o:spid="_x0000_s1026" style="position:absolute;flip:y;z-index:251667456;visibility:visible;mso-wrap-style:square;mso-width-percent:0;mso-height-percent:0;mso-wrap-distance-left:9pt;mso-wrap-distance-top:0;mso-wrap-distance-right:9pt;mso-wrap-distance-bottom:0;mso-position-horizontal:absolute;mso-position-horizontal-relative:text;mso-position-vertical:absolute;mso-position-vertical-relative:text;mso-width-percent:0;mso-height-percent:0;mso-width-relative:margin;mso-height-relative:margin" from="-27.1pt,10.4pt" to="495.6pt,10.4pt" o:gfxdata="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" strokecolor="black [3200]" strokeweight=".5pt">
+                <v:stroke joinstyle="miter"/>
+              </v:line>
+            </w:pict>
+          </mc:Fallback>
+        </mc:AlternateContent>
+      </w:r>
+    </w:p>
+    <w:p>
+      <w:pPr>
+        <w:tabs>
+          <w:tab w:val="left" w:pos="5280"/>
+        </w:tabs>
+        <w:spacing w:line="276" w:lineRule="auto"/>
+        <w:rPr>
           <w:rFonts w:ascii="Roboto" w:hAnsi="Roboto"/>
           <w:b/>
           <w:bCs/>
@@ -1646,8 +2741,7 @@
           <w:szCs w:val="28"/>
           <w:lang w:bidi="fa-IR"/>
         </w:rPr>
-        <w:t>ONLINE</w:t>
-      </w:r>
+      </w:pPr>
       <w:r>
         <w:rPr>
           <w:rFonts w:ascii="Roboto" w:hAnsi="Roboto"/>
@@ -1657,6 +2751,17 @@
           <w:szCs w:val="28"/>
           <w:lang w:bidi="fa-IR"/>
         </w:rPr>
+        <w:t>ONLINE</w:t>
+      </w:r>
+      <w:r>
+        <w:rPr>
+          <w:rFonts w:ascii="Roboto" w:hAnsi="Roboto"/>
+          <w:b/>
+          <w:bCs/>
+          <w:sz w:val="28"/>
+          <w:szCs w:val="28"/>
+          <w:lang w:bidi="fa-IR"/>
+        </w:rPr>
         <w:t xml:space="preserve"> COURSES</w:t>
       </w:r>
     </w:p>
@@ -1673,13 +2778,7 @@
         <w:rPr>
           <w:rFonts w:ascii="Roboto" w:hAnsi="Roboto"/>
         </w:rPr>
-        <w:t>May</w:t>
-      </w:r>
-      <w:r>
-        <w:rPr>
-          <w:rFonts w:ascii="Roboto" w:hAnsi="Roboto"/>
-        </w:rPr>
-        <w:t xml:space="preserve"> 2022</w:t>
+        <w:t>May 2022</w:t>
       </w:r>
       <w:r>
         <w:rPr>
@@ -1768,33 +2867,24 @@
           <w:rFonts w:ascii="Roboto" w:hAnsi="Roboto"/>
           <w:lang w:bidi="fa-IR"/>
         </w:rPr>
-        <w:t xml:space="preserve">             Maktabkhoone, </w:t>
-      </w:r>
-      <w:r>
-        <w:rPr>
-          <w:rFonts w:ascii="Roboto" w:hAnsi="Roboto"/>
-          <w:lang w:bidi="fa-IR"/>
-        </w:rPr>
-        <w:t xml:space="preserve">Grade: </w:t>
-      </w:r>
-      <w:r>
-        <w:rPr>
-          <w:rFonts w:ascii="Roboto" w:hAnsi="Roboto"/>
-          <w:lang w:bidi="fa-IR"/>
-        </w:rPr>
-        <w:t>95</w:t>
-      </w:r>
-      <w:r>
-        <w:rPr>
-          <w:rFonts w:ascii="Roboto" w:hAnsi="Roboto"/>
-          <w:lang w:bidi="fa-IR"/>
-        </w:rPr>
-        <w:t>/100</w:t>
+        <w:t xml:space="preserve">             Maktabkhoone, Grade: 95/100</w:t>
       </w:r>
     </w:p>
     <w:p>
       <w:pPr>
         <w:spacing w:line="240" w:lineRule="auto"/>
+        <w:rPr>
+          <w:rFonts w:ascii="Roboto" w:hAnsi="Roboto"/>
+          <w:color w:val="0563C1" w:themeColor="hyperlink"/>
+        </w:rPr>
+      </w:pPr>
+      <w:r>
+        <w:rPr>
+          <w:rFonts w:ascii="Roboto" w:hAnsi="Roboto"/>
+        </w:rPr>
+        <w:t>Dec 2021</w:t>
+      </w:r>
+      <w:r>
         <w:rPr>
           <w:rFonts w:ascii="Roboto" w:hAnsi="Roboto"/>
           <w:b/>
@@ -1802,12 +2892,7 @@
           <w:sz w:val="24"/>
           <w:szCs w:val="24"/>
         </w:rPr>
-      </w:pPr>
-      <w:r>
-        <w:rPr>
-          <w:rFonts w:ascii="Roboto" w:hAnsi="Roboto"/>
-        </w:rPr>
-        <w:t>Mar 2022</w:t>
+        <w:t xml:space="preserve"> </w:t>
       </w:r>
       <w:r>
         <w:rPr>
@@ -1817,687 +2902,9 @@
           <w:sz w:val="24"/>
           <w:szCs w:val="24"/>
         </w:rPr>
-        <w:t xml:space="preserve"> </w:t>
-      </w:r>
-      <w:r>
-        <w:rPr>
-          <w:rFonts w:ascii="Roboto" w:hAnsi="Roboto"/>
-          <w:b/>
-          <w:bCs/>
-          <w:sz w:val="24"/>
-          <w:szCs w:val="24"/>
-        </w:rPr>
         <w:tab/>
       </w:r>
       <w:hyperlink r:id="rId19" w:history="1">
-        <w:r>
-          <w:rPr>
-            <w:rStyle w:val="Hyperlink"/>
-            <w:rFonts w:ascii="Roboto" w:hAnsi="Roboto"/>
-            <w:u w:val="none"/>
-          </w:rPr>
-          <w:t>Object-Oriented Design</w:t>
-        </w:r>
-      </w:hyperlink>
-    </w:p>
-    <w:p>
-      <w:pPr>
-        <w:pStyle w:val="ListParagraph"/>
-        <w:tabs>
-          <w:tab w:val="left" w:pos="5280"/>
-        </w:tabs>
-        <w:spacing w:line="240" w:lineRule="auto"/>
-        <w:rPr>
-          <w:rFonts w:ascii="Roboto" w:hAnsi="Roboto"/>
-          <w:lang w:bidi="fa-IR"/>
-        </w:rPr>
-      </w:pPr>
-      <w:bookmarkStart w:id="1" w:name="_Hlk102394567"/>
-      <w:r>
-        <w:rPr>
-          <w:rFonts w:ascii="Roboto" w:hAnsi="Roboto"/>
-          <w:lang w:bidi="fa-IR"/>
-        </w:rPr>
-        <w:t xml:space="preserve">             </w:t>
-      </w:r>
-      <w:r>
-        <w:rPr>
-          <w:rFonts w:ascii="Roboto" w:hAnsi="Roboto"/>
-          <w:lang w:bidi="fa-IR"/>
-        </w:rPr>
-        <w:t>Coursera,</w:t>
-      </w:r>
-      <w:r>
-        <w:rPr>
-          <w:rFonts w:ascii="Roboto" w:hAnsi="Roboto"/>
-          <w:lang w:bidi="fa-IR"/>
-        </w:rPr>
-        <w:t xml:space="preserve"> University of </w:t>
-      </w:r>
-      <w:r>
-        <w:rPr>
-          <w:rFonts w:ascii="Roboto" w:hAnsi="Roboto"/>
-          <w:lang w:bidi="fa-IR"/>
-        </w:rPr>
-        <w:t>Alberta</w:t>
-      </w:r>
-      <w:r>
-        <w:rPr>
-          <w:rFonts w:ascii="Roboto" w:hAnsi="Roboto"/>
-          <w:lang w:bidi="fa-IR"/>
-        </w:rPr>
-        <w:t xml:space="preserve">, </w:t>
-      </w:r>
-      <w:r>
-        <w:rPr>
-          <w:rFonts w:ascii="Roboto" w:hAnsi="Roboto"/>
-          <w:lang w:bidi="fa-IR"/>
-        </w:rPr>
-        <w:t xml:space="preserve">Grade: </w:t>
-      </w:r>
-      <w:r>
-        <w:rPr>
-          <w:rFonts w:ascii="Roboto" w:hAnsi="Roboto"/>
-          <w:lang w:bidi="fa-IR"/>
-        </w:rPr>
-        <w:t>95.80</w:t>
-      </w:r>
-      <w:r>
-        <w:rPr>
-          <w:rFonts w:ascii="Roboto" w:hAnsi="Roboto"/>
-          <w:lang w:bidi="fa-IR"/>
-        </w:rPr>
-        <w:t>/100</w:t>
-      </w:r>
-    </w:p>
-    <w:bookmarkEnd w:id="1"/>
-    <w:p>
-      <w:pPr>
-        <w:spacing w:line="240" w:lineRule="auto"/>
-        <w:rPr>
-          <w:rFonts w:ascii="Roboto" w:hAnsi="Roboto"/>
-          <w:sz w:val="24"/>
-          <w:szCs w:val="24"/>
-        </w:rPr>
-      </w:pPr>
-      <w:r>
-        <w:rPr>
-          <w:rFonts w:ascii="Roboto" w:hAnsi="Roboto"/>
-        </w:rPr>
-        <w:t>Mar 2022</w:t>
-      </w:r>
-      <w:r>
-        <w:rPr>
-          <w:rFonts w:ascii="Roboto" w:hAnsi="Roboto"/>
-          <w:b/>
-          <w:bCs/>
-          <w:sz w:val="24"/>
-          <w:szCs w:val="24"/>
-        </w:rPr>
-        <w:t xml:space="preserve"> </w:t>
-      </w:r>
-      <w:r>
-        <w:rPr>
-          <w:rFonts w:ascii="Roboto" w:hAnsi="Roboto"/>
-          <w:b/>
-          <w:bCs/>
-          <w:sz w:val="24"/>
-          <w:szCs w:val="24"/>
-        </w:rPr>
-        <w:tab/>
-      </w:r>
-      <w:hyperlink r:id="rId20" w:history="1">
-        <w:r>
-          <w:rPr>
-            <w:rStyle w:val="Hyperlink"/>
-            <w:rFonts w:ascii="Roboto" w:hAnsi="Roboto"/>
-            <w:u w:val="none"/>
-          </w:rPr>
-          <w:t>How to Manage a Remote Team</w:t>
-        </w:r>
-      </w:hyperlink>
-    </w:p>
-    <w:p>
-      <w:pPr>
-        <w:spacing w:line="240" w:lineRule="auto"/>
-        <w:ind w:left="1440"/>
-        <w:rPr>
-          <w:rFonts w:ascii="Roboto" w:hAnsi="Roboto"/>
-          <w:b/>
-          <w:bCs/>
-          <w:sz w:val="24"/>
-          <w:szCs w:val="24"/>
-        </w:rPr>
-      </w:pPr>
-      <w:r>
-        <w:rPr>
-          <w:rFonts w:ascii="Roboto" w:hAnsi="Roboto"/>
-          <w:lang w:bidi="fa-IR"/>
-        </w:rPr>
-        <w:t xml:space="preserve">Coursera, </w:t>
-      </w:r>
-      <w:r>
-        <w:rPr>
-          <w:rFonts w:ascii="Roboto" w:hAnsi="Roboto"/>
-          <w:lang w:bidi="fa-IR"/>
-        </w:rPr>
-        <w:t xml:space="preserve">GitLab, </w:t>
-      </w:r>
-      <w:r>
-        <w:rPr>
-          <w:rFonts w:ascii="Roboto" w:hAnsi="Roboto"/>
-          <w:lang w:bidi="fa-IR"/>
-        </w:rPr>
-        <w:t>Grade:</w:t>
-      </w:r>
-      <w:r>
-        <w:rPr>
-          <w:rFonts w:ascii="Roboto" w:hAnsi="Roboto"/>
-          <w:lang w:bidi="fa-IR"/>
-        </w:rPr>
-        <w:t xml:space="preserve"> </w:t>
-      </w:r>
-      <w:r>
-        <w:rPr>
-          <w:rFonts w:ascii="Roboto" w:hAnsi="Roboto"/>
-          <w:lang w:bidi="fa-IR"/>
-        </w:rPr>
-        <w:t>96.57</w:t>
-      </w:r>
-      <w:r>
-        <w:rPr>
-          <w:rFonts w:ascii="Roboto" w:hAnsi="Roboto"/>
-          <w:lang w:bidi="fa-IR"/>
-        </w:rPr>
-        <w:t>/100</w:t>
-      </w:r>
-    </w:p>
-    <w:p>
-      <w:pPr>
-        <w:tabs>
-          <w:tab w:val="left" w:pos="5280"/>
-        </w:tabs>
-        <w:spacing w:line="240" w:lineRule="auto"/>
-        <w:rPr>
-          <w:rFonts w:ascii="Roboto" w:hAnsi="Roboto"/>
-          <w:sz w:val="32"/>
-          <w:szCs w:val="32"/>
-          <w:lang w:bidi="fa-IR"/>
-        </w:rPr>
-      </w:pPr>
-      <w:r>
-        <w:rPr>
-          <w:rFonts w:ascii="Roboto" w:hAnsi="Roboto"/>
-          <w:lang w:bidi="fa-IR"/>
-        </w:rPr>
-        <w:t>Feb 2022</w:t>
-      </w:r>
-      <w:r>
-        <w:rPr>
-          <w:rFonts w:ascii="Roboto" w:hAnsi="Roboto"/>
-          <w:sz w:val="28"/>
-          <w:szCs w:val="28"/>
-          <w:lang w:bidi="fa-IR"/>
-        </w:rPr>
-        <w:t xml:space="preserve">      </w:t>
-      </w:r>
-      <w:hyperlink r:id="rId21" w:history="1">
-        <w:r>
-          <w:rPr>
-            <w:rStyle w:val="Hyperlink"/>
-            <w:rFonts w:ascii="Roboto" w:hAnsi="Roboto"/>
-            <w:u w:val="none"/>
-          </w:rPr>
-          <w:t>Web Applications for Everybody Specialization</w:t>
-        </w:r>
-      </w:hyperlink>
-    </w:p>
-    <w:p>
-      <w:pPr>
-        <w:pStyle w:val="ListParagraph"/>
-        <w:numPr>
-          <w:ilvl w:val="0"/>
-          <w:numId w:val="9"/>
-        </w:numPr>
-        <w:spacing w:line="240" w:lineRule="auto"/>
-        <w:rPr>
-          <w:rFonts w:ascii="Roboto" w:hAnsi="Roboto"/>
-          <w:b/>
-          <w:bCs/>
-          <w:sz w:val="24"/>
-          <w:szCs w:val="24"/>
-        </w:rPr>
-      </w:pPr>
-      <w:r>
-        <w:rPr>
-          <w:rFonts w:ascii="Roboto" w:hAnsi="Roboto"/>
-        </w:rPr>
-        <w:t>Feb 2022</w:t>
-      </w:r>
-      <w:r>
-        <w:rPr>
-          <w:rFonts w:ascii="Roboto" w:hAnsi="Roboto"/>
-          <w:b/>
-          <w:bCs/>
-          <w:sz w:val="24"/>
-          <w:szCs w:val="24"/>
-        </w:rPr>
-        <w:t xml:space="preserve"> </w:t>
-      </w:r>
-      <w:r>
-        <w:rPr>
-          <w:rFonts w:ascii="Roboto" w:hAnsi="Roboto"/>
-          <w:b/>
-          <w:bCs/>
-          <w:sz w:val="24"/>
-          <w:szCs w:val="24"/>
-        </w:rPr>
-        <w:tab/>
-      </w:r>
-      <w:hyperlink r:id="rId22" w:history="1">
-        <w:r>
-          <w:rPr>
-            <w:rStyle w:val="Hyperlink"/>
-            <w:rFonts w:ascii="Roboto" w:hAnsi="Roboto"/>
-            <w:u w:val="none"/>
-          </w:rPr>
-          <w:t>JavaScript, JQuery, and J</w:t>
-        </w:r>
-        <w:r>
-          <w:rPr>
-            <w:rStyle w:val="Hyperlink"/>
-            <w:rFonts w:ascii="Roboto" w:hAnsi="Roboto"/>
-            <w:u w:val="none"/>
-          </w:rPr>
-          <w:t>SON</w:t>
-        </w:r>
-      </w:hyperlink>
-    </w:p>
-    <w:p>
-      <w:pPr>
-        <w:pStyle w:val="ListParagraph"/>
-        <w:tabs>
-          <w:tab w:val="left" w:pos="5280"/>
-        </w:tabs>
-        <w:spacing w:line="240" w:lineRule="auto"/>
-        <w:rPr>
-          <w:rFonts w:ascii="Roboto" w:hAnsi="Roboto"/>
-          <w:lang w:bidi="fa-IR"/>
-        </w:rPr>
-      </w:pPr>
-      <w:r>
-        <w:rPr>
-          <w:rFonts w:ascii="Roboto" w:hAnsi="Roboto"/>
-          <w:lang w:bidi="fa-IR"/>
-        </w:rPr>
-        <w:t>Coursera,</w:t>
-      </w:r>
-      <w:r>
-        <w:rPr>
-          <w:rFonts w:ascii="Roboto" w:hAnsi="Roboto"/>
-          <w:lang w:bidi="fa-IR"/>
-        </w:rPr>
-        <w:t xml:space="preserve"> University of Michigan,</w:t>
-      </w:r>
-      <w:r>
-        <w:rPr>
-          <w:rFonts w:ascii="Roboto" w:hAnsi="Roboto"/>
-          <w:lang w:bidi="fa-IR"/>
-        </w:rPr>
-        <w:t xml:space="preserve"> Grade: </w:t>
-      </w:r>
-      <w:r>
-        <w:rPr>
-          <w:rFonts w:ascii="Roboto" w:hAnsi="Roboto"/>
-          <w:lang w:bidi="fa-IR"/>
-        </w:rPr>
-        <w:t>100</w:t>
-      </w:r>
-      <w:r>
-        <w:rPr>
-          <w:rFonts w:ascii="Roboto" w:hAnsi="Roboto"/>
-          <w:lang w:bidi="fa-IR"/>
-        </w:rPr>
-        <w:t xml:space="preserve"> /100</w:t>
-      </w:r>
-    </w:p>
-    <w:p>
-      <w:pPr>
-        <w:pStyle w:val="ListParagraph"/>
-        <w:numPr>
-          <w:ilvl w:val="0"/>
-          <w:numId w:val="10"/>
-        </w:numPr>
-        <w:spacing w:line="240" w:lineRule="auto"/>
-        <w:rPr>
-          <w:rFonts w:ascii="Roboto" w:hAnsi="Roboto"/>
-          <w:b/>
-          <w:bCs/>
-        </w:rPr>
-      </w:pPr>
-      <w:r>
-        <w:rPr>
-          <w:rFonts w:ascii="Roboto" w:hAnsi="Roboto"/>
-        </w:rPr>
-        <w:t>Feb 2022</w:t>
-      </w:r>
-      <w:r>
-        <w:rPr>
-          <w:rFonts w:ascii="Roboto" w:hAnsi="Roboto"/>
-          <w:b/>
-          <w:bCs/>
-          <w:sz w:val="24"/>
-          <w:szCs w:val="24"/>
-        </w:rPr>
-        <w:t xml:space="preserve"> </w:t>
-      </w:r>
-      <w:r>
-        <w:rPr>
-          <w:rFonts w:ascii="Roboto" w:hAnsi="Roboto"/>
-          <w:b/>
-          <w:bCs/>
-          <w:sz w:val="24"/>
-          <w:szCs w:val="24"/>
-        </w:rPr>
-        <w:tab/>
-      </w:r>
-      <w:hyperlink r:id="rId23" w:history="1">
-        <w:r>
-          <w:rPr>
-            <w:rStyle w:val="Hyperlink"/>
-            <w:rFonts w:ascii="Roboto" w:hAnsi="Roboto"/>
-            <w:u w:val="none"/>
-          </w:rPr>
-          <w:t>Building Database Applications in PHP</w:t>
-        </w:r>
-      </w:hyperlink>
-    </w:p>
-    <w:p>
-      <w:pPr>
-        <w:pStyle w:val="ListParagraph"/>
-        <w:tabs>
-          <w:tab w:val="left" w:pos="5280"/>
-        </w:tabs>
-        <w:spacing w:line="240" w:lineRule="auto"/>
-        <w:rPr>
-          <w:rFonts w:ascii="Roboto" w:hAnsi="Roboto"/>
-          <w:lang w:bidi="fa-IR"/>
-        </w:rPr>
-      </w:pPr>
-      <w:r>
-        <w:rPr>
-          <w:rFonts w:ascii="Roboto" w:hAnsi="Roboto"/>
-          <w:lang w:bidi="fa-IR"/>
-        </w:rPr>
-        <w:t>Coursera,</w:t>
-      </w:r>
-      <w:r>
-        <w:rPr>
-          <w:rFonts w:ascii="Roboto" w:hAnsi="Roboto"/>
-          <w:lang w:bidi="fa-IR"/>
-        </w:rPr>
-        <w:t xml:space="preserve"> University of Michigan</w:t>
-      </w:r>
-      <w:r>
-        <w:rPr>
-          <w:rFonts w:ascii="Roboto" w:hAnsi="Roboto"/>
-          <w:lang w:bidi="fa-IR"/>
-        </w:rPr>
-        <w:t xml:space="preserve">, </w:t>
-      </w:r>
-      <w:r>
-        <w:rPr>
-          <w:rFonts w:ascii="Roboto" w:hAnsi="Roboto"/>
-          <w:lang w:bidi="fa-IR"/>
-        </w:rPr>
-        <w:t>Grade: 100 /100</w:t>
-      </w:r>
-    </w:p>
-    <w:p>
-      <w:pPr>
-        <w:pStyle w:val="ListParagraph"/>
-        <w:numPr>
-          <w:ilvl w:val="0"/>
-          <w:numId w:val="10"/>
-        </w:numPr>
-        <w:spacing w:line="240" w:lineRule="auto"/>
-        <w:rPr>
-          <w:rFonts w:ascii="Roboto" w:hAnsi="Roboto"/>
-        </w:rPr>
-      </w:pPr>
-      <w:r>
-        <w:rPr>
-          <w:rFonts w:ascii="Roboto" w:hAnsi="Roboto"/>
-        </w:rPr>
-        <w:t>Dec 2021</w:t>
-      </w:r>
-      <w:r>
-        <w:rPr>
-          <w:rFonts w:ascii="Roboto" w:hAnsi="Roboto"/>
-          <w:b/>
-          <w:bCs/>
-          <w:sz w:val="24"/>
-          <w:szCs w:val="24"/>
-        </w:rPr>
-        <w:t xml:space="preserve"> </w:t>
-      </w:r>
-      <w:r>
-        <w:rPr>
-          <w:rFonts w:ascii="Roboto" w:hAnsi="Roboto"/>
-          <w:b/>
-          <w:bCs/>
-          <w:sz w:val="24"/>
-          <w:szCs w:val="24"/>
-        </w:rPr>
-        <w:tab/>
-      </w:r>
-      <w:hyperlink r:id="rId24" w:history="1">
-        <w:r>
-          <w:rPr>
-            <w:rStyle w:val="Hyperlink"/>
-            <w:rFonts w:ascii="Roboto" w:hAnsi="Roboto"/>
-            <w:u w:val="none"/>
-          </w:rPr>
-          <w:t xml:space="preserve">Introduction to Structed Query </w:t>
-        </w:r>
-        <w:r>
-          <w:rPr>
-            <w:rStyle w:val="Hyperlink"/>
-            <w:rFonts w:ascii="Roboto" w:hAnsi="Roboto"/>
-            <w:u w:val="none"/>
-          </w:rPr>
-          <w:t>Language (</w:t>
-        </w:r>
-        <w:r>
-          <w:rPr>
-            <w:rStyle w:val="Hyperlink"/>
-            <w:rFonts w:ascii="Roboto" w:hAnsi="Roboto"/>
-            <w:u w:val="none"/>
-          </w:rPr>
-          <w:t>SQL)</w:t>
-        </w:r>
-      </w:hyperlink>
-    </w:p>
-    <w:p>
-      <w:pPr>
-        <w:pStyle w:val="ListParagraph"/>
-        <w:tabs>
-          <w:tab w:val="left" w:pos="5280"/>
-        </w:tabs>
-        <w:spacing w:line="240" w:lineRule="auto"/>
-        <w:rPr>
-          <w:rFonts w:ascii="Roboto" w:hAnsi="Roboto"/>
-          <w:lang w:bidi="fa-IR"/>
-        </w:rPr>
-      </w:pPr>
-      <w:r>
-        <w:rPr>
-          <w:rFonts w:ascii="Roboto" w:hAnsi="Roboto"/>
-          <w:lang w:bidi="fa-IR"/>
-        </w:rPr>
-        <w:t>Coursera,</w:t>
-      </w:r>
-      <w:r>
-        <w:rPr>
-          <w:rFonts w:ascii="Roboto" w:hAnsi="Roboto"/>
-          <w:lang w:bidi="fa-IR"/>
-        </w:rPr>
-        <w:t xml:space="preserve"> University of Michigan</w:t>
-      </w:r>
-      <w:r>
-        <w:rPr>
-          <w:rFonts w:ascii="Roboto" w:hAnsi="Roboto"/>
-          <w:lang w:bidi="fa-IR"/>
-        </w:rPr>
-        <w:t xml:space="preserve">, </w:t>
-      </w:r>
-      <w:r>
-        <w:rPr>
-          <w:rFonts w:ascii="Roboto" w:hAnsi="Roboto"/>
-          <w:lang w:bidi="fa-IR"/>
-        </w:rPr>
-        <w:t>Grade: 100/100</w:t>
-      </w:r>
-    </w:p>
-    <w:p>
-      <w:pPr>
-        <w:pStyle w:val="ListParagraph"/>
-        <w:numPr>
-          <w:ilvl w:val="0"/>
-          <w:numId w:val="10"/>
-        </w:numPr>
-        <w:spacing w:line="240" w:lineRule="auto"/>
-        <w:rPr>
-          <w:rFonts w:ascii="Roboto" w:hAnsi="Roboto"/>
-        </w:rPr>
-      </w:pPr>
-      <w:r>
-        <w:rPr>
-          <w:rFonts w:ascii="Roboto" w:hAnsi="Roboto"/>
-        </w:rPr>
-        <w:t>Dec 2021</w:t>
-      </w:r>
-      <w:r>
-        <w:rPr>
-          <w:rFonts w:ascii="Roboto" w:hAnsi="Roboto"/>
-          <w:b/>
-          <w:bCs/>
-          <w:sz w:val="24"/>
-          <w:szCs w:val="24"/>
-        </w:rPr>
-        <w:t xml:space="preserve"> </w:t>
-      </w:r>
-      <w:r>
-        <w:rPr>
-          <w:rFonts w:ascii="Roboto" w:hAnsi="Roboto"/>
-          <w:b/>
-          <w:bCs/>
-          <w:sz w:val="24"/>
-          <w:szCs w:val="24"/>
-        </w:rPr>
-        <w:tab/>
-      </w:r>
-      <w:hyperlink r:id="rId25" w:history="1">
-        <w:r>
-          <w:rPr>
-            <w:rStyle w:val="Hyperlink"/>
-            <w:rFonts w:ascii="Roboto" w:hAnsi="Roboto"/>
-            <w:u w:val="none"/>
-          </w:rPr>
-          <w:t>Building Web Applications in PHP</w:t>
-        </w:r>
-      </w:hyperlink>
-    </w:p>
-    <w:p>
-      <w:pPr>
-        <w:pStyle w:val="ListParagraph"/>
-        <w:tabs>
-          <w:tab w:val="left" w:pos="5280"/>
-        </w:tabs>
-        <w:spacing w:line="240" w:lineRule="auto"/>
-        <w:rPr>
-          <w:rFonts w:ascii="Roboto" w:hAnsi="Roboto"/>
-          <w:lang w:bidi="fa-IR"/>
-        </w:rPr>
-      </w:pPr>
-      <w:r>
-        <w:rPr>
-          <w:rFonts w:ascii="Roboto" w:hAnsi="Roboto"/>
-          <w:lang w:bidi="fa-IR"/>
-        </w:rPr>
-        <w:t>Coursera,</w:t>
-      </w:r>
-      <w:r>
-        <w:rPr>
-          <w:rFonts w:ascii="Roboto" w:hAnsi="Roboto"/>
-          <w:lang w:bidi="fa-IR"/>
-        </w:rPr>
-        <w:t xml:space="preserve"> University of Michigan</w:t>
-      </w:r>
-      <w:r>
-        <w:rPr>
-          <w:rFonts w:ascii="Roboto" w:hAnsi="Roboto"/>
-          <w:lang w:bidi="fa-IR"/>
-        </w:rPr>
-        <w:t xml:space="preserve">, </w:t>
-      </w:r>
-      <w:r>
-        <w:rPr>
-          <w:rFonts w:ascii="Roboto" w:hAnsi="Roboto"/>
-          <w:lang w:bidi="fa-IR"/>
-        </w:rPr>
-        <w:t xml:space="preserve">Grade: </w:t>
-      </w:r>
-      <w:r>
-        <w:rPr>
-          <w:rFonts w:ascii="Roboto" w:hAnsi="Roboto"/>
-          <w:lang w:bidi="fa-IR"/>
-        </w:rPr>
-        <w:t>100</w:t>
-      </w:r>
-      <w:r>
-        <w:rPr>
-          <w:rFonts w:ascii="Roboto" w:hAnsi="Roboto"/>
-          <w:lang w:bidi="fa-IR"/>
-        </w:rPr>
-        <w:t>/100</w:t>
-      </w:r>
-    </w:p>
-    <w:p>
-      <w:pPr>
-        <w:spacing w:line="240" w:lineRule="auto"/>
-        <w:rPr>
-          <w:rFonts w:ascii="Roboto" w:hAnsi="Roboto"/>
-          <w:color w:val="0563C1" w:themeColor="hyperlink"/>
-        </w:rPr>
-      </w:pPr>
-      <w:r>
-        <w:rPr>
-          <w:rFonts w:ascii="Roboto" w:hAnsi="Roboto"/>
-        </w:rPr>
-        <w:t>Dec 2021</w:t>
-      </w:r>
-      <w:r>
-        <w:rPr>
-          <w:rFonts w:ascii="Roboto" w:hAnsi="Roboto"/>
-          <w:b/>
-          <w:bCs/>
-          <w:sz w:val="24"/>
-          <w:szCs w:val="24"/>
-        </w:rPr>
-        <w:t xml:space="preserve"> </w:t>
-      </w:r>
-      <w:r>
-        <w:rPr>
-          <w:rFonts w:ascii="Roboto" w:hAnsi="Roboto"/>
-          <w:b/>
-          <w:bCs/>
-          <w:sz w:val="24"/>
-          <w:szCs w:val="24"/>
-        </w:rPr>
-        <w:tab/>
-      </w:r>
-      <w:hyperlink r:id="rId26" w:history="1">
         <w:r>
           <w:rPr>
             <w:rStyle w:val="Hyperlink"/>
@@ -2568,347 +2975,6 @@
           <w:lang w:bidi="fa-IR"/>
         </w:rPr>
         <w:t>/100</w:t>
-      </w:r>
-    </w:p>
-    <w:p>
-      <w:pPr>
-        <w:tabs>
-          <w:tab w:val="left" w:pos="5280"/>
-        </w:tabs>
-        <w:spacing w:line="240" w:lineRule="auto"/>
-        <w:ind w:left="1440"/>
-        <w:rPr>
-          <w:b/>
-          <w:bCs/>
-          <w:noProof/>
-          <w:sz w:val="20"/>
-          <w:szCs w:val="20"/>
-        </w:rPr>
-      </w:pPr>
-    </w:p>
-    <w:p>
-      <w:pPr>
-        <w:tabs>
-          <w:tab w:val="left" w:pos="5280"/>
-        </w:tabs>
-        <w:spacing w:line="240" w:lineRule="auto"/>
-        <w:ind w:left="1440"/>
-        <w:rPr>
-          <w:b/>
-          <w:bCs/>
-          <w:noProof/>
-          <w:sz w:val="20"/>
-          <w:szCs w:val="20"/>
-        </w:rPr>
-      </w:pPr>
-    </w:p>
-    <w:p>
-      <w:pPr>
-        <w:tabs>
-          <w:tab w:val="left" w:pos="5280"/>
-        </w:tabs>
-        <w:spacing w:line="240" w:lineRule="auto"/>
-        <w:ind w:left="1440"/>
-        <w:rPr>
-          <w:rFonts w:ascii="Roboto" w:hAnsi="Roboto"/>
-          <w:lang w:bidi="fa-IR"/>
-        </w:rPr>
-      </w:pPr>
-    </w:p>
-    <w:p>
-      <w:pPr>
-        <w:tabs>
-          <w:tab w:val="left" w:pos="5280"/>
-        </w:tabs>
-        <w:rPr>
-          <w:rFonts w:ascii="Roboto" w:hAnsi="Roboto"/>
-          <w:b/>
-          <w:bCs/>
-          <w:sz w:val="28"/>
-          <w:szCs w:val="28"/>
-          <w:lang w:bidi="fa-IR"/>
-        </w:rPr>
-      </w:pPr>
-      <w:r>
-        <w:rPr>
-          <w:rFonts w:ascii="Roboto" w:hAnsi="Roboto"/>
-          <w:b/>
-          <w:bCs/>
-          <w:sz w:val="28"/>
-          <w:szCs w:val="28"/>
-          <w:lang w:bidi="fa-IR"/>
-        </w:rPr>
-        <w:lastRenderedPageBreak/>
-        <w:t>CORE COURSES</w:t>
-      </w:r>
-    </w:p>
-    <w:p>
-      <w:pPr>
-        <w:tabs>
-          <w:tab w:val="left" w:pos="5280"/>
-        </w:tabs>
-        <w:rPr>
-          <w:rFonts w:ascii="Roboto" w:hAnsi="Roboto"/>
-          <w:lang w:bidi="fa-IR"/>
-        </w:rPr>
-      </w:pPr>
-      <w:r>
-        <w:rPr>
-          <w:rFonts w:ascii="Roboto" w:hAnsi="Roboto"/>
-          <w:lang w:bidi="fa-IR"/>
-        </w:rPr>
-        <w:t xml:space="preserve">Data </w:t>
-      </w:r>
-      <w:r>
-        <w:rPr>
-          <w:rFonts w:ascii="Roboto" w:hAnsi="Roboto"/>
-          <w:lang w:bidi="fa-IR"/>
-        </w:rPr>
-        <w:t>Base (</w:t>
-      </w:r>
-      <w:r>
-        <w:rPr>
-          <w:rFonts w:ascii="Roboto" w:hAnsi="Roboto"/>
-          <w:lang w:bidi="fa-IR"/>
-        </w:rPr>
-        <w:t xml:space="preserve">20) </w:t>
-      </w:r>
-      <w:r>
-        <w:rPr>
-          <w:rFonts w:ascii="Roboto" w:hAnsi="Roboto"/>
-          <w:b/>
-          <w:bCs/>
-        </w:rPr>
-        <w:t>•</w:t>
-      </w:r>
-      <w:r>
-        <w:rPr>
-          <w:rFonts w:ascii="Roboto" w:hAnsi="Roboto"/>
-        </w:rPr>
-        <w:t xml:space="preserve"> </w:t>
-      </w:r>
-      <w:r>
-        <w:rPr>
-          <w:rFonts w:ascii="Roboto" w:hAnsi="Roboto"/>
-          <w:lang w:bidi="fa-IR"/>
-        </w:rPr>
-        <w:t xml:space="preserve">Digital Logic </w:t>
-      </w:r>
-      <w:r>
-        <w:rPr>
-          <w:rFonts w:ascii="Roboto" w:hAnsi="Roboto"/>
-          <w:lang w:bidi="fa-IR"/>
-        </w:rPr>
-        <w:t>Design (</w:t>
-      </w:r>
-      <w:r>
-        <w:rPr>
-          <w:rFonts w:ascii="Roboto" w:hAnsi="Roboto"/>
-          <w:lang w:bidi="fa-IR"/>
-        </w:rPr>
-        <w:t xml:space="preserve">18.59) </w:t>
-      </w:r>
-      <w:r>
-        <w:rPr>
-          <w:rFonts w:ascii="Roboto" w:hAnsi="Roboto"/>
-          <w:b/>
-          <w:bCs/>
-        </w:rPr>
-        <w:t>•</w:t>
-      </w:r>
-      <w:r>
-        <w:rPr>
-          <w:rFonts w:ascii="Roboto" w:hAnsi="Roboto"/>
-        </w:rPr>
-        <w:t xml:space="preserve"> </w:t>
-      </w:r>
-      <w:r>
-        <w:rPr>
-          <w:rFonts w:ascii="Roboto" w:hAnsi="Roboto"/>
-          <w:lang w:bidi="fa-IR"/>
-        </w:rPr>
-        <w:t xml:space="preserve">Computer </w:t>
-      </w:r>
-      <w:r>
-        <w:rPr>
-          <w:rFonts w:ascii="Roboto" w:hAnsi="Roboto"/>
-          <w:lang w:bidi="fa-IR"/>
-        </w:rPr>
-        <w:t>Architecture (</w:t>
-      </w:r>
-      <w:r>
-        <w:rPr>
-          <w:rFonts w:ascii="Roboto" w:hAnsi="Roboto"/>
-          <w:lang w:bidi="fa-IR"/>
-        </w:rPr>
-        <w:t xml:space="preserve">20) </w:t>
-      </w:r>
-      <w:r>
-        <w:rPr>
-          <w:rFonts w:ascii="Roboto" w:hAnsi="Roboto"/>
-          <w:b/>
-          <w:bCs/>
-        </w:rPr>
-        <w:t>•</w:t>
-      </w:r>
-      <w:r>
-        <w:rPr>
-          <w:rFonts w:ascii="Roboto" w:hAnsi="Roboto"/>
-        </w:rPr>
-        <w:t xml:space="preserve"> </w:t>
-      </w:r>
-      <w:r>
-        <w:rPr>
-          <w:rFonts w:ascii="Roboto" w:hAnsi="Roboto"/>
-          <w:lang w:bidi="fa-IR"/>
-        </w:rPr>
-        <w:t xml:space="preserve">Computer Networks (20) </w:t>
-      </w:r>
-      <w:r>
-        <w:rPr>
-          <w:rFonts w:ascii="Roboto" w:hAnsi="Roboto"/>
-          <w:b/>
-          <w:bCs/>
-        </w:rPr>
-        <w:t>•</w:t>
-      </w:r>
-      <w:r>
-        <w:rPr>
-          <w:rFonts w:ascii="Roboto" w:hAnsi="Roboto"/>
-        </w:rPr>
-        <w:t xml:space="preserve"> </w:t>
-      </w:r>
-      <w:r>
-        <w:rPr>
-          <w:rFonts w:ascii="Roboto" w:hAnsi="Roboto"/>
-          <w:lang w:bidi="fa-IR"/>
-        </w:rPr>
-        <w:t xml:space="preserve">Artificial Intelligence and Expert Systems (20) </w:t>
-      </w:r>
-      <w:r>
-        <w:rPr>
-          <w:rFonts w:ascii="Roboto" w:hAnsi="Roboto"/>
-          <w:b/>
-          <w:bCs/>
-        </w:rPr>
-        <w:t>•</w:t>
-      </w:r>
-      <w:r>
-        <w:rPr>
-          <w:rFonts w:ascii="Roboto" w:hAnsi="Roboto"/>
-        </w:rPr>
-        <w:t xml:space="preserve"> </w:t>
-      </w:r>
-      <w:r>
-        <w:rPr>
-          <w:rFonts w:ascii="Roboto" w:hAnsi="Roboto"/>
-        </w:rPr>
-        <w:t>Signals and Systems (</w:t>
-      </w:r>
-      <w:r>
-        <w:rPr>
-          <w:rFonts w:ascii="Roboto" w:hAnsi="Roboto"/>
-        </w:rPr>
-        <w:t>17)</w:t>
-      </w:r>
-      <w:r>
-        <w:rPr>
-          <w:rFonts w:ascii="Roboto" w:hAnsi="Roboto"/>
-          <w:b/>
-          <w:bCs/>
-        </w:rPr>
-        <w:t xml:space="preserve"> •</w:t>
-      </w:r>
-      <w:r>
-        <w:rPr>
-          <w:rFonts w:ascii="Roboto" w:hAnsi="Roboto"/>
-          <w:b/>
-          <w:bCs/>
-        </w:rPr>
-        <w:t xml:space="preserve"> </w:t>
-      </w:r>
-      <w:r>
-        <w:rPr>
-          <w:rFonts w:ascii="Roboto" w:hAnsi="Roboto"/>
-        </w:rPr>
-        <w:t>Advance Programming (20)</w:t>
-      </w:r>
-      <w:r>
-        <w:rPr>
-          <w:rFonts w:ascii="Roboto" w:hAnsi="Roboto"/>
-          <w:lang w:bidi="fa-IR"/>
-        </w:rPr>
-        <w:t xml:space="preserve"> </w:t>
-      </w:r>
-      <w:r>
-        <w:rPr>
-          <w:rFonts w:ascii="Roboto" w:hAnsi="Roboto"/>
-          <w:b/>
-          <w:bCs/>
-        </w:rPr>
-        <w:t>•</w:t>
-      </w:r>
-      <w:r>
-        <w:rPr>
-          <w:rFonts w:ascii="Roboto" w:hAnsi="Roboto"/>
-        </w:rPr>
-        <w:t xml:space="preserve"> Design Programming Languages (20)</w:t>
-      </w:r>
-      <w:r>
-        <w:rPr>
-          <w:rFonts w:ascii="Roboto" w:hAnsi="Roboto"/>
-          <w:lang w:bidi="fa-IR"/>
-        </w:rPr>
-        <w:t xml:space="preserve"> </w:t>
-      </w:r>
-      <w:r>
-        <w:rPr>
-          <w:rFonts w:ascii="Roboto" w:hAnsi="Roboto"/>
-          <w:b/>
-          <w:bCs/>
-        </w:rPr>
-        <w:t>•</w:t>
-      </w:r>
-      <w:r>
-        <w:rPr>
-          <w:rFonts w:ascii="Roboto" w:hAnsi="Roboto"/>
-        </w:rPr>
-        <w:t xml:space="preserve"> Basics of Wireless Networks (17)</w:t>
-      </w:r>
-      <w:r>
-        <w:rPr>
-          <w:rFonts w:ascii="Roboto" w:hAnsi="Roboto"/>
-          <w:lang w:bidi="fa-IR"/>
-        </w:rPr>
-        <w:t xml:space="preserve"> </w:t>
-      </w:r>
-      <w:r>
-        <w:rPr>
-          <w:rFonts w:ascii="Roboto" w:hAnsi="Roboto"/>
-          <w:b/>
-          <w:bCs/>
-        </w:rPr>
-        <w:t xml:space="preserve">• </w:t>
-      </w:r>
-      <w:r>
-        <w:rPr>
-          <w:rFonts w:ascii="Roboto" w:hAnsi="Roboto"/>
-        </w:rPr>
-        <w:t xml:space="preserve">Advanced Database (18) </w:t>
-      </w:r>
-      <w:r>
-        <w:rPr>
-          <w:rFonts w:ascii="Roboto" w:hAnsi="Roboto"/>
-          <w:b/>
-          <w:bCs/>
-        </w:rPr>
-        <w:t>•</w:t>
-      </w:r>
-      <w:r>
-        <w:rPr>
-          <w:rFonts w:ascii="Roboto" w:hAnsi="Roboto"/>
-        </w:rPr>
-        <w:t xml:space="preserve"> Latent and Real-time System (19)</w:t>
       </w:r>
     </w:p>
     <w:p>
@@ -3165,276 +3231,19 @@
           <w:b/>
           <w:bCs/>
           <w:noProof/>
+          <w:sz w:val="20"/>
+          <w:szCs w:val="20"/>
         </w:rPr>
         <mc:AlternateContent>
           <mc:Choice Requires="wps">
             <w:drawing>
-              <wp:anchor distT="0" distB="0" distL="114300" distR="114300" simplePos="0" relativeHeight="251667456" behindDoc="0" locked="0" layoutInCell="1" allowOverlap="1" wp14:anchorId="76253802" wp14:editId="292F73D8">
-                <wp:simplePos x="0" y="0"/>
-                <wp:positionH relativeFrom="column">
-                  <wp:posOffset>-344170</wp:posOffset>
-                </wp:positionH>
-                <wp:positionV relativeFrom="paragraph">
-                  <wp:posOffset>340632</wp:posOffset>
-                </wp:positionV>
-                <wp:extent cx="6638290" cy="0"/>
-                <wp:effectExtent l="0" t="0" r="0" b="0"/>
-                <wp:wrapNone/>
-                <wp:docPr id="6" name="Straight Connector 6"/>
-                <wp:cNvGraphicFramePr/>
-                <a:graphic xmlns:a="http://schemas.openxmlformats.org/drawingml/2006/main">
-                  <a:graphicData uri="http://schemas.microsoft.com/office/word/2010/wordprocessingShape">
-                    <wps:wsp>
-                      <wps:cNvCnPr/>
-                      <wps:spPr>
-                        <a:xfrm flipV="1">
-                          <a:off x="0" y="0"/>
-                          <a:ext cx="6638290" cy="0"/>
-                        </a:xfrm>
-                        <a:prstGeom prst="line">
-                          <a:avLst/>
-                        </a:prstGeom>
-                      </wps:spPr>
-                      <wps:style>
-                        <a:lnRef idx="1">
-                          <a:schemeClr val="dk1"/>
-                        </a:lnRef>
-                        <a:fillRef idx="0">
-                          <a:schemeClr val="dk1"/>
-                        </a:fillRef>
-                        <a:effectRef idx="0">
-                          <a:schemeClr val="dk1"/>
-                        </a:effectRef>
-                        <a:fontRef idx="minor">
-                          <a:schemeClr val="tx1"/>
-                        </a:fontRef>
-                      </wps:style>
-                      <wps:bodyPr/>
-                    </wps:wsp>
-                  </a:graphicData>
-                </a:graphic>
-                <wp14:sizeRelH relativeFrom="margin">
-                  <wp14:pctWidth>0</wp14:pctWidth>
-                </wp14:sizeRelH>
-                <wp14:sizeRelV relativeFrom="margin">
-                  <wp14:pctHeight>0</wp14:pctHeight>
-                </wp14:sizeRelV>
-              </wp:anchor>
-            </w:drawing>
-          </mc:Choice>
-          <mc:Fallback>
-            <w:pict>
-              <v:line w14:anchorId="035E2268" id="Straight Connector 6" o:spid="_x0000_s1026" style="position:absolute;flip:y;z-index:251667456;visibility:visible;mso-wrap-style:square;mso-width-percent:0;mso-height-percent:0;mso-wrap-distance-left:9pt;mso-wrap-distance-top:0;mso-wrap-distance-right:9pt;mso-wrap-distance-bottom:0;mso-position-horizontal:absolute;mso-position-horizontal-relative:text;mso-position-vertical:absolute;mso-position-vertical-relative:text;mso-width-percent:0;mso-height-percent:0;mso-width-relative:margin;mso-height-relative:margin" from="-27.1pt,26.8pt" to="495.6pt,26.8pt" o:gfxdata="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" strokecolor="black [3200]" strokeweight=".5pt">
-                <v:stroke joinstyle="miter"/>
-              </v:line>
-            </w:pict>
-          </mc:Fallback>
-        </mc:AlternateContent>
-      </w:r>
-      <w:r>
-        <w:rPr>
-          <w:rFonts w:ascii="Roboto" w:hAnsi="Roboto"/>
-          <w:b/>
-          <w:bCs/>
-          <w:lang w:bidi="fa-IR"/>
-        </w:rPr>
-        <w:t xml:space="preserve">Databases: </w:t>
-      </w:r>
-      <w:r>
-        <w:rPr>
-          <w:rFonts w:ascii="Roboto" w:hAnsi="Roboto"/>
-          <w:lang w:bidi="fa-IR"/>
-        </w:rPr>
-        <w:t>MySQL, PostgreSQL</w:t>
-      </w:r>
-      <w:r>
-        <w:rPr>
-          <w:rFonts w:ascii="Roboto" w:hAnsi="Roboto"/>
-          <w:lang w:bidi="fa-IR"/>
-        </w:rPr>
-        <w:t>, Redis</w:t>
-      </w:r>
-    </w:p>
-    <w:p>
-      <w:pPr>
-        <w:rPr>
-          <w:rFonts w:ascii="Roboto" w:hAnsi="Roboto"/>
-          <w:b/>
-          <w:bCs/>
-          <w:sz w:val="20"/>
-          <w:szCs w:val="20"/>
-          <w:lang w:bidi="fa-IR"/>
-        </w:rPr>
-      </w:pPr>
-    </w:p>
-    <w:p>
-      <w:pPr>
-        <w:rPr>
-          <w:rFonts w:ascii="Roboto" w:hAnsi="Roboto"/>
-          <w:b/>
-          <w:bCs/>
-          <w:sz w:val="28"/>
-          <w:szCs w:val="28"/>
-          <w:lang w:bidi="fa-IR"/>
-        </w:rPr>
-      </w:pPr>
-      <w:r>
-        <w:rPr>
-          <w:rFonts w:ascii="Roboto" w:hAnsi="Roboto"/>
-          <w:b/>
-          <w:bCs/>
-          <w:sz w:val="28"/>
-          <w:szCs w:val="28"/>
-          <w:lang w:bidi="fa-IR"/>
-        </w:rPr>
-        <w:t>INTERNSHIP</w:t>
-      </w:r>
-    </w:p>
-    <w:p>
-      <w:pPr>
-        <w:rPr>
-          <w:rFonts w:ascii="Roboto" w:hAnsi="Roboto"/>
-          <w:lang w:bidi="fa-IR"/>
-        </w:rPr>
-      </w:pPr>
-      <w:r>
-        <w:rPr>
-          <w:rFonts w:ascii="Roboto" w:hAnsi="Roboto"/>
-          <w:lang w:bidi="fa-IR"/>
-        </w:rPr>
-        <w:t>Aug 2021-Oct 202</w:t>
-      </w:r>
-      <w:r>
-        <w:rPr>
-          <w:rFonts w:ascii="Roboto" w:hAnsi="Roboto"/>
-          <w:lang w:bidi="fa-IR"/>
-        </w:rPr>
-        <w:t xml:space="preserve">1 </w:t>
-      </w:r>
-      <w:r>
-        <w:rPr>
-          <w:rFonts w:ascii="Roboto" w:hAnsi="Roboto"/>
-          <w:b/>
-          <w:bCs/>
-          <w:lang w:bidi="fa-IR"/>
-        </w:rPr>
-        <w:t xml:space="preserve">Intern, </w:t>
-      </w:r>
-      <w:r>
-        <w:rPr>
-          <w:rFonts w:ascii="Roboto" w:hAnsi="Roboto"/>
-          <w:lang w:bidi="fa-IR"/>
-        </w:rPr>
-        <w:t>Sepah Bank</w:t>
-      </w:r>
-    </w:p>
-    <w:p>
-      <w:pPr>
-        <w:pStyle w:val="ListParagraph"/>
-        <w:numPr>
-          <w:ilvl w:val="0"/>
-          <w:numId w:val="5"/>
-        </w:numPr>
-        <w:rPr>
-          <w:rFonts w:ascii="Roboto" w:hAnsi="Roboto"/>
-          <w:lang w:bidi="fa-IR"/>
-        </w:rPr>
-      </w:pPr>
-      <w:r>
-        <w:rPr>
-          <w:rFonts w:ascii="Roboto" w:hAnsi="Roboto"/>
-          <w:b/>
-          <w:bCs/>
-          <w:lang w:bidi="fa-IR"/>
-        </w:rPr>
-        <w:t>Research title:</w:t>
-      </w:r>
-      <w:r>
-        <w:rPr>
-          <w:rFonts w:ascii="Roboto" w:hAnsi="Roboto"/>
-          <w:lang w:bidi="fa-IR"/>
-        </w:rPr>
-        <w:t xml:space="preserve"> </w:t>
-      </w:r>
-      <w:r>
-        <w:rPr>
-          <w:rFonts w:ascii="Roboto" w:hAnsi="Roboto"/>
-          <w:lang w:bidi="fa-IR"/>
-        </w:rPr>
-        <w:t>How to Setting Up Data Center in Banks</w:t>
-      </w:r>
-    </w:p>
-    <w:p>
-      <w:pPr>
-        <w:pStyle w:val="ListParagraph"/>
-        <w:numPr>
-          <w:ilvl w:val="0"/>
-          <w:numId w:val="5"/>
-        </w:numPr>
-        <w:rPr>
-          <w:rFonts w:ascii="Roboto" w:hAnsi="Roboto"/>
-          <w:lang w:bidi="fa-IR"/>
-        </w:rPr>
-      </w:pPr>
-      <w:r>
-        <w:rPr>
-          <w:rFonts w:ascii="Roboto" w:hAnsi="Roboto"/>
-          <w:b/>
-          <w:bCs/>
-          <w:noProof/>
-        </w:rPr>
-        <w:t>Description:</w:t>
-      </w:r>
-      <w:r>
-        <w:rPr>
-          <w:rFonts w:ascii="Roboto" w:hAnsi="Roboto"/>
-          <w:b/>
-          <w:bCs/>
-          <w:noProof/>
-        </w:rPr>
-        <w:t xml:space="preserve"> </w:t>
-      </w:r>
-      <w:r>
-        <w:rPr>
-          <w:rFonts w:ascii="Roboto" w:hAnsi="Roboto"/>
-          <w:noProof/>
-        </w:rPr>
-        <w:t>During the apprenticeship, I have learned about physical attributes, setting up, and maintaining data centers in banks.</w:t>
-      </w:r>
-    </w:p>
-    <w:p>
-      <w:pPr>
-        <w:tabs>
-          <w:tab w:val="left" w:pos="3253"/>
-        </w:tabs>
-        <w:spacing w:line="276" w:lineRule="auto"/>
-        <w:rPr>
-          <w:rFonts w:ascii="Roboto" w:hAnsi="Roboto"/>
-          <w:b/>
-          <w:bCs/>
-          <w:sz w:val="28"/>
-          <w:szCs w:val="28"/>
-          <w:lang w:bidi="fa-IR"/>
-        </w:rPr>
-      </w:pPr>
-      <w:r>
-        <w:rPr>
-          <w:b/>
-          <w:bCs/>
-          <w:noProof/>
-          <w:sz w:val="20"/>
-          <w:szCs w:val="20"/>
-        </w:rPr>
-        <mc:AlternateContent>
-          <mc:Choice Requires="wps">
-            <w:drawing>
-              <wp:anchor distT="0" distB="0" distL="114300" distR="114300" simplePos="0" relativeHeight="251675648" behindDoc="0" locked="0" layoutInCell="1" allowOverlap="1" wp14:anchorId="1525D8BE" wp14:editId="60E34163">
+              <wp:anchor distT="0" distB="0" distL="114300" distR="114300" simplePos="0" relativeHeight="251675648" behindDoc="0" locked="0" layoutInCell="1" allowOverlap="1" wp14:anchorId="1525D8BE" wp14:editId="5460BF13">
                 <wp:simplePos x="0" y="0"/>
                 <wp:positionH relativeFrom="column">
                   <wp:posOffset>-339090</wp:posOffset>
                 </wp:positionH>
                 <wp:positionV relativeFrom="paragraph">
-                  <wp:posOffset>91440</wp:posOffset>
+                  <wp:posOffset>305435</wp:posOffset>
                 </wp:positionV>
                 <wp:extent cx="6638290" cy="0"/>
                 <wp:effectExtent l="0" t="0" r="0" b="0"/>
@@ -3483,13 +3292,73 @@
           </mc:Choice>
           <mc:Fallback>
             <w:pict>
-              <v:line w14:anchorId="18D12590" id="Straight Connector 5" o:spid="_x0000_s1026" style="position:absolute;flip:y;z-index:251675648;visibility:visible;mso-wrap-style:square;mso-width-percent:0;mso-height-percent:0;mso-wrap-distance-left:9pt;mso-wrap-distance-top:0;mso-wrap-distance-right:9pt;mso-wrap-distance-bottom:0;mso-position-horizontal:absolute;mso-position-horizontal-relative:text;mso-position-vertical:absolute;mso-position-vertical-relative:text;mso-width-percent:0;mso-height-percent:0;mso-width-relative:margin;mso-height-relative:margin" from="-26.7pt,7.2pt" to="496pt,7.2pt" o:gfxdata="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" strokecolor="black [3200]" strokeweight=".5pt">
+              <v:line w14:anchorId="7DE12F54" id="Straight Connector 5" o:spid="_x0000_s1026" style="position:absolute;flip:y;z-index:251675648;visibility:visible;mso-wrap-style:square;mso-width-percent:0;mso-height-percent:0;mso-wrap-distance-left:9pt;mso-wrap-distance-top:0;mso-wrap-distance-right:9pt;mso-wrap-distance-bottom:0;mso-position-horizontal:absolute;mso-position-horizontal-relative:text;mso-position-vertical:absolute;mso-position-vertical-relative:text;mso-width-percent:0;mso-height-percent:0;mso-width-relative:margin;mso-height-relative:margin" from="-26.7pt,24.05pt" to="496pt,24.05pt" o:gfxdata="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" strokecolor="black [3200]" strokeweight=".5pt">
                 <v:stroke joinstyle="miter"/>
               </v:line>
             </w:pict>
           </mc:Fallback>
         </mc:AlternateContent>
       </w:r>
+      <w:r>
+        <w:rPr>
+          <w:rFonts w:ascii="Roboto" w:hAnsi="Roboto"/>
+          <w:b/>
+          <w:bCs/>
+          <w:lang w:bidi="fa-IR"/>
+        </w:rPr>
+        <w:t xml:space="preserve">Databases: </w:t>
+      </w:r>
+      <w:r>
+        <w:rPr>
+          <w:rFonts w:ascii="Roboto" w:hAnsi="Roboto"/>
+          <w:lang w:bidi="fa-IR"/>
+        </w:rPr>
+        <w:t>MySQL, PostgreSQL</w:t>
+      </w:r>
+      <w:r>
+        <w:rPr>
+          <w:rFonts w:ascii="Roboto" w:hAnsi="Roboto"/>
+          <w:lang w:bidi="fa-IR"/>
+        </w:rPr>
+        <w:t>, Redis</w:t>
+      </w:r>
+      <w:r>
+        <w:rPr>
+          <w:rFonts w:ascii="Roboto" w:hAnsi="Roboto"/>
+          <w:lang w:bidi="fa-IR"/>
+        </w:rPr>
+        <w:t>, MongoDB</w:t>
+      </w:r>
+      <w:r>
+        <w:rPr>
+          <w:rFonts w:ascii="Roboto" w:hAnsi="Roboto"/>
+          <w:lang w:bidi="fa-IR"/>
+        </w:rPr>
+        <w:t xml:space="preserve">, </w:t>
+      </w:r>
+      <w:r>
+        <w:rPr>
+          <w:rFonts w:ascii="Roboto" w:hAnsi="Roboto"/>
+          <w:lang w:bidi="fa-IR"/>
+        </w:rPr>
+        <w:t>Cassandra</w:t>
+      </w:r>
+    </w:p>
+    <w:p>
+      <w:pPr>
+        <w:tabs>
+          <w:tab w:val="left" w:pos="3253"/>
+        </w:tabs>
+        <w:spacing w:line="276" w:lineRule="auto"/>
+        <w:rPr>
+          <w:rFonts w:ascii="Roboto" w:hAnsi="Roboto"/>
+          <w:b/>
+          <w:bCs/>
+          <w:sz w:val="14"/>
+          <w:szCs w:val="14"/>
+          <w:lang w:bidi="fa-IR"/>
+        </w:rPr>
+      </w:pPr>
     </w:p>
     <w:p>
       <w:pPr>
@@ -3775,345 +3644,446 @@
         <w:t>REFERENCES</w:t>
       </w:r>
     </w:p>
-    <w:p>
-      <w:pPr>
-        <w:pStyle w:val="ListParagraph"/>
-        <w:numPr>
-          <w:ilvl w:val="0"/>
-          <w:numId w:val="7"/>
-        </w:numPr>
-        <w:rPr>
-          <w:rFonts w:ascii="Roboto" w:hAnsi="Roboto"/>
-          <w:lang w:bidi="fa-IR"/>
-        </w:rPr>
-      </w:pPr>
-      <w:hyperlink r:id="rId27" w:history="1">
-        <w:r>
-          <w:rPr>
-            <w:rStyle w:val="Hyperlink"/>
-            <w:rFonts w:ascii="Roboto" w:hAnsi="Roboto"/>
-            <w:u w:val="none"/>
-            <w:lang w:bidi="fa-IR"/>
-          </w:rPr>
-          <w:t>Dr. Ali Azarpeyvand</w:t>
-        </w:r>
-      </w:hyperlink>
-      <w:r>
-        <w:rPr>
-          <w:rFonts w:ascii="Roboto" w:hAnsi="Roboto"/>
-          <w:lang w:bidi="fa-IR"/>
-        </w:rPr>
-        <w:t>,</w:t>
-      </w:r>
-      <w:r>
-        <w:rPr>
-          <w:rFonts w:ascii="Roboto" w:hAnsi="Roboto"/>
-          <w:b/>
-          <w:bCs/>
-          <w:lang w:bidi="fa-IR"/>
-        </w:rPr>
-        <w:t xml:space="preserve"> </w:t>
-      </w:r>
-      <w:r>
-        <w:rPr>
-          <w:rFonts w:ascii="Roboto" w:hAnsi="Roboto"/>
-          <w:lang w:bidi="fa-IR"/>
-        </w:rPr>
-        <w:t>Assistant Professor</w:t>
-      </w:r>
-      <w:r>
-        <w:rPr>
-          <w:rFonts w:ascii="Roboto" w:hAnsi="Roboto"/>
-          <w:b/>
-          <w:bCs/>
-          <w:lang w:bidi="fa-IR"/>
-        </w:rPr>
-        <w:t xml:space="preserve">, </w:t>
-      </w:r>
-      <w:r>
-        <w:rPr>
-          <w:rFonts w:ascii="Roboto" w:hAnsi="Roboto"/>
-          <w:lang w:bidi="fa-IR"/>
-        </w:rPr>
-        <w:t>Department of Computer, University of Zanjan</w:t>
-      </w:r>
-    </w:p>
-    <w:p>
-      <w:pPr>
-        <w:pStyle w:val="ListParagraph"/>
-        <w:rPr>
-          <w:rFonts w:ascii="Roboto" w:hAnsi="Roboto"/>
-          <w:lang w:bidi="fa-IR"/>
-        </w:rPr>
-      </w:pPr>
-      <w:r>
-        <w:rPr>
-          <w:rFonts w:ascii="Roboto" w:hAnsi="Roboto"/>
-          <w:lang w:bidi="fa-IR"/>
-        </w:rPr>
-        <w:t>Phone: (+98)</w:t>
-      </w:r>
-      <w:r>
-        <w:rPr>
-          <w:rFonts w:ascii="Roboto" w:hAnsi="Roboto"/>
-          <w:lang w:bidi="fa-IR"/>
-        </w:rPr>
-        <w:t xml:space="preserve"> </w:t>
-      </w:r>
-      <w:r>
-        <w:rPr>
-          <w:rFonts w:ascii="Roboto" w:hAnsi="Roboto"/>
-          <w:lang w:bidi="fa-IR"/>
-        </w:rPr>
-        <w:t>9356661037</w:t>
-      </w:r>
-    </w:p>
-    <w:p>
-      <w:pPr>
-        <w:pStyle w:val="ListParagraph"/>
+    <w:tbl>
+      <w:tblPr>
+        <w:tblStyle w:val="TableGrid"/>
+        <w:tblW w:w="10063" w:type="dxa"/>
+        <w:tblBorders>
+          <w:top w:val="none" w:sz="0" w:space="0" w:color="auto"/>
+          <w:left w:val="none" w:sz="0" w:space="0" w:color="auto"/>
+          <w:bottom w:val="none" w:sz="0" w:space="0" w:color="auto"/>
+          <w:right w:val="none" w:sz="0" w:space="0" w:color="auto"/>
+          <w:insideH w:val="none" w:sz="0" w:space="0" w:color="auto"/>
+          <w:insideV w:val="none" w:sz="0" w:space="0" w:color="auto"/>
+        </w:tblBorders>
+        <w:tblLook w:val="04A0" w:firstRow="1" w:lastRow="0" w:firstColumn="1" w:lastColumn="0" w:noHBand="0" w:noVBand="1"/>
+      </w:tblPr>
+      <w:tblGrid>
+        <w:gridCol w:w="4828"/>
+        <w:gridCol w:w="5235"/>
+      </w:tblGrid>
+      <w:tr>
+        <w:trPr>
+          <w:trHeight w:val="1080"/>
+        </w:trPr>
+        <w:tc>
+          <w:tcPr>
+            <w:tcW w:w="4828" w:type="dxa"/>
+          </w:tcPr>
+          <w:p>
+            <w:pPr>
+              <w:rPr>
+                <w:rFonts w:ascii="Roboto" w:hAnsi="Roboto"/>
+                <w:color w:val="0563C1" w:themeColor="hyperlink"/>
+                <w:lang w:bidi="fa-IR"/>
+              </w:rPr>
+            </w:pPr>
+            <w:hyperlink r:id="rId20" w:history="1">
+              <w:r>
+                <w:rPr>
+                  <w:rStyle w:val="Hyperlink"/>
+                  <w:rFonts w:ascii="Roboto" w:hAnsi="Roboto"/>
+                  <w:u w:val="none"/>
+                  <w:lang w:bidi="fa-IR"/>
+                </w:rPr>
+                <w:t>Dr. Ali Azarpeyvand</w:t>
+              </w:r>
+            </w:hyperlink>
+            <w:r>
+              <w:rPr>
+                <w:rStyle w:val="Hyperlink"/>
+                <w:rFonts w:ascii="Roboto" w:hAnsi="Roboto"/>
+                <w:color w:val="auto"/>
+                <w:u w:val="none"/>
+                <w:lang w:bidi="fa-IR"/>
+              </w:rPr>
+              <w:t>,</w:t>
+            </w:r>
+            <w:r>
+              <w:rPr>
+                <w:rStyle w:val="Hyperlink"/>
+                <w:rFonts w:ascii="Roboto" w:hAnsi="Roboto"/>
+                <w:u w:val="none"/>
+                <w:lang w:bidi="fa-IR"/>
+              </w:rPr>
+              <w:t xml:space="preserve"> </w:t>
+            </w:r>
+            <w:r>
+              <w:rPr>
+                <w:rFonts w:ascii="Roboto" w:hAnsi="Roboto"/>
+                <w:lang w:bidi="fa-IR"/>
+              </w:rPr>
+              <w:t>Assistant Professor</w:t>
+            </w:r>
+          </w:p>
+          <w:p>
+            <w:pPr>
+              <w:rPr>
+                <w:rFonts w:ascii="Roboto" w:hAnsi="Roboto"/>
+                <w:lang w:bidi="fa-IR"/>
+              </w:rPr>
+            </w:pPr>
+            <w:r>
+              <w:rPr>
+                <w:rFonts w:ascii="Roboto" w:hAnsi="Roboto"/>
+                <w:lang w:bidi="fa-IR"/>
+              </w:rPr>
+              <w:t>Department of Computer</w:t>
+            </w:r>
+            <w:r>
+              <w:rPr>
+                <w:rFonts w:ascii="Roboto" w:hAnsi="Roboto"/>
+                <w:lang w:bidi="fa-IR"/>
+              </w:rPr>
+              <w:t xml:space="preserve">, </w:t>
+            </w:r>
+            <w:r>
+              <w:rPr>
+                <w:rFonts w:ascii="Roboto" w:hAnsi="Roboto"/>
+                <w:lang w:bidi="fa-IR"/>
+              </w:rPr>
+              <w:t>University of Zanjan</w:t>
+            </w:r>
+          </w:p>
+          <w:p>
+            <w:pPr>
+              <w:rPr>
+                <w:rFonts w:ascii="Roboto" w:hAnsi="Roboto"/>
+                <w:lang w:bidi="fa-IR"/>
+              </w:rPr>
+            </w:pPr>
+            <w:r>
+              <w:rPr>
+                <w:rFonts w:ascii="Roboto" w:hAnsi="Roboto"/>
+                <w:lang w:bidi="fa-IR"/>
+              </w:rPr>
+              <w:t>Tel</w:t>
+            </w:r>
+            <w:r>
+              <w:rPr>
+                <w:rFonts w:ascii="Roboto" w:hAnsi="Roboto"/>
+                <w:lang w:bidi="fa-IR"/>
+              </w:rPr>
+              <w:t>: (+98) 9356661037</w:t>
+            </w:r>
+          </w:p>
+          <w:p>
+            <w:pPr>
+              <w:rPr>
+                <w:rFonts w:ascii="Roboto" w:hAnsi="Roboto"/>
+                <w:b/>
+                <w:bCs/>
+                <w:sz w:val="28"/>
+                <w:szCs w:val="28"/>
+                <w:lang w:bidi="fa-IR"/>
+              </w:rPr>
+            </w:pPr>
+            <w:r>
+              <w:rPr>
+                <w:rFonts w:ascii="Roboto" w:hAnsi="Roboto"/>
+                <w:lang w:bidi="fa-IR"/>
+              </w:rPr>
+              <w:t xml:space="preserve">Email: </w:t>
+            </w:r>
+            <w:hyperlink r:id="rId21" w:history="1">
+              <w:r>
+                <w:rPr>
+                  <w:rStyle w:val="Hyperlink"/>
+                  <w:rFonts w:ascii="Roboto" w:hAnsi="Roboto"/>
+                  <w:u w:val="none"/>
+                  <w:lang w:bidi="fa-IR"/>
+                </w:rPr>
+                <w:t>azarpeyvand@znu.ac.ir</w:t>
+              </w:r>
+            </w:hyperlink>
+          </w:p>
+        </w:tc>
+        <w:tc>
+          <w:tcPr>
+            <w:tcW w:w="5235" w:type="dxa"/>
+          </w:tcPr>
+          <w:p>
+            <w:pPr>
+              <w:rPr>
+                <w:rFonts w:ascii="Roboto" w:hAnsi="Roboto"/>
+                <w:lang w:bidi="fa-IR"/>
+              </w:rPr>
+            </w:pPr>
+            <w:hyperlink r:id="rId22" w:history="1">
+              <w:r>
+                <w:rPr>
+                  <w:rStyle w:val="Hyperlink"/>
+                  <w:rFonts w:ascii="Roboto" w:hAnsi="Roboto"/>
+                  <w:u w:val="none"/>
+                  <w:lang w:bidi="fa-IR"/>
+                </w:rPr>
+                <w:t>Dr. Mojtaba Aajami</w:t>
+              </w:r>
+            </w:hyperlink>
+            <w:r>
+              <w:rPr>
+                <w:rStyle w:val="Hyperlink"/>
+                <w:rFonts w:ascii="Roboto" w:hAnsi="Roboto"/>
+                <w:color w:val="auto"/>
+                <w:u w:val="none"/>
+                <w:lang w:bidi="fa-IR"/>
+              </w:rPr>
+              <w:t>,</w:t>
+            </w:r>
+            <w:r>
+              <w:rPr>
+                <w:rStyle w:val="Hyperlink"/>
+              </w:rPr>
+              <w:t xml:space="preserve"> </w:t>
+            </w:r>
+            <w:r>
+              <w:rPr>
+                <w:rFonts w:ascii="Roboto" w:hAnsi="Roboto"/>
+                <w:lang w:bidi="fa-IR"/>
+              </w:rPr>
+              <w:t>Assistant Professor</w:t>
+            </w:r>
+          </w:p>
+          <w:p>
+            <w:pPr>
+              <w:rPr>
+                <w:rFonts w:ascii="Roboto" w:hAnsi="Roboto"/>
+                <w:lang w:bidi="fa-IR"/>
+              </w:rPr>
+            </w:pPr>
+            <w:r>
+              <w:rPr>
+                <w:rFonts w:ascii="Roboto" w:hAnsi="Roboto"/>
+                <w:lang w:bidi="fa-IR"/>
+              </w:rPr>
+              <w:t>Department of Computer</w:t>
+            </w:r>
+            <w:r>
+              <w:rPr>
+                <w:rFonts w:ascii="Roboto" w:hAnsi="Roboto"/>
+                <w:lang w:bidi="fa-IR"/>
+              </w:rPr>
+              <w:t xml:space="preserve">, </w:t>
+            </w:r>
+            <w:r>
+              <w:rPr>
+                <w:rFonts w:ascii="Roboto" w:hAnsi="Roboto"/>
+                <w:lang w:bidi="fa-IR"/>
+              </w:rPr>
+              <w:t>Islamic Azad University</w:t>
+            </w:r>
+          </w:p>
+          <w:p>
+            <w:pPr>
+              <w:rPr>
+                <w:rFonts w:ascii="Roboto" w:hAnsi="Roboto"/>
+                <w:lang w:bidi="fa-IR"/>
+              </w:rPr>
+            </w:pPr>
+            <w:r>
+              <w:rPr>
+                <w:rFonts w:ascii="Roboto" w:hAnsi="Roboto"/>
+                <w:lang w:bidi="fa-IR"/>
+              </w:rPr>
+              <w:t>Tel: (+98) 9123412431</w:t>
+            </w:r>
+          </w:p>
+          <w:p>
+            <w:pPr>
+              <w:rPr>
+                <w:rFonts w:ascii="Roboto" w:hAnsi="Roboto"/>
+                <w:color w:val="0563C1" w:themeColor="hyperlink"/>
+                <w:lang w:bidi="fa-IR"/>
+              </w:rPr>
+            </w:pPr>
+            <w:r>
+              <w:rPr>
+                <w:rFonts w:ascii="Roboto" w:hAnsi="Roboto"/>
+                <w:lang w:bidi="fa-IR"/>
+              </w:rPr>
+              <w:t xml:space="preserve">Email: </w:t>
+            </w:r>
+            <w:hyperlink r:id="rId23" w:history="1">
+              <w:r>
+                <w:rPr>
+                  <w:rStyle w:val="Hyperlink"/>
+                  <w:rFonts w:ascii="Roboto" w:hAnsi="Roboto"/>
+                  <w:u w:val="none"/>
+                  <w:lang w:bidi="fa-IR"/>
+                </w:rPr>
+                <w:t>aajami@iauz.ac.ir</w:t>
+              </w:r>
+            </w:hyperlink>
+          </w:p>
+          <w:p>
+            <w:pPr>
+              <w:rPr>
+                <w:rFonts w:ascii="Roboto" w:hAnsi="Roboto"/>
+                <w:b/>
+                <w:bCs/>
+                <w:sz w:val="28"/>
+                <w:szCs w:val="28"/>
+                <w:lang w:bidi="fa-IR"/>
+              </w:rPr>
+            </w:pPr>
+          </w:p>
+        </w:tc>
+      </w:tr>
+      <w:tr>
+        <w:trPr>
+          <w:trHeight w:val="1113"/>
+        </w:trPr>
+        <w:tc>
+          <w:tcPr>
+            <w:tcW w:w="4828" w:type="dxa"/>
+          </w:tcPr>
+          <w:p>
+            <w:pPr>
+              <w:rPr>
+                <w:rStyle w:val="Hyperlink"/>
+                <w:rFonts w:ascii="Roboto" w:hAnsi="Roboto"/>
+                <w:color w:val="auto"/>
+                <w:u w:val="none"/>
+                <w:lang w:bidi="fa-IR"/>
+              </w:rPr>
+            </w:pPr>
+            <w:hyperlink r:id="rId24" w:history="1">
+              <w:r>
+                <w:rPr>
+                  <w:rStyle w:val="Hyperlink"/>
+                  <w:rFonts w:ascii="Roboto" w:hAnsi="Roboto"/>
+                  <w:u w:val="none"/>
+                  <w:lang w:bidi="fa-IR"/>
+                </w:rPr>
+                <w:t>Dr. Davud Mohammadpur</w:t>
+              </w:r>
+            </w:hyperlink>
+            <w:r>
+              <w:rPr>
+                <w:rStyle w:val="Hyperlink"/>
+                <w:rFonts w:ascii="Roboto" w:hAnsi="Roboto"/>
+                <w:color w:val="auto"/>
+                <w:u w:val="none"/>
+                <w:lang w:bidi="fa-IR"/>
+              </w:rPr>
+              <w:t>,</w:t>
+            </w:r>
+            <w:r>
+              <w:rPr>
+                <w:rFonts w:ascii="Roboto" w:hAnsi="Roboto"/>
+                <w:lang w:bidi="fa-IR"/>
+              </w:rPr>
+              <w:t xml:space="preserve"> Assistant Professor</w:t>
+            </w:r>
+          </w:p>
+          <w:p>
+            <w:pPr>
+              <w:rPr>
+                <w:rFonts w:ascii="Roboto" w:hAnsi="Roboto"/>
+                <w:lang w:bidi="fa-IR"/>
+              </w:rPr>
+            </w:pPr>
+            <w:r>
+              <w:rPr>
+                <w:rFonts w:ascii="Roboto" w:hAnsi="Roboto"/>
+                <w:lang w:bidi="fa-IR"/>
+              </w:rPr>
+              <w:t>Department of Computer</w:t>
+            </w:r>
+            <w:r>
+              <w:rPr>
+                <w:rFonts w:ascii="Roboto" w:hAnsi="Roboto"/>
+                <w:lang w:bidi="fa-IR"/>
+              </w:rPr>
+              <w:t xml:space="preserve">, </w:t>
+            </w:r>
+            <w:r>
+              <w:rPr>
+                <w:rFonts w:ascii="Roboto" w:hAnsi="Roboto"/>
+                <w:lang w:bidi="fa-IR"/>
+              </w:rPr>
+              <w:t>University of Zanjan</w:t>
+            </w:r>
+          </w:p>
+          <w:p>
+            <w:pPr>
+              <w:rPr>
+                <w:rFonts w:ascii="Roboto" w:hAnsi="Roboto"/>
+                <w:lang w:bidi="fa-IR"/>
+              </w:rPr>
+            </w:pPr>
+            <w:r>
+              <w:rPr>
+                <w:rFonts w:ascii="Roboto" w:hAnsi="Roboto"/>
+                <w:lang w:bidi="fa-IR"/>
+              </w:rPr>
+              <w:t>Tel</w:t>
+            </w:r>
+            <w:r>
+              <w:rPr>
+                <w:rFonts w:ascii="Roboto" w:hAnsi="Roboto"/>
+                <w:lang w:bidi="fa-IR"/>
+              </w:rPr>
+              <w:t>: (+98) 9127403049</w:t>
+            </w:r>
+          </w:p>
+          <w:p>
+            <w:pPr>
+              <w:rPr>
+                <w:rFonts w:ascii="Roboto" w:hAnsi="Roboto"/>
+                <w:lang w:bidi="fa-IR"/>
+              </w:rPr>
+            </w:pPr>
+            <w:r>
+              <w:rPr>
+                <w:rFonts w:ascii="Roboto" w:hAnsi="Roboto"/>
+                <w:lang w:bidi="fa-IR"/>
+              </w:rPr>
+              <w:t xml:space="preserve">Email: </w:t>
+            </w:r>
+            <w:hyperlink r:id="rId25" w:history="1">
+              <w:r>
+                <w:rPr>
+                  <w:rStyle w:val="Hyperlink"/>
+                  <w:rFonts w:ascii="Roboto" w:hAnsi="Roboto"/>
+                  <w:u w:val="none"/>
+                  <w:lang w:bidi="fa-IR"/>
+                </w:rPr>
+                <w:t>dmp@znu.ac.ir</w:t>
+              </w:r>
+            </w:hyperlink>
+          </w:p>
+        </w:tc>
+        <w:tc>
+          <w:tcPr>
+            <w:tcW w:w="5235" w:type="dxa"/>
+          </w:tcPr>
+          <w:p>
+            <w:pPr>
+              <w:rPr>
+                <w:rFonts w:ascii="Roboto" w:hAnsi="Roboto"/>
+                <w:b/>
+                <w:bCs/>
+                <w:sz w:val="28"/>
+                <w:szCs w:val="28"/>
+                <w:lang w:bidi="fa-IR"/>
+              </w:rPr>
+            </w:pPr>
+          </w:p>
+        </w:tc>
+      </w:tr>
+    </w:tbl>
+    <w:p>
+      <w:pPr>
         <w:spacing w:line="240" w:lineRule="auto"/>
         <w:rPr>
           <w:rFonts w:ascii="Roboto" w:hAnsi="Roboto"/>
           <w:lang w:bidi="fa-IR"/>
         </w:rPr>
       </w:pPr>
-      <w:r>
-        <w:rPr>
-          <w:rFonts w:ascii="Roboto" w:hAnsi="Roboto"/>
-          <w:lang w:bidi="fa-IR"/>
-        </w:rPr>
-        <w:t xml:space="preserve">Email: </w:t>
-      </w:r>
-      <w:hyperlink r:id="rId28" w:history="1">
-        <w:r>
-          <w:rPr>
-            <w:rStyle w:val="Hyperlink"/>
-            <w:rFonts w:ascii="Roboto" w:hAnsi="Roboto"/>
-            <w:u w:val="none"/>
-            <w:lang w:bidi="fa-IR"/>
-          </w:rPr>
-          <w:t>azarpeyvand@znu.ac.ir</w:t>
-        </w:r>
-      </w:hyperlink>
-    </w:p>
-    <w:p>
-      <w:pPr>
-        <w:pStyle w:val="ListParagraph"/>
-        <w:numPr>
-          <w:ilvl w:val="0"/>
-          <w:numId w:val="7"/>
-        </w:numPr>
-        <w:spacing w:line="240" w:lineRule="auto"/>
-        <w:rPr>
-          <w:rFonts w:ascii="Roboto" w:hAnsi="Roboto"/>
-          <w:lang w:bidi="fa-IR"/>
-        </w:rPr>
-      </w:pPr>
-      <w:hyperlink r:id="rId29" w:history="1">
-        <w:r>
-          <w:rPr>
-            <w:rStyle w:val="Hyperlink"/>
-            <w:rFonts w:ascii="Roboto" w:hAnsi="Roboto"/>
-            <w:u w:val="none"/>
-            <w:lang w:bidi="fa-IR"/>
-          </w:rPr>
-          <w:t>Dr. Mojtaba Aajami</w:t>
-        </w:r>
-      </w:hyperlink>
-      <w:r>
-        <w:rPr>
-          <w:rFonts w:ascii="Roboto" w:hAnsi="Roboto"/>
-          <w:lang w:bidi="fa-IR"/>
-        </w:rPr>
-        <w:t xml:space="preserve">, </w:t>
-      </w:r>
-      <w:r>
-        <w:rPr>
-          <w:rFonts w:ascii="Roboto" w:hAnsi="Roboto"/>
-          <w:lang w:bidi="fa-IR"/>
-        </w:rPr>
-        <w:t>Assistant Professor</w:t>
-      </w:r>
-      <w:r>
-        <w:rPr>
-          <w:rFonts w:ascii="Roboto" w:hAnsi="Roboto"/>
-          <w:b/>
-          <w:bCs/>
-          <w:lang w:bidi="fa-IR"/>
-        </w:rPr>
-        <w:t xml:space="preserve">, </w:t>
-      </w:r>
-      <w:r>
-        <w:rPr>
-          <w:rFonts w:ascii="Roboto" w:hAnsi="Roboto"/>
-          <w:lang w:bidi="fa-IR"/>
-        </w:rPr>
-        <w:t>Department of Computer, Islamic Azad University</w:t>
-      </w:r>
-    </w:p>
-    <w:p>
-      <w:pPr>
-        <w:pStyle w:val="ListParagraph"/>
-        <w:rPr>
-          <w:rFonts w:ascii="Roboto" w:hAnsi="Roboto"/>
-          <w:lang w:bidi="fa-IR"/>
-        </w:rPr>
-      </w:pPr>
-      <w:r>
-        <w:rPr>
-          <w:rFonts w:ascii="Roboto" w:hAnsi="Roboto"/>
-          <w:lang w:bidi="fa-IR"/>
-        </w:rPr>
-        <w:t>Phone: (+98) 912</w:t>
-      </w:r>
-      <w:r>
-        <w:rPr>
-          <w:rFonts w:ascii="Roboto" w:hAnsi="Roboto"/>
-          <w:lang w:bidi="fa-IR"/>
-        </w:rPr>
-        <w:t>3412431</w:t>
-      </w:r>
-    </w:p>
-    <w:p>
-      <w:pPr>
-        <w:pStyle w:val="ListParagraph"/>
-        <w:spacing w:line="240" w:lineRule="auto"/>
-        <w:rPr>
-          <w:rFonts w:ascii="Roboto" w:hAnsi="Roboto"/>
-          <w:color w:val="0563C1" w:themeColor="hyperlink"/>
-          <w:lang w:bidi="fa-IR"/>
-        </w:rPr>
-      </w:pPr>
-      <w:r>
-        <w:rPr>
-          <w:rFonts w:ascii="Roboto" w:hAnsi="Roboto"/>
-          <w:lang w:bidi="fa-IR"/>
-        </w:rPr>
-        <w:t xml:space="preserve">Email: </w:t>
-      </w:r>
-      <w:hyperlink r:id="rId30" w:history="1">
-        <w:r>
-          <w:rPr>
-            <w:rStyle w:val="Hyperlink"/>
-            <w:rFonts w:ascii="Roboto" w:hAnsi="Roboto"/>
-            <w:u w:val="none"/>
-            <w:lang w:bidi="fa-IR"/>
-          </w:rPr>
-          <w:t>mojtaba.aajami@gmail.com</w:t>
-        </w:r>
-      </w:hyperlink>
-    </w:p>
-    <w:p>
-      <w:pPr>
-        <w:pStyle w:val="ListParagraph"/>
-        <w:numPr>
-          <w:ilvl w:val="0"/>
-          <w:numId w:val="7"/>
-        </w:numPr>
-        <w:spacing w:line="240" w:lineRule="auto"/>
-        <w:rPr>
-          <w:rFonts w:ascii="Roboto" w:hAnsi="Roboto"/>
-          <w:b/>
-          <w:bCs/>
-          <w:lang w:bidi="fa-IR"/>
-        </w:rPr>
-      </w:pPr>
-      <w:hyperlink r:id="rId31" w:history="1">
-        <w:r>
-          <w:rPr>
-            <w:rStyle w:val="Hyperlink"/>
-            <w:rFonts w:ascii="Roboto" w:hAnsi="Roboto"/>
-            <w:u w:val="none"/>
-            <w:lang w:bidi="fa-IR"/>
-          </w:rPr>
-          <w:t>Dr. Davud Mohammadpur</w:t>
-        </w:r>
-      </w:hyperlink>
-      <w:r>
-        <w:rPr>
-          <w:rFonts w:ascii="Roboto" w:hAnsi="Roboto"/>
-          <w:lang w:bidi="fa-IR"/>
-        </w:rPr>
-        <w:t>,</w:t>
-      </w:r>
-      <w:r>
-        <w:rPr>
-          <w:rFonts w:ascii="Roboto" w:hAnsi="Roboto"/>
-          <w:b/>
-          <w:bCs/>
-          <w:lang w:bidi="fa-IR"/>
-        </w:rPr>
-        <w:t xml:space="preserve"> </w:t>
-      </w:r>
-      <w:r>
-        <w:rPr>
-          <w:rFonts w:ascii="Roboto" w:hAnsi="Roboto"/>
-          <w:lang w:bidi="fa-IR"/>
-        </w:rPr>
-        <w:t>Assistant Professor</w:t>
-      </w:r>
-      <w:r>
-        <w:rPr>
-          <w:rFonts w:ascii="Roboto" w:hAnsi="Roboto"/>
-          <w:b/>
-          <w:bCs/>
-          <w:lang w:bidi="fa-IR"/>
-        </w:rPr>
-        <w:t xml:space="preserve">, </w:t>
-      </w:r>
-      <w:r>
-        <w:rPr>
-          <w:rFonts w:ascii="Roboto" w:hAnsi="Roboto"/>
-          <w:lang w:bidi="fa-IR"/>
-        </w:rPr>
-        <w:t>Department of Computer, University of Zanjan</w:t>
-      </w:r>
-    </w:p>
-    <w:p>
-      <w:pPr>
-        <w:pStyle w:val="ListParagraph"/>
-        <w:rPr>
-          <w:rFonts w:ascii="Roboto" w:hAnsi="Roboto"/>
-          <w:lang w:bidi="fa-IR"/>
-        </w:rPr>
-      </w:pPr>
-      <w:r>
-        <w:rPr>
-          <w:rFonts w:ascii="Roboto" w:hAnsi="Roboto"/>
-          <w:lang w:bidi="fa-IR"/>
-        </w:rPr>
-        <w:t>Phone: (+98) 9127403049</w:t>
-      </w:r>
-    </w:p>
-    <w:p>
-      <w:pPr>
-        <w:pStyle w:val="ListParagraph"/>
-        <w:rPr>
-          <w:rFonts w:ascii="Roboto" w:hAnsi="Roboto"/>
-          <w:lang w:bidi="fa-IR"/>
-        </w:rPr>
-      </w:pPr>
-      <w:r>
-        <w:rPr>
-          <w:rFonts w:ascii="Roboto" w:hAnsi="Roboto"/>
-          <w:lang w:bidi="fa-IR"/>
-        </w:rPr>
-        <w:t xml:space="preserve">Email: </w:t>
-      </w:r>
-      <w:hyperlink r:id="rId32" w:history="1">
-        <w:r>
-          <w:rPr>
-            <w:rStyle w:val="Hyperlink"/>
-            <w:rFonts w:ascii="Roboto" w:hAnsi="Roboto"/>
-            <w:u w:val="none"/>
-            <w:lang w:bidi="fa-IR"/>
-          </w:rPr>
-          <w:t>dmp@znu.ac.ir</w:t>
-        </w:r>
-      </w:hyperlink>
     </w:p>
     <w:sectPr>
-      <w:footerReference w:type="default" r:id="rId33"/>
+      <w:footerReference w:type="default" r:id="rId26"/>
       <w:pgSz w:w="12240" w:h="15840"/>
       <w:pgMar w:top="1440" w:right="1440" w:bottom="1440" w:left="1440" w:header="720" w:footer="720" w:gutter="0"/>
       <w:pgBorders w:offsetFrom="page">
@@ -4379,8 +4349,8 @@
   <w:abstractNum w:abstractNumId="1" w15:restartNumberingAfterBreak="0">
     <w:nsid w:val="0E5F06E5"/>
     <w:multiLevelType w:val="hybridMultilevel"/>
-    <w:tmpl w:val="76F6408E"/>
-    <w:lvl w:ilvl="0" w:tplc="04090001">
+    <w:tmpl w:val="C2827382"/>
+    <w:lvl w:ilvl="0" w:tplc="D24E8FCA">
       <w:start w:val="1"/>
       <w:numFmt w:val="bullet"/>
       <w:lvlText w:val=""/>
@@ -4390,6 +4360,8 @@
       </w:pPr>
       <w:rPr>
         <w:rFonts w:ascii="Symbol" w:hAnsi="Symbol" w:hint="default"/>
+        <w:sz w:val="22"/>
+        <w:szCs w:val="22"/>
       </w:rPr>
     </w:lvl>
     <w:lvl w:ilvl="1" w:tplc="04090003" w:tentative="1">
@@ -5913,7 +5885,7 @@
   <w:style w:type="paragraph" w:default="1" w:styleId="Normal">
     <w:name w:val="Normal"/>
     <w:qFormat/>
-    <w:rsid w:val="00503F69"/>
+    <w:rsid w:val="00EF005C"/>
   </w:style>
   <w:style w:type="paragraph" w:styleId="Heading1">
     <w:name w:val="heading 1"/>
@@ -6081,6 +6053,30 @@
       <w:sz w:val="24"/>
       <w:szCs w:val="24"/>
     </w:rPr>
+  </w:style>
+  <w:style w:type="character" w:customStyle="1" w:styleId="hgkelc">
+    <w:name w:val="hgkelc"/>
+    <w:basedOn w:val="DefaultParagraphFont"/>
+    <w:rsid w:val="000734BA"/>
+  </w:style>
+  <w:style w:type="table" w:styleId="TableGrid">
+    <w:name w:val="Table Grid"/>
+    <w:basedOn w:val="TableNormal"/>
+    <w:uiPriority w:val="39"/>
+    <w:rsid w:val="00A5078B"/>
+    <w:pPr>
+      <w:spacing w:after="0" w:line="240" w:lineRule="auto"/>
+    </w:pPr>
+    <w:tblPr>
+      <w:tblBorders>
+        <w:top w:val="single" w:sz="4" w:space="0" w:color="auto"/>
+        <w:left w:val="single" w:sz="4" w:space="0" w:color="auto"/>
+        <w:bottom w:val="single" w:sz="4" w:space="0" w:color="auto"/>
+        <w:right w:val="single" w:sz="4" w:space="0" w:color="auto"/>
+        <w:insideH w:val="single" w:sz="4" w:space="0" w:color="auto"/>
+        <w:insideV w:val="single" w:sz="4" w:space="0" w:color="auto"/>
+      </w:tblBorders>
+    </w:tblPr>
   </w:style>
 </w:styles>
 </file>
